--- a/Talento_Tecnico/Temario_Diplomado_Talento_Tecnico_Kinal.docx
+++ b/Talento_Tecnico/Temario_Diplomado_Talento_Tecnico_Kinal.docx
@@ -13,7 +13,7 @@
           <w:color w:val="003366"/>
           <w:sz w:val="36"/>
         </w:rPr>
-        <w:t>Diplomado de Certificación Gerencial en Gestión Estratégica del Talento Técnico</w:t>
+        <w:t>Programa Ejecutivo de Vinculación y Gestión Estratégica del Talento Técnico</w:t>
       </w:r>
     </w:p>
     <w:p>
@@ -27,9 +27,9 @@
           <w:color w:val="4A5568"/>
           <w:sz w:val="20"/>
         </w:rPr>
-        <w:t>Programa Ejecutivo Oficial y Temario Analítico Detallado  |  Modalidad Híbrida Ejecutiva (4 Semanas Intensivas Consecutivas)</w:t>
+        <w:t>Temario Analítico Oficial y Estructura Curricular por Ejes  |  Fundación Kinal — Dirección de Vinculación Empresarial</w:t>
         <w:br/>
-        <w:t>Fundación Kinal — Escuela Técnica Superior | 32 Horas Directas (16h Virtual Teams + 16h en 4 Sábados Consecutivos en Kinal) + 8h Proyecto Capstone | Umbral Aprobatorio: 75/100 Puntos</w:t>
+        <w:t>1 Mes de Duración | 1 Sesión Semanal Virtual (Microsoft Teams) + 2 Jornadas Presenciales Especiales (Campus Kinal) | Entrega de Diplomas y Reconocimientos</w:t>
       </w:r>
     </w:p>
     <w:tbl>
@@ -80,7 +80,7 @@
                 <w:color w:val="2D3748"/>
                 <w:sz w:val="19"/>
               </w:rPr>
-              <w:t>«the ability and readiness of the individual to use knowledge, skills and personal, social and methodological competences and to behave in a considered, individual and socially responsible manner. Competence is understood in this sense as the comprehensive ability to act». El diplomado capacita a la alta dirección, líderes de talento y reclutadores para auditar competencias técnicas operativas del Técnico Superior Universitario (TSU), implementar modelos de formación dual y desplegar el «Factor Humano» de Fundación Kinal como un sistema de valores laicos pero profundamente humanos que erradica el maltrato en planta y eleva la excelencia productiva con el estándar del «trabajo bien hecho».</w:t>
+              <w:t>«the ability and readiness of the individual to use knowledge, skills and personal, social and methodological competences and to behave in a considered, individual and socially responsible manner. Competence is understood in this sense as the comprehensive ability to act». El programa promueve un espacio de diálogo bidireccional entre la industria y Fundación Kinal para compartir herramientas de liderazgo, manejo de personal y mandos medios, integrando el Factor Humano y conociendo de primera mano las necesidades técnicas y humanas que demanda actualmente el sector productivo.</w:t>
             </w:r>
           </w:p>
         </w:tc>
@@ -103,7 +103,7 @@
           <w:color w:val="003366"/>
           <w:sz w:val="28"/>
         </w:rPr>
-        <w:t>1. Competencia General y Resultados de Aprendizaje por Módulo</w:t>
+        <w:t>1. Competencia General y Resultados de Aprendizaje por Ejes</w:t>
       </w:r>
     </w:p>
     <w:p>
@@ -117,9 +117,9 @@
           <w:color w:val="003366"/>
           <w:sz w:val="19"/>
         </w:rPr>
-        <w:t>Competencia General del Programa:</w:t>
+        <w:t>Competencia General:</w:t>
         <w:br/>
-        <w:t>El participante formula e implementa estrategias integrales de atracción, evaluación, fidelización y desarrollo de talento técnico operativo en su organización, capitalizando las competencias del Técnico Superior Universitario (TSU) y el modelo de formación dual, diseñando programas internos de Factor Humano basados en valores laicos universales para erradicar el maltrato en planta y elevar la productividad y seguridad laboral con el estándar del «trabajo bien hecho».</w:t>
+        <w:t>El participante implementa metodologías efectivas para el manejo, desarrollo y liderazgo de personal operativo y mandos medios, aplicando la cultura del Factor Humano y los estándares de excelencia del «trabajo bien hecho», participando en mesas de diálogo industria-academia para alinear las competencias del talento técnico con las necesidades actuales del mercado productivo.</w:t>
       </w:r>
     </w:p>
     <w:p>
@@ -134,7 +134,7 @@
           <w:color w:val="003366"/>
           <w:sz w:val="19"/>
         </w:rPr>
-        <w:t xml:space="preserve">• Módulo 1 (Semana 1): La Brecha del Talento Operativo y el Retorno de Inversión del TSU: </w:t>
+        <w:t xml:space="preserve">• Jornada Presencial Especial 1: Apertura e Inmersión en Kinal: </w:t>
       </w:r>
       <w:r>
         <w:rPr>
@@ -142,7 +142,7 @@
           <w:color w:val="1A202C"/>
           <w:sz w:val="19"/>
         </w:rPr>
-        <w:t>Comprende la estructura de cualificación DQR 5-6 del TSU frente a ingenieros y bachilleres, cuantificando el impacto financiero (ROI) de la estabilidad operativa y reducción de tiempos muertos en planta.</w:t>
+        <w:t>Conoce la visión formativa integral de Kinal, recorre los laboratorios de última tecnología del TSU y establece redes de contacto directivo en la primera mesa de diálogo sobre empleo técnico.</w:t>
       </w:r>
     </w:p>
     <w:p>
@@ -157,7 +157,7 @@
           <w:color w:val="003366"/>
           <w:sz w:val="19"/>
         </w:rPr>
-        <w:t xml:space="preserve">• Módulo 2 (Semana 2): Reclutamiento por Competencias Técnicas y Sistemas de Formación Dual: </w:t>
+        <w:t xml:space="preserve">• Eje 1: Manejo y Desarrollo de Personal Técnico (Sesión Virtual 1): </w:t>
       </w:r>
       <w:r>
         <w:rPr>
@@ -165,7 +165,7 @@
           <w:color w:val="1A202C"/>
           <w:sz w:val="19"/>
         </w:rPr>
-        <w:t>Diseña descriptores de puesto basados en competencias demostrables y estructura semilleros de aprendizaje dual con planes de rotación y tutores empresariales (Ausbilder) en la propia empresa.</w:t>
+        <w:t>Aplica metodologías para la atracción, inducción técnica acelerada y fidelización de personal operativo, mitigando los costos ocultos por rotación y el fenómeno del 'Missing Middle'.</w:t>
       </w:r>
     </w:p>
     <w:p>
@@ -180,7 +180,7 @@
           <w:color w:val="003366"/>
           <w:sz w:val="19"/>
         </w:rPr>
-        <w:t xml:space="preserve">• Módulo 3 (Semana 3): Cultura del Factor Humano: Valores Laicos, Dignidad y Clima Operativo: </w:t>
+        <w:t xml:space="preserve">• Eje 2: Liderazgo y Factor Humano en Cuadrillas (Sesión Virtual 2): </w:t>
       </w:r>
       <w:r>
         <w:rPr>
@@ -188,7 +188,7 @@
           <w:color w:val="1A202C"/>
           <w:sz w:val="19"/>
         </w:rPr>
-        <w:t>Implementa protocolos de liderazgo humanista en cuadrillas para erradicar el maltrato en taller/planta, promoviendo el «trabajo bien hecho», la inteligencia emocional y la seguridad psicológica.</w:t>
+        <w:t>Despliega protocolos de liderazgo humanista en plantas y talleres, erradicando el maltrato verbal y autoritarismo, y fortaleciendo la dignidad, la seguridad psicológica y el orgullo por el trabajo bien hecho.</w:t>
       </w:r>
     </w:p>
     <w:p>
@@ -203,7 +203,7 @@
           <w:color w:val="003366"/>
           <w:sz w:val="19"/>
         </w:rPr>
-        <w:t xml:space="preserve">• Módulo 4 (Semana 4): Taller Directivo Capstone: Creación y Defensa del Programa Corporativo: </w:t>
+        <w:t xml:space="preserve">• Eje 3: Fortalecimiento de Competencias Técnicas y Formación Dual (Sesión Virtual 3): </w:t>
       </w:r>
       <w:r>
         <w:rPr>
@@ -211,7 +211,53 @@
           <w:color w:val="1A202C"/>
           <w:sz w:val="19"/>
         </w:rPr>
-        <w:t>Diseña y sustenta ante el tribunal directivo de Kinal un Plan Integral de Talento Técnico y Factor Humano con métricas de impacto (OEE, SSO, retención), alcanzando el umbral de certificación institucional (&gt;= 75 pts).</w:t>
+        <w:t>Identifica la cualificación DQR 5-6 del Técnico Superior Universitario (TSU) y formula esquemas de semilleros duales escuela-empresa con tutores de planta (Ausbilder).</w:t>
+      </w:r>
+    </w:p>
+    <w:p>
+      <w:pPr>
+        <w:spacing w:before="40" w:after="80" w:line="276" w:lineRule="auto"/>
+        <w:ind w:left="288"/>
+      </w:pPr>
+      <w:r>
+        <w:rPr>
+          <w:rFonts w:ascii="Calibri" w:hAnsi="Calibri"/>
+          <w:b/>
+          <w:color w:val="003366"/>
+          <w:sz w:val="19"/>
+        </w:rPr>
+        <w:t xml:space="preserve">• Eje 4: Desarrollo de Mandos Medios y Necesidades Actuales (Sesión Virtual 4): </w:t>
+      </w:r>
+      <w:r>
+        <w:rPr>
+          <w:rFonts w:ascii="Calibri" w:hAnsi="Calibri"/>
+          <w:color w:val="1A202C"/>
+          <w:sz w:val="19"/>
+        </w:rPr>
+        <w:t>Equipa a supervisores de primera línea con herramientas de gestión operativa y resolución de conflictos, correlacionando el factor humano con KPIs de negocio (OEE, SSO y merma).</w:t>
+      </w:r>
+    </w:p>
+    <w:p>
+      <w:pPr>
+        <w:spacing w:before="40" w:after="80" w:line="276" w:lineRule="auto"/>
+        <w:ind w:left="288"/>
+      </w:pPr>
+      <w:r>
+        <w:rPr>
+          <w:rFonts w:ascii="Calibri" w:hAnsi="Calibri"/>
+          <w:b/>
+          <w:color w:val="003366"/>
+          <w:sz w:val="19"/>
+        </w:rPr>
+        <w:t xml:space="preserve">• Jornada Presencial Especial 2: Diálogo Industria-Academia y Clausura: </w:t>
+      </w:r>
+      <w:r>
+        <w:rPr>
+          <w:rFonts w:ascii="Calibri" w:hAnsi="Calibri"/>
+          <w:color w:val="1A202C"/>
+          <w:sz w:val="19"/>
+        </w:rPr>
+        <w:t>Participa en la plenaria de síntesis de necesidades del sector empresarial, recibe el diploma de participación institucional y el reconocimiento corporativo para su empresa.</w:t>
       </w:r>
     </w:p>
     <w:p>
@@ -226,21 +272,7 @@
           <w:color w:val="003366"/>
           <w:sz w:val="28"/>
         </w:rPr>
-        <w:t>2. Temario Analítico Jerárquico y Prácticas Directivas (4 Semanas Consecutivas)</w:t>
-      </w:r>
-    </w:p>
-    <w:p>
-      <w:pPr>
-        <w:spacing w:before="0" w:after="120" w:line="276" w:lineRule="auto"/>
-      </w:pPr>
-      <w:r>
-        <w:rPr>
-          <w:rFonts w:ascii="Calibri" w:hAnsi="Calibri"/>
-          <w:i/>
-          <w:color w:val="4A5568"/>
-          <w:sz w:val="19"/>
-        </w:rPr>
-        <w:t>Estructura de Impartición: El diplomado se imparte en 4 semanas continuas sin interrupciones. Cada semana comprende 2 sesiones virtuales sincrónicas en Microsoft Teams (Martes y Jueves, 19:00 a 21:00 hrs = 4 horas) y 1 sesión presencial vivencial en el campus de Fundación Kinal (Sábado consecutivo, 8:00 a 12:00 hrs = 4 horas), totalizando 8 horas directas semanales y 4 sábados consecutivos presenciales.</w:t>
+        <w:t>2. Temario Analítico Detallado por Encuentro</w:t>
       </w:r>
     </w:p>
     <w:p>
@@ -255,7 +287,7 @@
           <w:color w:val="003366"/>
           <w:sz w:val="24"/>
         </w:rPr>
-        <w:t>MÓDULO 1: LA BRECHA DEL TALENTO OPERATIVO Y EL RETORNO DE INVERSIÓN DEL TSU (8 Horas — Semana 1)</w:t>
+        <w:t>JORNADA PRESENCIAL ESPECIAL 1: APERTURA INSTITUCIONAL Y RECORRIDO TÉCNICO (4 Horas en Campus Kinal)</w:t>
       </w:r>
     </w:p>
     <w:p>
@@ -270,7 +302,7 @@
           <w:color w:val="4A5568"/>
           <w:sz w:val="21"/>
         </w:rPr>
-        <w:t>1.1 Sesión Virtual 1 (Martes — 2 Horas en Teams): Radiografía del Empleo Técnico en Guatemala y el 'Missing Middle'</w:t>
+        <w:t>1.1 Sesión Plenaria de Apertura y Presentación de la Iniciativa</w:t>
       </w:r>
     </w:p>
     <w:p>
@@ -291,7 +323,7 @@
           <w:color w:val="1A202C"/>
           <w:sz w:val="19"/>
         </w:rPr>
-        <w:t>Análisis estructural del mercado laboral guatemalteco: escasez crítica de mandos medios técnicos calificados.</w:t>
+        <w:t>Bienvenida protocolaria por autoridades de Fundación Kinal y presentación del propósito del programa de vinculación empresarial.</w:t>
       </w:r>
     </w:p>
     <w:p>
@@ -312,7 +344,7 @@
           <w:color w:val="1A202C"/>
           <w:sz w:val="19"/>
         </w:rPr>
-        <w:t>Los costos ocultos de la mala asignación: fallas en arranques de línea, mantenimiento reactivo, piezas dañadas por impericia y sobrecostos por consultoría externa.</w:t>
+        <w:t>La misión formativa de Kinal: 65 años promoviendo la dignificación de la persona a través del trabajo técnico de excelencia.</w:t>
       </w:r>
     </w:p>
     <w:p>
@@ -333,7 +365,22 @@
           <w:color w:val="1A202C"/>
           <w:sz w:val="19"/>
         </w:rPr>
-        <w:t>La trampa de la subcualificación (peritos empíricos que no dominan diagnóstico sistemático) vs sobrecualificación (ingenieros que se frustran en la operación diaria y rotan a los 6 meses).</w:t>
+        <w:t>Dinámica de networking directivo: presentación de las empresas participantes y sectores productivos representados.</w:t>
+      </w:r>
+    </w:p>
+    <w:p>
+      <w:pPr>
+        <w:keepNext/>
+        <w:spacing w:before="160" w:after="40"/>
+      </w:pPr>
+      <w:r>
+        <w:rPr>
+          <w:rFonts w:ascii="Calibri" w:hAnsi="Calibri"/>
+          <w:b/>
+          <w:color w:val="4A5568"/>
+          <w:sz w:val="21"/>
+        </w:rPr>
+        <w:t>1.2 Inmersión Vivencial: Recorrido Guiado por Laboratorios de Alta Tecnología TSU</w:t>
       </w:r>
     </w:p>
     <w:p>
@@ -354,22 +401,7 @@
           <w:color w:val="1A202C"/>
           <w:sz w:val="19"/>
         </w:rPr>
-        <w:t>La curva de rotación técnica en industrias de alimentos, plásticos, manufactura, telecomunicaciones, energía y agroindustria en Guatemala.</w:t>
-      </w:r>
-    </w:p>
-    <w:p>
-      <w:pPr>
-        <w:keepNext/>
-        <w:spacing w:before="160" w:after="40"/>
-      </w:pPr>
-      <w:r>
-        <w:rPr>
-          <w:rFonts w:ascii="Calibri" w:hAnsi="Calibri"/>
-          <w:b/>
-          <w:color w:val="4A5568"/>
-          <w:sz w:val="21"/>
-        </w:rPr>
-        <w:t>1.2 Sesión Virtual 2 (Jueves — 2 Horas en Teams): El Técnico Superior Universitario (TSU) y el Marco DQR 5-6</w:t>
+        <w:t>Visita a los Laboratorios de Automatización Industrial y PLCs Siemens, Robótica y Mecatrónica CNC.</w:t>
       </w:r>
     </w:p>
     <w:p>
@@ -390,7 +422,7 @@
           <w:color w:val="1A202C"/>
           <w:sz w:val="19"/>
         </w:rPr>
-        <w:t>Origen y estructura curricular del TSU en Fundación Kinal: 3 años de formación técnica superior con más de 1,500 horas de prácticas intensivas en taller y laboratorio.</w:t>
+        <w:t>Demostraciones en vivo a cargo de estudiantes de último año de TSU: calibración, diagnóstico analítico y comisionamiento.</w:t>
       </w:r>
     </w:p>
     <w:p>
@@ -411,7 +443,7 @@
           <w:color w:val="1A202C"/>
           <w:sz w:val="19"/>
         </w:rPr>
-        <w:t>El perfil del TSU: sólida fundamentación en cálculo, física aplicada, instrumentación, normas internacionales y control de calidad.</w:t>
+        <w:t>Recorrido por los centros de redes, electrónica aplicada, manufactura y tecnologías de información.</w:t>
       </w:r>
     </w:p>
     <w:p>
@@ -432,7 +464,22 @@
           <w:color w:val="1A202C"/>
           <w:sz w:val="19"/>
         </w:rPr>
-        <w:t>Estructura del Marco Alemán de Cualificaciones (DQR): correspondencia de niveles 5 y 6 (Maestro Técnico / Meister, Bachelor Professional y Técnico Superior).</w:t>
+        <w:t>Evidencia empírica de la madurez técnica y disciplina operativa del perfil TSU.</w:t>
+      </w:r>
+    </w:p>
+    <w:p>
+      <w:pPr>
+        <w:keepNext/>
+        <w:spacing w:before="160" w:after="40"/>
+      </w:pPr>
+      <w:r>
+        <w:rPr>
+          <w:rFonts w:ascii="Calibri" w:hAnsi="Calibri"/>
+          <w:b/>
+          <w:color w:val="4A5568"/>
+          <w:sz w:val="21"/>
+        </w:rPr>
+        <w:t>1.3 Mesa de Diálogo 1: Panorama Actual del Empleo Técnico en Guatemala</w:t>
       </w:r>
     </w:p>
     <w:p>
@@ -453,7 +500,7 @@
           <w:color w:val="1A202C"/>
           <w:sz w:val="19"/>
         </w:rPr>
-        <w:t>Comparativa de roles: el Ingeniero diseña y planifica; el TSU supervisa, calibra, programa PLCs y soluciona averías en planta; el Operario ejecuta rutinas estándar.</w:t>
+        <w:t>Diagnóstico compartido sobre la disponibilidad de personal técnico calificado en la industria guatemalteca.</w:t>
       </w:r>
     </w:p>
     <w:p>
@@ -474,22 +521,7 @@
           <w:color w:val="1A202C"/>
           <w:sz w:val="19"/>
         </w:rPr>
-        <w:t>Caso de Negocio Directivo: modelado financiero del ROI del TSU (reducción de tiempos medios de reparación MTTR, disponibilidad de máquina y ahorro por menor rotación).</w:t>
-      </w:r>
-    </w:p>
-    <w:p>
-      <w:pPr>
-        <w:keepNext/>
-        <w:spacing w:before="160" w:after="40"/>
-      </w:pPr>
-      <w:r>
-        <w:rPr>
-          <w:rFonts w:ascii="Calibri" w:hAnsi="Calibri"/>
-          <w:b/>
-          <w:color w:val="4A5568"/>
-          <w:sz w:val="21"/>
-        </w:rPr>
-        <w:t>1.3 Sesión Presencial 3 (SÁBADO 1 CONSECUTIVO EN KINAL — 4 Horas, 8:00 a 12:00 hrs)</w:t>
+        <w:t>El dilema del 'Missing Middle': la brecha insatisfecha de mandos medios técnicos entre operarios básicos e ingenieros.</w:t>
       </w:r>
     </w:p>
     <w:p>
@@ -510,7 +542,37 @@
           <w:color w:val="1A202C"/>
           <w:sz w:val="19"/>
         </w:rPr>
-        <w:t>Bienvenida institucional en auditorio ejecutivo de Kinal y dinámicas de networking directivo entre pares.</w:t>
+        <w:t>Levantamiento preliminar de inquietudes y expectativas de los representantes empresariales.</w:t>
+      </w:r>
+    </w:p>
+    <w:p>
+      <w:pPr>
+        <w:keepNext/>
+        <w:spacing w:before="220" w:after="80"/>
+      </w:pPr>
+      <w:r>
+        <w:rPr>
+          <w:rFonts w:ascii="Calibri" w:hAnsi="Calibri"/>
+          <w:b/>
+          <w:color w:val="003366"/>
+          <w:sz w:val="24"/>
+        </w:rPr>
+        <w:t>SESIÓN VIRTUAL 1: MANEJO Y DESARROLLO DE PERSONAL TÉCNICO (2 Horas en Microsoft Teams)</w:t>
+      </w:r>
+    </w:p>
+    <w:p>
+      <w:pPr>
+        <w:keepNext/>
+        <w:spacing w:before="160" w:after="40"/>
+      </w:pPr>
+      <w:r>
+        <w:rPr>
+          <w:rFonts w:ascii="Calibri" w:hAnsi="Calibri"/>
+          <w:b/>
+          <w:color w:val="4A5568"/>
+          <w:sz w:val="21"/>
+        </w:rPr>
+        <w:t>2.1 Atracción y Reclutamiento Efectivo de Talento Operativo</w:t>
       </w:r>
     </w:p>
     <w:p>
@@ -531,7 +593,7 @@
           <w:color w:val="1A202C"/>
           <w:sz w:val="19"/>
         </w:rPr>
-        <w:t>Recorrido de inmersión técnica por los Laboratorios de TSU: demostraciones en vivo por parte de estudiantes en bancos de Automatización Siemens, Redes Cisco y Mecatrónica CNC.</w:t>
+        <w:t>Por qué las descripciones tradicionales de puesto fracasan al contratar personal de taller y planta.</w:t>
       </w:r>
     </w:p>
     <w:p>
@@ -552,7 +614,7 @@
           <w:color w:val="1A202C"/>
           <w:sz w:val="19"/>
         </w:rPr>
-        <w:t>Mesa redonda directiva: 'Disección de una parada de planta': análisis financiero de casos reales de paradas no programadas aportados por las empresas participantes.</w:t>
+        <w:t>Traducción de perfiles burocráticos a matrices de competencias observables: saber, saber hacer y saber ser.</w:t>
       </w:r>
     </w:p>
     <w:p>
@@ -573,22 +635,7 @@
           <w:color w:val="1A202C"/>
           <w:sz w:val="19"/>
         </w:rPr>
-        <w:t>Taller guiado: Construcción del Business Case preliminar de asignación del TSU y cálculo del ROI potencial en la organización del participante.</w:t>
-      </w:r>
-    </w:p>
-    <w:p>
-      <w:pPr>
-        <w:keepNext/>
-        <w:spacing w:before="220" w:after="80"/>
-      </w:pPr>
-      <w:r>
-        <w:rPr>
-          <w:rFonts w:ascii="Calibri" w:hAnsi="Calibri"/>
-          <w:b/>
-          <w:color w:val="003366"/>
-          <w:sz w:val="24"/>
-        </w:rPr>
-        <w:t>MÓDULO 2: RECLUTAMIENTO POR COMPETENCIAS TÉCNICAS Y SISTEMAS DE FORMACIÓN DUAL (8 Horas — Semana 2)</w:t>
+        <w:t>Redacción de ofertas atractivas y canales idóneos para conectar con jóvenes técnicos calificados.</w:t>
       </w:r>
     </w:p>
     <w:p>
@@ -603,7 +650,7 @@
           <w:color w:val="4A5568"/>
           <w:sz w:val="21"/>
         </w:rPr>
-        <w:t>2.1 Sesión Virtual 4 (Martes — 2 Horas en Teams): Reingeniería del Perfil de Puesto Técnico hacia Competencias Demostrables</w:t>
+        <w:t>2.2 Curva de Aprendizaje, Inducción Técnica y Reducción de Rotación</w:t>
       </w:r>
     </w:p>
     <w:p>
@@ -624,7 +671,7 @@
           <w:color w:val="1A202C"/>
           <w:sz w:val="19"/>
         </w:rPr>
-        <w:t>De la descripción tradicional de requisitos burocráticos a la matriz de competencias operativas verificables.</w:t>
+        <w:t>El costo oculto de la rotación temprana: pérdida de conocimiento de planta, retrabajos y paradas no planificadas.</w:t>
       </w:r>
     </w:p>
     <w:p>
@@ -645,7 +692,7 @@
           <w:color w:val="1A202C"/>
           <w:sz w:val="19"/>
         </w:rPr>
-        <w:t>Desglose de competencias: saber (conocimiento normativo y físico), saber hacer (destreza manual e instrumental) y saber ser (actitud, seguridad y orden).</w:t>
+        <w:t>Estructuración de procesos de onboarding técnico acelerado: cómo lograr que un nuevo técnico sea productivo y seguro en 30 días.</w:t>
       </w:r>
     </w:p>
     <w:p>
@@ -666,7 +713,37 @@
           <w:color w:val="1A202C"/>
           <w:sz w:val="19"/>
         </w:rPr>
-        <w:t>Definición precisa de niveles de autonomía: desde el operario asistido hasta el supervisor con responsabilidad autónoma de turno.</w:t>
+        <w:t>Diseño de planes de desarrollo y crecimiento operativo dentro de la empresa para fidelizar al colaborador.</w:t>
+      </w:r>
+    </w:p>
+    <w:p>
+      <w:pPr>
+        <w:keepNext/>
+        <w:spacing w:before="220" w:after="80"/>
+      </w:pPr>
+      <w:r>
+        <w:rPr>
+          <w:rFonts w:ascii="Calibri" w:hAnsi="Calibri"/>
+          <w:b/>
+          <w:color w:val="003366"/>
+          <w:sz w:val="24"/>
+        </w:rPr>
+        <w:t>SESIÓN VIRTUAL 2: LIDERAZGO Y FACTOR HUMANO EN CUADRILLAS (2 Horas en Microsoft Teams)</w:t>
+      </w:r>
+    </w:p>
+    <w:p>
+      <w:pPr>
+        <w:keepNext/>
+        <w:spacing w:before="160" w:after="40"/>
+      </w:pPr>
+      <w:r>
+        <w:rPr>
+          <w:rFonts w:ascii="Calibri" w:hAnsi="Calibri"/>
+          <w:b/>
+          <w:color w:val="4A5568"/>
+          <w:sz w:val="21"/>
+        </w:rPr>
+        <w:t>3.1 La Filosofía del Factor Humano de Fundación Kinal</w:t>
       </w:r>
     </w:p>
     <w:p>
@@ -687,22 +764,7 @@
           <w:color w:val="1A202C"/>
           <w:sz w:val="19"/>
         </w:rPr>
-        <w:t>Redacción de descriptores de puesto atractivos para captar egresados técnicos de alto rendimiento.</w:t>
-      </w:r>
-    </w:p>
-    <w:p>
-      <w:pPr>
-        <w:keepNext/>
-        <w:spacing w:before="160" w:after="40"/>
-      </w:pPr>
-      <w:r>
-        <w:rPr>
-          <w:rFonts w:ascii="Calibri" w:hAnsi="Calibri"/>
-          <w:b/>
-          <w:color w:val="4A5568"/>
-          <w:sz w:val="21"/>
-        </w:rPr>
-        <w:t>2.2 Sesión Virtual 5 (Jueves — 2 Horas en Teams): Entrevistas Situacionales (STAR) y el Sistema Dual Escuela-Empresa</w:t>
+        <w:t>La persona en el centro de los procesos productivos: el trabajo como medio de realización y servicio social.</w:t>
       </w:r>
     </w:p>
     <w:p>
@@ -723,7 +785,7 @@
           <w:color w:val="1A202C"/>
           <w:sz w:val="19"/>
         </w:rPr>
-        <w:t>Por qué las entrevistas psicométricas tradicionales fallan al evaluar personal técnico de planta.</w:t>
+        <w:t>Los 4 Pilares Operativos: Respeto a la Dignidad, Trabajo Bien Hecho, Espíritu de Servicio y Libertad Responsable.</w:t>
       </w:r>
     </w:p>
     <w:p>
@@ -744,7 +806,22 @@
           <w:color w:val="1A202C"/>
           <w:sz w:val="19"/>
         </w:rPr>
-        <w:t>Estructuración de la entrevista técnica situacional basada en el método STAR (Situación, Tarea, Acción, Resultado) adaptado a fallas de máquina.</w:t>
+        <w:t>El «Trabajo Bien Hecho»: orden 5S, custodia de herramientas, veracidad en bitácoras y rigor profesional.</w:t>
+      </w:r>
+    </w:p>
+    <w:p>
+      <w:pPr>
+        <w:keepNext/>
+        <w:spacing w:before="160" w:after="40"/>
+      </w:pPr>
+      <w:r>
+        <w:rPr>
+          <w:rFonts w:ascii="Calibri" w:hAnsi="Calibri"/>
+          <w:b/>
+          <w:color w:val="4A5568"/>
+          <w:sz w:val="21"/>
+        </w:rPr>
+        <w:t>3.2 Erradicación del Maltrato en Cuadrillas y Seguridad Psicológica</w:t>
       </w:r>
     </w:p>
     <w:p>
@@ -765,7 +842,7 @@
           <w:color w:val="1A202C"/>
           <w:sz w:val="19"/>
         </w:rPr>
-        <w:t>Rúbricas objetivas de evaluación para reclutadores no técnicos: cómo evaluar destreza sin ser especialista operativo.</w:t>
+        <w:t>Superación de la cultura del capataz: erradicación del maltrato verbal, el sarcasmo y el autoritarismo en planta.</w:t>
       </w:r>
     </w:p>
     <w:p>
@@ -786,7 +863,7 @@
           <w:color w:val="1A202C"/>
           <w:sz w:val="19"/>
         </w:rPr>
-        <w:t>Concepto oficial del Sistema Dual: alternancia formativa, convenios de aprendizaje y marco legal guatemalteco.</w:t>
+        <w:t>Inteligencia emocional aplicada a la supervisión bajo presión de paradas de línea o emergencias operativas.</w:t>
       </w:r>
     </w:p>
     <w:p>
@@ -807,22 +884,7 @@
           <w:color w:val="1A202C"/>
           <w:sz w:val="19"/>
         </w:rPr>
-        <w:t>El rol del Tutor Empresarial (Ausbilder) y la pedagogía del trabajo en el puesto de trabajo (método de 4 pasos).</w:t>
-      </w:r>
-    </w:p>
-    <w:p>
-      <w:pPr>
-        <w:keepNext/>
-        <w:spacing w:before="160" w:after="40"/>
-      </w:pPr>
-      <w:r>
-        <w:rPr>
-          <w:rFonts w:ascii="Calibri" w:hAnsi="Calibri"/>
-          <w:b/>
-          <w:color w:val="4A5568"/>
-          <w:sz w:val="21"/>
-        </w:rPr>
-        <w:t>2.3 Sesión Presencial 6 (SÁBADO 2 CONSECUTIVO EN KINAL — 4 Horas, 8:00 a 12:00 hrs)</w:t>
+        <w:t>Seguridad psicológica: cómo lograr que los colaboradores reporten averías y cuasi-accidentes inmediatamente sin temor a represalias.</w:t>
       </w:r>
     </w:p>
     <w:p>
@@ -843,7 +905,37 @@
           <w:color w:val="1A202C"/>
           <w:sz w:val="19"/>
         </w:rPr>
-        <w:t>Simulación en vivo: panel de reclutamiento directivo con entrevistas situacionales reales a estudiantes de último año de TSU de Kinal.</w:t>
+        <w:t>Diseño de canales éticos y códigos de convivencia respetuosa en áreas operativas.</w:t>
+      </w:r>
+    </w:p>
+    <w:p>
+      <w:pPr>
+        <w:keepNext/>
+        <w:spacing w:before="220" w:after="80"/>
+      </w:pPr>
+      <w:r>
+        <w:rPr>
+          <w:rFonts w:ascii="Calibri" w:hAnsi="Calibri"/>
+          <w:b/>
+          <w:color w:val="003366"/>
+          <w:sz w:val="24"/>
+        </w:rPr>
+        <w:t>SESIÓN VIRTUAL 3: FORTALECIMIENTO DE COMPETENCIAS TÉCNICAS Y FORMACIÓN DUAL (2 Horas en Teams)</w:t>
+      </w:r>
+    </w:p>
+    <w:p>
+      <w:pPr>
+        <w:keepNext/>
+        <w:spacing w:before="160" w:after="40"/>
+      </w:pPr>
+      <w:r>
+        <w:rPr>
+          <w:rFonts w:ascii="Calibri" w:hAnsi="Calibri"/>
+          <w:b/>
+          <w:color w:val="4A5568"/>
+          <w:sz w:val="21"/>
+        </w:rPr>
+        <w:t>4.1 Estándares Internacionales (DQR 5-6) y el Retorno de Inversión del TSU</w:t>
       </w:r>
     </w:p>
     <w:p>
@@ -864,7 +956,7 @@
           <w:color w:val="1A202C"/>
           <w:sz w:val="19"/>
         </w:rPr>
-        <w:t>Auditoría práctica de competencias en laboratorio: los gerentes observan y califican con rúbricas técnicas una prueba de comisionamiento en tiempo real.</w:t>
+        <w:t>El Marco Alemán de Cualificaciones (DQR): niveles 5 y 6 (Maestro Técnico / Meister, Bachelor Professional y TSU).</w:t>
       </w:r>
     </w:p>
     <w:p>
@@ -885,7 +977,7 @@
           <w:color w:val="1A202C"/>
           <w:sz w:val="19"/>
         </w:rPr>
-        <w:t>Taller de co-diseño: estructuración de un plan de semillero dual adaptado a las líneas de producción de las empresas de los participantes.</w:t>
+        <w:t>La trampa de la subcualificación (operarios empíricos sin diagnóstico analítico) vs sobrecualificación (ingenieros frustrados en piso).</w:t>
       </w:r>
     </w:p>
     <w:p>
@@ -906,22 +998,7 @@
           <w:color w:val="1A202C"/>
           <w:sz w:val="19"/>
         </w:rPr>
-        <w:t>Elaboración del entregable M2: Descriptor de puesto por competencias demostrables y propuesta de convenio de semillero dual.</w:t>
-      </w:r>
-    </w:p>
-    <w:p>
-      <w:pPr>
-        <w:keepNext/>
-        <w:spacing w:before="220" w:after="80"/>
-      </w:pPr>
-      <w:r>
-        <w:rPr>
-          <w:rFonts w:ascii="Calibri" w:hAnsi="Calibri"/>
-          <w:b/>
-          <w:color w:val="003366"/>
-          <w:sz w:val="24"/>
-        </w:rPr>
-        <w:t>MÓDULO 3: CULTURA DEL «FACTOR HUMANO»: VALORES LAICOS, DIGNIDAD Y CLIMA EN PLANTA (8 Horas — Semana 3)</w:t>
+        <w:t>Análisis financiero del ROI del TSU: reducción del tiempo medio de reparación (MTTR), disponibilidad de línea y estabilidad laboral.</w:t>
       </w:r>
     </w:p>
     <w:p>
@@ -936,7 +1013,7 @@
           <w:color w:val="4A5568"/>
           <w:sz w:val="21"/>
         </w:rPr>
-        <w:t>3.1 Sesión Virtual 7 (Martes — 2 Horas en Teams): Antropología del Factor Humano en Kinal y los Cuatro Pilares Operativos</w:t>
+        <w:t>4.2 Modelos de Co-Formación Dual Escuela-Empresa</w:t>
       </w:r>
     </w:p>
     <w:p>
@@ -957,7 +1034,7 @@
           <w:color w:val="1A202C"/>
           <w:sz w:val="19"/>
         </w:rPr>
-        <w:t>El Factor Humano en Kinal: la persona en el centro de toda actividad técnica y productiva.</w:t>
+        <w:t>El concepto oficial de la Formación Dual: aprender en el proceso de trabajo como base y objetivo formativo.</w:t>
       </w:r>
     </w:p>
     <w:p>
@@ -978,7 +1055,7 @@
           <w:color w:val="1A202C"/>
           <w:sz w:val="19"/>
         </w:rPr>
-        <w:t>El trabajo no como carga sino como ámbito de realización personal, servicio social y perfeccionamiento humano.</w:t>
+        <w:t>Estructuración de convenios de semilleros técnicos y pasantías planificadas.</w:t>
       </w:r>
     </w:p>
     <w:p>
@@ -999,7 +1076,37 @@
           <w:color w:val="1A202C"/>
           <w:sz w:val="19"/>
         </w:rPr>
-        <w:t>Pilar 1: El «Trabajo Bien Hecho» (orden 5S, tolerancias exactas, custodia de maquinaria y orgullo por la obra terminada).</w:t>
+        <w:t>El rol del Tutor Empresarial (*Ausbilder*): pedagogía del trabajo y método de 4 pasos para enseñar tareas operativas.</w:t>
+      </w:r>
+    </w:p>
+    <w:p>
+      <w:pPr>
+        <w:keepNext/>
+        <w:spacing w:before="220" w:after="80"/>
+      </w:pPr>
+      <w:r>
+        <w:rPr>
+          <w:rFonts w:ascii="Calibri" w:hAnsi="Calibri"/>
+          <w:b/>
+          <w:color w:val="003366"/>
+          <w:sz w:val="24"/>
+        </w:rPr>
+        <w:t>SESIÓN VIRTUAL 4: DESARROLLO DE MANDOS MEDIOS Y NECESIDADES ACTUALES (2 Horas en Teams)</w:t>
+      </w:r>
+    </w:p>
+    <w:p>
+      <w:pPr>
+        <w:keepNext/>
+        <w:spacing w:before="160" w:after="40"/>
+      </w:pPr>
+      <w:r>
+        <w:rPr>
+          <w:rFonts w:ascii="Calibri" w:hAnsi="Calibri"/>
+          <w:b/>
+          <w:color w:val="4A5568"/>
+          <w:sz w:val="21"/>
+        </w:rPr>
+        <w:t>5.1 El Desarrollo Integral del Mando Medio en la Industria</w:t>
       </w:r>
     </w:p>
     <w:p>
@@ -1020,7 +1127,7 @@
           <w:color w:val="1A202C"/>
           <w:sz w:val="19"/>
         </w:rPr>
-        <w:t>Pilar 2: Respeto a la Dignidad de la Persona (erradicación del maltrato y autoritarismo en cuadrillas de taller).</w:t>
+        <w:t>El supervisor como eslabón crítico: articulación entre los objetivos estratégicos de la gerencia y la realidad del piso.</w:t>
       </w:r>
     </w:p>
     <w:p>
@@ -1041,7 +1148,7 @@
           <w:color w:val="1A202C"/>
           <w:sz w:val="19"/>
         </w:rPr>
-        <w:t>Pilar 3: Espíritu de Servicio y Solidaridad (cooperación interdepartamental mantenimiento-producción y apoyo al compañero novato).</w:t>
+        <w:t>Habilidades de comunicación asertiva, retroalimentación constructiva y gestión de caracteres difíciles.</w:t>
       </w:r>
     </w:p>
     <w:p>
@@ -1062,7 +1169,7 @@
           <w:color w:val="1A202C"/>
           <w:sz w:val="19"/>
         </w:rPr>
-        <w:t>Pilar 4: Libertad Personal Responsable y Honradez (autonomía sin supervisión policiaca, puntualidad y veracidad en registros de calidad).</w:t>
+        <w:t>Diseño de 'Charlas de 10 minutos de Factor Humano': reflexiones breves de valores y seguridad al iniciar el turno.</w:t>
       </w:r>
     </w:p>
     <w:p>
@@ -1077,7 +1184,7 @@
           <w:color w:val="4A5568"/>
           <w:sz w:val="21"/>
         </w:rPr>
-        <w:t>3.2 Sesión Virtual 8 (Jueves — 2 Horas en Teams): Liderazgo en Cuadrillas, Seguridad Psicológica y Canales Éticos</w:t>
+        <w:t>5.2 Necesidades Tecnológicas Emergentes y Medición de Impacto</w:t>
       </w:r>
     </w:p>
     <w:p>
@@ -1098,7 +1205,7 @@
           <w:color w:val="1A202C"/>
           <w:sz w:val="19"/>
         </w:rPr>
-        <w:t>De la supervisión por miedo al liderazgo formador de servicio basado en el ejemplo y la autoridad moral.</w:t>
+        <w:t>Demandas actuales de la Industria 4.0: automatización, ciberseguridad industrial, sensores IoT y mantenimiento predictivo.</w:t>
       </w:r>
     </w:p>
     <w:p>
@@ -1119,7 +1226,7 @@
           <w:color w:val="1A202C"/>
           <w:sz w:val="19"/>
         </w:rPr>
-        <w:t>Inteligencia emocional del mando medio: autodominio y manejo constructivo de la presión ante paradas de planta.</w:t>
+        <w:t>Vincular el Factor Humano con indicadores duros de negocio: OEE (Overall Equipment Effectiveness), tasas de accidentabilidad (SSO) y merma.</w:t>
       </w:r>
     </w:p>
     <w:p>
@@ -1140,7 +1247,37 @@
           <w:color w:val="1A202C"/>
           <w:sz w:val="19"/>
         </w:rPr>
-        <w:t>Comunicación asertiva: retroalimentación correctiva firme sin humillar ni dañar la autoestima del colaborador.</w:t>
+        <w:t>Preparación de la ficha de diagnóstico empresarial para la jornada plenaria de cierre.</w:t>
+      </w:r>
+    </w:p>
+    <w:p>
+      <w:pPr>
+        <w:keepNext/>
+        <w:spacing w:before="220" w:after="80"/>
+      </w:pPr>
+      <w:r>
+        <w:rPr>
+          <w:rFonts w:ascii="Calibri" w:hAnsi="Calibri"/>
+          <w:b/>
+          <w:color w:val="003366"/>
+          <w:sz w:val="24"/>
+        </w:rPr>
+        <w:t>JORNADA PRESENCIAL ESPECIAL 2: DIÁLOGO INDUSTRIA-ACADEMIA, DIPLOMAS Y RECONOCIMIENTOS (4 Horas en Kinal)</w:t>
+      </w:r>
+    </w:p>
+    <w:p>
+      <w:pPr>
+        <w:keepNext/>
+        <w:spacing w:before="160" w:after="40"/>
+      </w:pPr>
+      <w:r>
+        <w:rPr>
+          <w:rFonts w:ascii="Calibri" w:hAnsi="Calibri"/>
+          <w:b/>
+          <w:color w:val="4A5568"/>
+          <w:sz w:val="21"/>
+        </w:rPr>
+        <w:t>6.1 Mesa Redonda Plenaria: Demandas Actuales del Sector Empresarial</w:t>
       </w:r>
     </w:p>
     <w:p>
@@ -1161,7 +1298,7 @@
           <w:color w:val="1A202C"/>
           <w:sz w:val="19"/>
         </w:rPr>
-        <w:t>La seguridad psicológica como motor de productividad: operarios que reportan fallas y cuasi-accidentes sin temor a represalias.</w:t>
+        <w:t>Sistematización de hallazgos: qué competencias técnicas y humanas demandan prioritariamente las empresas participantes.</w:t>
       </w:r>
     </w:p>
     <w:p>
@@ -1182,22 +1319,7 @@
           <w:color w:val="1A202C"/>
           <w:sz w:val="19"/>
         </w:rPr>
-        <w:t>Protocolos corporativos contra el maltrato y canales seguros de denuncia ética (Whistleblowing) en áreas operativas.</w:t>
-      </w:r>
-    </w:p>
-    <w:p>
-      <w:pPr>
-        <w:keepNext/>
-        <w:spacing w:before="160" w:after="40"/>
-      </w:pPr>
-      <w:r>
-        <w:rPr>
-          <w:rFonts w:ascii="Calibri" w:hAnsi="Calibri"/>
-          <w:b/>
-          <w:color w:val="4A5568"/>
-          <w:sz w:val="21"/>
-        </w:rPr>
-        <w:t>3.3 Sesión Presencial 9 (SÁBADO 3 CONSECUTIVO EN KINAL — 4 Horas, 8:00 a 12:00 hrs)</w:t>
+        <w:t>Identificación de brechas de formación y retroalimentación directa a los directores de carrera de Fundación Kinal.</w:t>
       </w:r>
     </w:p>
     <w:p>
@@ -1218,7 +1340,22 @@
           <w:color w:val="1A202C"/>
           <w:sz w:val="19"/>
         </w:rPr>
-        <w:t>Laboratorio de Liderazgo y Factor Humano: dramatización y resolución de dilemas éticos reales en planta (sobornos en compras, encubrimiento de fallas, maltrato a aprendices).</w:t>
+        <w:t>Estrategias conjuntas para fortalecer la empleabilidad y pertinencia de los estudiantes y egresados de TSU.</w:t>
+      </w:r>
+    </w:p>
+    <w:p>
+      <w:pPr>
+        <w:keepNext/>
+        <w:spacing w:before="160" w:after="40"/>
+      </w:pPr>
+      <w:r>
+        <w:rPr>
+          <w:rFonts w:ascii="Calibri" w:hAnsi="Calibri"/>
+          <w:b/>
+          <w:color w:val="4A5568"/>
+          <w:sz w:val="21"/>
+        </w:rPr>
+        <w:t>6.2 Acuerdos de Vinculación y Rutas de Cooperación Empresa-Kinal</w:t>
       </w:r>
     </w:p>
     <w:p>
@@ -1239,7 +1376,7 @@
           <w:color w:val="1A202C"/>
           <w:sz w:val="19"/>
         </w:rPr>
-        <w:t>Taller de diseño y simulación: 'Las Charlas de 10 Minutos de Factor Humano': cómo liderar reflexiones breves de valores antes de iniciar el turno de trabajo.</w:t>
+        <w:t>Mecanismos de acceso directo y prioritario a la Bolsa de Egresados de Kinal.</w:t>
       </w:r>
     </w:p>
     <w:p>
@@ -1260,7 +1397,7 @@
           <w:color w:val="1A202C"/>
           <w:sz w:val="19"/>
         </w:rPr>
-        <w:t>Asesoría individualizada y feedback directivo de los facilitadores de Kinal para afinar el Proyecto Directivo Capstone de cada gerente.</w:t>
+        <w:t>Oportunidades de convenios de semilleros duales y pasantías especializadas.</w:t>
       </w:r>
     </w:p>
     <w:p>
@@ -1281,22 +1418,7 @@
           <w:color w:val="1A202C"/>
           <w:sz w:val="19"/>
         </w:rPr>
-        <w:t>Elaboración del entregable M3: Protocolo corporativo de erradicación del maltrato y catálogo de 5 cápsulas operativas de Factor Humano.</w:t>
-      </w:r>
-    </w:p>
-    <w:p>
-      <w:pPr>
-        <w:keepNext/>
-        <w:spacing w:before="220" w:after="80"/>
-      </w:pPr>
-      <w:r>
-        <w:rPr>
-          <w:rFonts w:ascii="Calibri" w:hAnsi="Calibri"/>
-          <w:b/>
-          <w:color w:val="003366"/>
-          <w:sz w:val="24"/>
-        </w:rPr>
-        <w:t>MÓDULO 4: TALLER DIRECTIVO CAPSTONE: CREACIÓN Y DEFENSA DEL PROGRAMA CORPORATIVO (8 Horas — Semana 4)</w:t>
+        <w:t>Certificación de competencias laborales de colaboradores de planta en instalaciones de Kinal.</w:t>
       </w:r>
     </w:p>
     <w:p>
@@ -1311,7 +1433,7 @@
           <w:color w:val="4A5568"/>
           <w:sz w:val="21"/>
         </w:rPr>
-        <w:t>4.1 Sesión Virtual 10 (Martes — 2 Horas en Teams): Metodología de Despliegue Corporativo e Integración en la Operación</w:t>
+        <w:t>6.3 Acto Solemne de Clausura y Entrega de Distinciones</w:t>
       </w:r>
     </w:p>
     <w:p>
@@ -1332,7 +1454,7 @@
           <w:color w:val="1A202C"/>
           <w:sz w:val="19"/>
         </w:rPr>
-        <w:t>Etapas de implementación: diagnóstico cultural en planta, sensibilización de mandos medios, piloto en línea clave y escalamiento integral.</w:t>
+        <w:t>Entrega de Diplomas Institucionales de Participación a los representantes de las empresas.</w:t>
       </w:r>
     </w:p>
     <w:p>
@@ -1353,7 +1475,7 @@
           <w:color w:val="1A202C"/>
           <w:sz w:val="19"/>
         </w:rPr>
-        <w:t>Cómo dosificar formación en Factor Humano a personal técnico sin interrumpir los ritmos de producción continua.</w:t>
+        <w:t>Entrega de Reconocimientos Empresariales Especiales a las empresas aliadas participantes.</w:t>
       </w:r>
     </w:p>
     <w:p>
@@ -1374,226 +1496,7 @@
           <w:color w:val="1A202C"/>
           <w:sz w:val="19"/>
         </w:rPr>
-        <w:t>Integración de valores y competencias en la Inducción Corporativa y en las evaluaciones de desempeño semestrales.</w:t>
-      </w:r>
-    </w:p>
-    <w:p>
-      <w:pPr>
-        <w:spacing w:before="20" w:after="40" w:line="276" w:lineRule="auto"/>
-        <w:ind w:left="360"/>
-      </w:pPr>
-      <w:r>
-        <w:rPr>
-          <w:b/>
-          <w:color w:val="003366"/>
-        </w:rPr>
-        <w:t xml:space="preserve">• </w:t>
-      </w:r>
-      <w:r>
-        <w:rPr>
-          <w:rFonts w:ascii="Calibri" w:hAnsi="Calibri"/>
-          <w:color w:val="1A202C"/>
-          <w:sz w:val="19"/>
-        </w:rPr>
-        <w:t>Guías de conversación para supervisores, material de planta y reconocimientos corporativos al 'Trabajo Bien Hecho'.</w:t>
-      </w:r>
-    </w:p>
-    <w:p>
-      <w:pPr>
-        <w:keepNext/>
-        <w:spacing w:before="160" w:after="40"/>
-      </w:pPr>
-      <w:r>
-        <w:rPr>
-          <w:rFonts w:ascii="Calibri" w:hAnsi="Calibri"/>
-          <w:b/>
-          <w:color w:val="4A5568"/>
-          <w:sz w:val="21"/>
-        </w:rPr>
-        <w:t>4.2 Sesión Virtual 11 (Jueves — 2 Horas en Teams): Cuadro de Mando Integral (KPIs), Alianzas Kinal y Ensayo Directivo</w:t>
-      </w:r>
-    </w:p>
-    <w:p>
-      <w:pPr>
-        <w:spacing w:before="20" w:after="40" w:line="276" w:lineRule="auto"/>
-        <w:ind w:left="360"/>
-      </w:pPr>
-      <w:r>
-        <w:rPr>
-          <w:b/>
-          <w:color w:val="003366"/>
-        </w:rPr>
-        <w:t xml:space="preserve">• </w:t>
-      </w:r>
-      <w:r>
-        <w:rPr>
-          <w:rFonts w:ascii="Calibri" w:hAnsi="Calibri"/>
-          <w:color w:val="1A202C"/>
-          <w:sz w:val="19"/>
-        </w:rPr>
-        <w:t>Correlación demostrable entre Factor Humano y KPIs: índice de frecuencia de accidentes (SSO), merma de producto y retrabajo.</w:t>
-      </w:r>
-    </w:p>
-    <w:p>
-      <w:pPr>
-        <w:spacing w:before="20" w:after="40" w:line="276" w:lineRule="auto"/>
-        <w:ind w:left="360"/>
-      </w:pPr>
-      <w:r>
-        <w:rPr>
-          <w:b/>
-          <w:color w:val="003366"/>
-        </w:rPr>
-        <w:t xml:space="preserve">• </w:t>
-      </w:r>
-      <w:r>
-        <w:rPr>
-          <w:rFonts w:ascii="Calibri" w:hAnsi="Calibri"/>
-          <w:color w:val="1A202C"/>
-          <w:sz w:val="19"/>
-        </w:rPr>
-        <w:t>Impacto del perfil TSU en el OEE (Overall Equipment Effectiveness): disponibilidad, rendimiento y calidad de máquina.</w:t>
-      </w:r>
-    </w:p>
-    <w:p>
-      <w:pPr>
-        <w:spacing w:before="20" w:after="40" w:line="276" w:lineRule="auto"/>
-        <w:ind w:left="360"/>
-      </w:pPr>
-      <w:r>
-        <w:rPr>
-          <w:b/>
-          <w:color w:val="003366"/>
-        </w:rPr>
-        <w:t xml:space="preserve">• </w:t>
-      </w:r>
-      <w:r>
-        <w:rPr>
-          <w:rFonts w:ascii="Calibri" w:hAnsi="Calibri"/>
-          <w:color w:val="1A202C"/>
-          <w:sz w:val="19"/>
-        </w:rPr>
-        <w:t>Ecosistema de vinculación de Kinal: convenios marco, acceso a la Bolsa de Egresados y homologación de competencias.</w:t>
-      </w:r>
-    </w:p>
-    <w:p>
-      <w:pPr>
-        <w:spacing w:before="20" w:after="40" w:line="276" w:lineRule="auto"/>
-        <w:ind w:left="360"/>
-      </w:pPr>
-      <w:r>
-        <w:rPr>
-          <w:b/>
-          <w:color w:val="003366"/>
-        </w:rPr>
-        <w:t xml:space="preserve">• </w:t>
-      </w:r>
-      <w:r>
-        <w:rPr>
-          <w:rFonts w:ascii="Calibri" w:hAnsi="Calibri"/>
-          <w:color w:val="1A202C"/>
-          <w:sz w:val="19"/>
-        </w:rPr>
-        <w:t>Ensayo y retroalimentación previa en salas privadas de Teams para la sustentación final del Proyecto Capstone.</w:t>
-      </w:r>
-    </w:p>
-    <w:p>
-      <w:pPr>
-        <w:keepNext/>
-        <w:spacing w:before="160" w:after="40"/>
-      </w:pPr>
-      <w:r>
-        <w:rPr>
-          <w:rFonts w:ascii="Calibri" w:hAnsi="Calibri"/>
-          <w:b/>
-          <w:color w:val="4A5568"/>
-          <w:sz w:val="21"/>
-        </w:rPr>
-        <w:t>4.3 Sesión Presencial 12 (SÁBADO 4 CONSECUTIVO EN KINAL — 4 Horas: DEFENSA CAPSTONE, CERTIFICACIÓN Y CLAUSURA)</w:t>
-      </w:r>
-    </w:p>
-    <w:p>
-      <w:pPr>
-        <w:spacing w:before="20" w:after="40" w:line="276" w:lineRule="auto"/>
-        <w:ind w:left="360"/>
-      </w:pPr>
-      <w:r>
-        <w:rPr>
-          <w:b/>
-          <w:color w:val="003366"/>
-        </w:rPr>
-        <w:t xml:space="preserve">• </w:t>
-      </w:r>
-      <w:r>
-        <w:rPr>
-          <w:rFonts w:ascii="Calibri" w:hAnsi="Calibri"/>
-          <w:color w:val="1A202C"/>
-          <w:sz w:val="19"/>
-        </w:rPr>
-        <w:t>Instalación del Tribunal Evaluador Directivo conformado por autoridades académicas de Fundación Kinal y líderes empresariales invitados.</w:t>
-      </w:r>
-    </w:p>
-    <w:p>
-      <w:pPr>
-        <w:spacing w:before="20" w:after="40" w:line="276" w:lineRule="auto"/>
-        <w:ind w:left="360"/>
-      </w:pPr>
-      <w:r>
-        <w:rPr>
-          <w:b/>
-          <w:color w:val="003366"/>
-        </w:rPr>
-        <w:t xml:space="preserve">• </w:t>
-      </w:r>
-      <w:r>
-        <w:rPr>
-          <w:rFonts w:ascii="Calibri" w:hAnsi="Calibri"/>
-          <w:color w:val="1A202C"/>
-          <w:sz w:val="19"/>
-        </w:rPr>
-        <w:t>Sustentación individual oral del Proyecto Directivo Capstone: 'Plan Estratégico de Talento Técnico y Cultura del Factor Humano' (15 min por participante + preguntas del tribunal).</w:t>
-      </w:r>
-    </w:p>
-    <w:p>
-      <w:pPr>
-        <w:spacing w:before="20" w:after="40" w:line="276" w:lineRule="auto"/>
-        <w:ind w:left="360"/>
-      </w:pPr>
-      <w:r>
-        <w:rPr>
-          <w:b/>
-          <w:color w:val="003366"/>
-        </w:rPr>
-        <w:t xml:space="preserve">• </w:t>
-      </w:r>
-      <w:r>
-        <w:rPr>
-          <w:rFonts w:ascii="Calibri" w:hAnsi="Calibri"/>
-          <w:color w:val="1A202C"/>
-          <w:sz w:val="19"/>
-        </w:rPr>
-        <w:t>Evaluación con rúbrica ejecutiva institucional (Aprobación oficial: nota mínima de 75 puntos sobre 100).</w:t>
-      </w:r>
-    </w:p>
-    <w:p>
-      <w:pPr>
-        <w:spacing w:before="20" w:after="40" w:line="276" w:lineRule="auto"/>
-        <w:ind w:left="360"/>
-      </w:pPr>
-      <w:r>
-        <w:rPr>
-          <w:b/>
-          <w:color w:val="003366"/>
-        </w:rPr>
-        <w:t xml:space="preserve">• </w:t>
-      </w:r>
-      <w:r>
-        <w:rPr>
-          <w:rFonts w:ascii="Calibri" w:hAnsi="Calibri"/>
-          <w:color w:val="1A202C"/>
-          <w:sz w:val="19"/>
-        </w:rPr>
-        <w:t>Acto solemne de clausura, entrega de certificados oficiales de Fundación Kinal y brindis de honor de networking directivo.</w:t>
+        <w:t>Brindis de honor y networking directivo de vinculación.</w:t>
       </w:r>
     </w:p>
     <w:p>
@@ -1608,7 +1511,7 @@
           <w:color w:val="003366"/>
           <w:sz w:val="28"/>
         </w:rPr>
-        <w:t>3. Fuentes Bibliográficas y Marcos de Referencia</w:t>
+        <w:t>3. Fuentes Bibliográficas y Documentos de Apoyo</w:t>
       </w:r>
     </w:p>
     <w:p>
@@ -1631,7 +1534,7 @@
           <w:color w:val="1A202C"/>
           <w:sz w:val="18"/>
         </w:rPr>
-        <w:t>German Qualifications Framework for Lifelong Learning (DQR) — Niveles 5 y 6 (Meister, Bachelor Professional y Formación Dual).</w:t>
+        <w:t>German Qualifications Framework for Lifelong Learning (DQR) — Niveles 5 y 6 (Meister y Formación Dual).</w:t>
       </w:r>
     </w:p>
     <w:p>
@@ -1654,7 +1557,7 @@
           <w:color w:val="1A202C"/>
           <w:sz w:val="18"/>
         </w:rPr>
-        <w:t>Formación Profesional Dual y Alianzas Escuela-Empresa en América Latina: Modelos de Co-Formación.</w:t>
+        <w:t>Formación Profesional Dual y Vinculación Escuela-Empresa en América Latina: Hacia un Diálogo Social Técnico.</w:t>
       </w:r>
     </w:p>
     <w:p>
@@ -1677,7 +1580,7 @@
           <w:color w:val="1A202C"/>
           <w:sz w:val="18"/>
         </w:rPr>
-        <w:t>Ideario Institucional: El Trabajo como Vocación y Perfeccionamiento de la Persona.</w:t>
+        <w:t>Ideario Institucional: El Trabajo como Vocación y Servicio a la Persona Humana.</w:t>
       </w:r>
     </w:p>
     <w:p>
@@ -1700,7 +1603,7 @@
           <w:color w:val="1A202C"/>
           <w:sz w:val="18"/>
         </w:rPr>
-        <w:t>Pensum y Mapa Curricular del Técnico Superior Universitario (TSU) — Años Académicos 1 a 3.</w:t>
+        <w:t>Perfil del Egresado del Técnico Superior Universitario (TSU) y Modelos de Formación en Alternancia.</w:t>
       </w:r>
     </w:p>
     <w:p>
@@ -1723,30 +1626,7 @@
           <w:color w:val="1A202C"/>
           <w:sz w:val="18"/>
         </w:rPr>
-        <w:t>Guías y Manuales de Factor Humano y Formación Integral para Cuadrillas Técnicas.</w:t>
-      </w:r>
-    </w:p>
-    <w:p>
-      <w:pPr>
-        <w:spacing w:before="20" w:after="40" w:line="276" w:lineRule="auto"/>
-        <w:ind w:left="288"/>
-      </w:pPr>
-      <w:r>
-        <w:rPr>
-          <w:rFonts w:ascii="Calibri" w:hAnsi="Calibri"/>
-          <w:b/>
-          <w:color w:val="003366"/>
-          <w:sz w:val="18"/>
-        </w:rPr>
-        <w:t xml:space="preserve">• Fundación Kinal: </w:t>
-      </w:r>
-      <w:r>
-        <w:rPr>
-          <w:rFonts w:ascii="Calibri" w:hAnsi="Calibri"/>
-          <w:color w:val="1A202C"/>
-          <w:sz w:val="18"/>
-        </w:rPr>
-        <w:t>Normativa de Convivencia, Asistencia y Evaluación de la Escuela Técnica Superior.</w:t>
+        <w:t>Manual de Factor Humano: Liderazgo y Trabajo Bien Hecho en Cuadrillas Técnicas.</w:t>
       </w:r>
     </w:p>
     <w:sectPr>
@@ -1774,7 +1654,7 @@
         <w:color w:val="4A5568"/>
         <w:sz w:val="17"/>
       </w:rPr>
-      <w:t>Fundación Kinal | Diplomado Gerencial en Gestión del Talento Técnico — Temario Oficial (4 Semanas Consecutivas)</w:t>
+      <w:t>Fundación Kinal | Programa Ejecutivo de Vinculación en Talento Técnico — Temario Oficial</w:t>
     </w:r>
   </w:p>
 </w:ftr>

--- a/Talento_Tecnico/Temario_Diplomado_Talento_Tecnico_Kinal.docx
+++ b/Talento_Tecnico/Temario_Diplomado_Talento_Tecnico_Kinal.docx
@@ -13,7 +13,7 @@
           <w:color w:val="003366"/>
           <w:sz w:val="36"/>
         </w:rPr>
-        <w:t>Programa Ejecutivo de Vinculación y Gestión Estratégica del Talento Técnico</w:t>
+        <w:t>Programa Ejecutivo de Vinculación y Liderazgo: Gestión del Talento Técnico y Mandos Medios</w:t>
       </w:r>
     </w:p>
     <w:p>
@@ -80,7 +80,7 @@
                 <w:color w:val="2D3748"/>
                 <w:sz w:val="19"/>
               </w:rPr>
-              <w:t>«the ability and readiness of the individual to use knowledge, skills and personal, social and methodological competences and to behave in a considered, individual and socially responsible manner. Competence is understood in this sense as the comprehensive ability to act». El programa promueve un espacio de diálogo bidireccional entre la industria y Fundación Kinal para compartir herramientas de liderazgo, manejo de personal y mandos medios, integrando el Factor Humano y conociendo de primera mano las necesidades técnicas y humanas que demanda actualmente el sector productivo.</w:t>
+              <w:t>«the ability and readiness of the individual to use knowledge, skills and personal, social and methodological competences and to behave in a considered, individual and socially responsible manner. Competence is understood in this sense as the comprehensive ability to act». El programa promueve un espacio de diálogo bidireccional entre la industria y Fundación Kinal para capacitar a los líderes de equipos en manejo de personal, liderazgo humanista, competencias técnicas y mandos medios, integrando el Factor Humano y conociendo de primera mano las necesidades técnicas y humanas que demanda actualmente el sector empresarial.</w:t>
             </w:r>
           </w:p>
         </w:tc>
@@ -117,9 +117,9 @@
           <w:color w:val="003366"/>
           <w:sz w:val="19"/>
         </w:rPr>
-        <w:t>Competencia General:</w:t>
+        <w:t>Competencia General del Programa:</w:t>
         <w:br/>
-        <w:t>El participante implementa metodologías efectivas para el manejo, desarrollo y liderazgo de personal operativo y mandos medios, aplicando la cultura del Factor Humano y los estándares de excelencia del «trabajo bien hecho», participando en mesas de diálogo industria-academia para alinear las competencias del talento técnico con las necesidades actuales del mercado productivo.</w:t>
+        <w:t>El participante implementa metodologías gerenciales efectivas para el manejo, desarrollo y liderazgo de personal operativo y mandos medios, aplicando la cultura del Factor Humano y los estándares de excelencia del «trabajo bien hecho», participando en mesas de diálogo industria-academia para alinear las competencias del talento técnico con las necesidades actuales del mercado productivo.</w:t>
       </w:r>
     </w:p>
     <w:p>
@@ -134,7 +134,7 @@
           <w:color w:val="003366"/>
           <w:sz w:val="19"/>
         </w:rPr>
-        <w:t xml:space="preserve">• Jornada Presencial Especial 1: Apertura e Inmersión en Kinal: </w:t>
+        <w:t xml:space="preserve">• Jornada Presencial Especial 1: Apertura y Diálogo Inicial sobre Necesidades Industriales: </w:t>
       </w:r>
       <w:r>
         <w:rPr>
@@ -142,7 +142,7 @@
           <w:color w:val="1A202C"/>
           <w:sz w:val="19"/>
         </w:rPr>
-        <w:t>Conoce la visión formativa integral de Kinal, recorre los laboratorios de última tecnología del TSU y establece redes de contacto directivo en la primera mesa de diálogo sobre empleo técnico.</w:t>
+        <w:t>Conoce la visión formativa de Kinal, recorre las instalaciones y centros de formación técnica y participa en la primera mesa de diálogo sobre las necesidades actuales del sector empresarial.</w:t>
       </w:r>
     </w:p>
     <w:p>
@@ -165,7 +165,7 @@
           <w:color w:val="1A202C"/>
           <w:sz w:val="19"/>
         </w:rPr>
-        <w:t>Aplica metodologías para la atracción, inducción técnica acelerada y fidelización de personal operativo, mitigando los costos ocultos por rotación y el fenómeno del 'Missing Middle'.</w:t>
+        <w:t>Aplica metodologías contemporáneas para la atracción, reclutamiento por competencias, inducción técnica acelerada (onboarding en 30-60-90 días) y planes de desarrollo para mitigar la rotación prematura.</w:t>
       </w:r>
     </w:p>
     <w:p>
@@ -188,7 +188,7 @@
           <w:color w:val="1A202C"/>
           <w:sz w:val="19"/>
         </w:rPr>
-        <w:t>Despliega protocolos de liderazgo humanista en plantas y talleres, erradicando el maltrato verbal y autoritarismo, y fortaleciendo la dignidad, la seguridad psicológica y el orgullo por el trabajo bien hecho.</w:t>
+        <w:t>Despliega protocolos de liderazgo humanista en plantas y talleres, erradicando el maltrato verbal y autoritarismo, y fortaleciendo la dignidad de la persona, la seguridad psicológica y el orgullo por el «trabajo bien hecho».</w:t>
       </w:r>
     </w:p>
     <w:p>
@@ -203,7 +203,7 @@
           <w:color w:val="003366"/>
           <w:sz w:val="19"/>
         </w:rPr>
-        <w:t xml:space="preserve">• Eje 3: Fortalecimiento de Competencias Técnicas y Formación Dual (Sesión Virtual 3): </w:t>
+        <w:t xml:space="preserve">• Eje 3: Fortalecimiento de Competencias Técnicas (Sesión Virtual 3): </w:t>
       </w:r>
       <w:r>
         <w:rPr>
@@ -211,7 +211,7 @@
           <w:color w:val="1A202C"/>
           <w:sz w:val="19"/>
         </w:rPr>
-        <w:t>Identifica la cualificación DQR 5-6 del Técnico Superior Universitario (TSU) y formula esquemas de semilleros duales escuela-empresa con tutores de planta (Ausbilder).</w:t>
+        <w:t>Estructura matrices de competencias operativas observables (saber, hacer y ser), diseña pruebas de evaluación práctica en puesto y articula esquemas de aprendizaje continuo en la empresa.</w:t>
       </w:r>
     </w:p>
     <w:p>
@@ -226,7 +226,7 @@
           <w:color w:val="003366"/>
           <w:sz w:val="19"/>
         </w:rPr>
-        <w:t xml:space="preserve">• Eje 4: Desarrollo de Mandos Medios y Necesidades Actuales (Sesión Virtual 4): </w:t>
+        <w:t xml:space="preserve">• Eje 4: Desarrollo de Mandos Medios (Sesión Virtual 4): </w:t>
       </w:r>
       <w:r>
         <w:rPr>
@@ -234,7 +234,7 @@
           <w:color w:val="1A202C"/>
           <w:sz w:val="19"/>
         </w:rPr>
-        <w:t>Equipa a supervisores de primera línea con herramientas de gestión operativa y resolución de conflictos, correlacionando el factor humano con KPIs de negocio (OEE, SSO y merma).</w:t>
+        <w:t>Equipa a supervisores de primera línea y jefes de taller con habilidades de comunicación asertiva, retroalimentación constructiva, resolución de conflictos de cuadrilla y micro-charlas operativas de valores.</w:t>
       </w:r>
     </w:p>
     <w:p>
@@ -249,7 +249,7 @@
           <w:color w:val="003366"/>
           <w:sz w:val="19"/>
         </w:rPr>
-        <w:t xml:space="preserve">• Jornada Presencial Especial 2: Diálogo Industria-Academia y Clausura: </w:t>
+        <w:t xml:space="preserve">• Jornada Presencial Especial 2: Plenaria de Necesidades Industriales, Diplomas y Reconocimientos: </w:t>
       </w:r>
       <w:r>
         <w:rPr>
@@ -257,7 +257,7 @@
           <w:color w:val="1A202C"/>
           <w:sz w:val="19"/>
         </w:rPr>
-        <w:t>Participa en la plenaria de síntesis de necesidades del sector empresarial, recibe el diploma de participación institucional y el reconocimiento corporativo para su empresa.</w:t>
+        <w:t>Participa en la sistematización final de competencias demandadas por la industria, formaliza acuerdos de vinculación y recibe el diploma de participación y reconocimiento corporativo de Kinal.</w:t>
       </w:r>
     </w:p>
     <w:p>
@@ -287,7 +287,7 @@
           <w:color w:val="003366"/>
           <w:sz w:val="24"/>
         </w:rPr>
-        <w:t>JORNADA PRESENCIAL ESPECIAL 1: APERTURA INSTITUCIONAL Y RECORRIDO TÉCNICO (4 Horas en Campus Kinal)</w:t>
+        <w:t>JORNADA PRESENCIAL ESPECIAL 1: APERTURA INSTITUCIONAL Y DIÁLOGO SOBRE NECESIDADES DE LA INDUSTRIA (4 Horas en Campus Kinal)</w:t>
       </w:r>
     </w:p>
     <w:p>
@@ -302,7 +302,7 @@
           <w:color w:val="4A5568"/>
           <w:sz w:val="21"/>
         </w:rPr>
-        <w:t>1.1 Sesión Plenaria de Apertura y Presentación de la Iniciativa</w:t>
+        <w:t>1.1 Apertura Institucional y Presentación de la Iniciativa</w:t>
       </w:r>
     </w:p>
     <w:p>
@@ -344,7 +344,7 @@
           <w:color w:val="1A202C"/>
           <w:sz w:val="19"/>
         </w:rPr>
-        <w:t>La misión formativa de Kinal: 65 años promoviendo la dignificación de la persona a través del trabajo técnico de excelencia.</w:t>
+        <w:t>La misión formativa de Kinal: 65 años promoviendo la educación integral y el trabajo técnico de excelencia.</w:t>
       </w:r>
     </w:p>
     <w:p>
@@ -365,7 +365,7 @@
           <w:color w:val="1A202C"/>
           <w:sz w:val="19"/>
         </w:rPr>
-        <w:t>Dinámica de networking directivo: presentación de las empresas participantes y sectores productivos representados.</w:t>
+        <w:t>Dinámica de networking directivo: presentación de los representantes empresariales y sectores productivos participantes.</w:t>
       </w:r>
     </w:p>
     <w:p>
@@ -380,7 +380,7 @@
           <w:color w:val="4A5568"/>
           <w:sz w:val="21"/>
         </w:rPr>
-        <w:t>1.2 Inmersión Vivencial: Recorrido Guiado por Laboratorios de Alta Tecnología TSU</w:t>
+        <w:t>1.2 Recorrido Guiado por Complejos de Formación Técnica y Laboratorios</w:t>
       </w:r>
     </w:p>
     <w:p>
@@ -401,7 +401,7 @@
           <w:color w:val="1A202C"/>
           <w:sz w:val="19"/>
         </w:rPr>
-        <w:t>Visita a los Laboratorios de Automatización Industrial y PLCs Siemens, Robótica y Mecatrónica CNC.</w:t>
+        <w:t>Visita a los laboratorios de automatización industrial, PLCs, robótica, mecatrónica CNC, electrónica aplicada y redes.</w:t>
       </w:r>
     </w:p>
     <w:p>
@@ -422,7 +422,7 @@
           <w:color w:val="1A202C"/>
           <w:sz w:val="19"/>
         </w:rPr>
-        <w:t>Demostraciones en vivo a cargo de estudiantes de último año de TSU: calibración, diagnóstico analítico y comisionamiento.</w:t>
+        <w:t>Observación directa de talleres técnicos en operación: disciplina, orden, seguridad y metodologías formativas prácticas.</w:t>
       </w:r>
     </w:p>
     <w:p>
@@ -443,7 +443,22 @@
           <w:color w:val="1A202C"/>
           <w:sz w:val="19"/>
         </w:rPr>
-        <w:t>Recorrido por los centros de redes, electrónica aplicada, manufactura y tecnologías de información.</w:t>
+        <w:t>Demostraciones operativas de calibración, diagnóstico y comisionamiento técnico.</w:t>
+      </w:r>
+    </w:p>
+    <w:p>
+      <w:pPr>
+        <w:keepNext/>
+        <w:spacing w:before="160" w:after="40"/>
+      </w:pPr>
+      <w:r>
+        <w:rPr>
+          <w:rFonts w:ascii="Calibri" w:hAnsi="Calibri"/>
+          <w:b/>
+          <w:color w:val="4A5568"/>
+          <w:sz w:val="21"/>
+        </w:rPr>
+        <w:t>1.3 Mesa de Diálogo 1: Necesidades Actuales de la Industria y Expectativas Empresariales</w:t>
       </w:r>
     </w:p>
     <w:p>
@@ -464,22 +479,7 @@
           <w:color w:val="1A202C"/>
           <w:sz w:val="19"/>
         </w:rPr>
-        <w:t>Evidencia empírica de la madurez técnica y disciplina operativa del perfil TSU.</w:t>
-      </w:r>
-    </w:p>
-    <w:p>
-      <w:pPr>
-        <w:keepNext/>
-        <w:spacing w:before="160" w:after="40"/>
-      </w:pPr>
-      <w:r>
-        <w:rPr>
-          <w:rFonts w:ascii="Calibri" w:hAnsi="Calibri"/>
-          <w:b/>
-          <w:color w:val="4A5568"/>
-          <w:sz w:val="21"/>
-        </w:rPr>
-        <w:t>1.3 Mesa de Diálogo 1: Panorama Actual del Empleo Técnico en Guatemala</w:t>
+        <w:t>Espacio abierto de diálogo entre gerentes y directores de Kinal: principales desafíos en la gestión de personal técnico.</w:t>
       </w:r>
     </w:p>
     <w:p>
@@ -500,7 +500,7 @@
           <w:color w:val="1A202C"/>
           <w:sz w:val="19"/>
         </w:rPr>
-        <w:t>Diagnóstico compartido sobre la disponibilidad de personal técnico calificado en la industria guatemalteca.</w:t>
+        <w:t>Identificación de brechas de cualificación: habilidades técnicas y humanas más difíciles de encontrar en el mercado.</w:t>
       </w:r>
     </w:p>
     <w:p>
@@ -521,28 +521,7 @@
           <w:color w:val="1A202C"/>
           <w:sz w:val="19"/>
         </w:rPr>
-        <w:t>El dilema del 'Missing Middle': la brecha insatisfecha de mandos medios técnicos entre operarios básicos e ingenieros.</w:t>
-      </w:r>
-    </w:p>
-    <w:p>
-      <w:pPr>
-        <w:spacing w:before="20" w:after="40" w:line="276" w:lineRule="auto"/>
-        <w:ind w:left="360"/>
-      </w:pPr>
-      <w:r>
-        <w:rPr>
-          <w:b/>
-          <w:color w:val="003366"/>
-        </w:rPr>
-        <w:t xml:space="preserve">• </w:t>
-      </w:r>
-      <w:r>
-        <w:rPr>
-          <w:rFonts w:ascii="Calibri" w:hAnsi="Calibri"/>
-          <w:color w:val="1A202C"/>
-          <w:sz w:val="19"/>
-        </w:rPr>
-        <w:t>Levantamiento preliminar de inquietudes y expectativas de los representantes empresariales.</w:t>
+        <w:t>Levantamiento preliminar de la Ficha Diagnóstica de Necesidades de la Industria.</w:t>
       </w:r>
     </w:p>
     <w:p>
@@ -593,7 +572,7 @@
           <w:color w:val="1A202C"/>
           <w:sz w:val="19"/>
         </w:rPr>
-        <w:t>Por qué las descripciones tradicionales de puesto fracasan al contratar personal de taller y planta.</w:t>
+        <w:t>Por qué fracasan los descriptores de puesto tradicionales en las áreas técnicas y operativas.</w:t>
       </w:r>
     </w:p>
     <w:p>
@@ -614,7 +593,7 @@
           <w:color w:val="1A202C"/>
           <w:sz w:val="19"/>
         </w:rPr>
-        <w:t>Traducción de perfiles burocráticos a matrices de competencias observables: saber, saber hacer y saber ser.</w:t>
+        <w:t>Diseño de matrices de selección por competencias demostrables (saber conceptual, destreza manual y actitud de seguridad).</w:t>
       </w:r>
     </w:p>
     <w:p>
@@ -635,7 +614,7 @@
           <w:color w:val="1A202C"/>
           <w:sz w:val="19"/>
         </w:rPr>
-        <w:t>Redacción de ofertas atractivas y canales idóneos para conectar con jóvenes técnicos calificados.</w:t>
+        <w:t>Estrategias de redacción y canales efectivos para atraer personal técnico comprometido.</w:t>
       </w:r>
     </w:p>
     <w:p>
@@ -650,7 +629,7 @@
           <w:color w:val="4A5568"/>
           <w:sz w:val="21"/>
         </w:rPr>
-        <w:t>2.2 Curva de Aprendizaje, Inducción Técnica y Reducción de Rotación</w:t>
+        <w:t>2.2 Inducción Técnica Acelerada (Onboarding en 30-60-90 Días) y Reducción de Rotación</w:t>
       </w:r>
     </w:p>
     <w:p>
@@ -671,7 +650,7 @@
           <w:color w:val="1A202C"/>
           <w:sz w:val="19"/>
         </w:rPr>
-        <w:t>El costo oculto de la rotación temprana: pérdida de conocimiento de planta, retrabajos y paradas no planificadas.</w:t>
+        <w:t>Análisis de los costos ocultos de la rotación temprana en plantas y talleres: mermas, retrabajos y pérdida de tiempo de supervisión.</w:t>
       </w:r>
     </w:p>
     <w:p>
@@ -692,7 +671,7 @@
           <w:color w:val="1A202C"/>
           <w:sz w:val="19"/>
         </w:rPr>
-        <w:t>Estructuración de procesos de onboarding técnico acelerado: cómo lograr que un nuevo técnico sea productivo y seguro en 30 días.</w:t>
+        <w:t>Estructuración de planes de inducción técnica paso a paso: seguridad operativa, conocimiento de maquinaria y procedimientos estándar.</w:t>
       </w:r>
     </w:p>
     <w:p>
@@ -713,7 +692,7 @@
           <w:color w:val="1A202C"/>
           <w:sz w:val="19"/>
         </w:rPr>
-        <w:t>Diseño de planes de desarrollo y crecimiento operativo dentro de la empresa para fidelizar al colaborador.</w:t>
+        <w:t>Diseño de rutas de desarrollo y crecimiento técnico dentro de la empresa para fidelizar al colaborador operativo.</w:t>
       </w:r>
     </w:p>
     <w:p>
@@ -785,7 +764,7 @@
           <w:color w:val="1A202C"/>
           <w:sz w:val="19"/>
         </w:rPr>
-        <w:t>Los 4 Pilares Operativos: Respeto a la Dignidad, Trabajo Bien Hecho, Espíritu de Servicio y Libertad Responsable.</w:t>
+        <w:t>Los 4 Pilares Operativos: Respeto a la Dignidad, El Trabajo Bien Hecho, Espíritu de Servicio y Libertad Responsable.</w:t>
       </w:r>
     </w:p>
     <w:p>
@@ -806,7 +785,7 @@
           <w:color w:val="1A202C"/>
           <w:sz w:val="19"/>
         </w:rPr>
-        <w:t>El «Trabajo Bien Hecho»: orden 5S, custodia de herramientas, veracidad en bitácoras y rigor profesional.</w:t>
+        <w:t>El principio del «Trabajo Bien Hecho»: orden y pulcritud (5S), custodia celosa de herramientas, tolerancias exactas y rigor profesional.</w:t>
       </w:r>
     </w:p>
     <w:p>
@@ -821,7 +800,7 @@
           <w:color w:val="4A5568"/>
           <w:sz w:val="21"/>
         </w:rPr>
-        <w:t>3.2 Erradicación del Maltrato en Cuadrillas y Seguridad Psicológica</w:t>
+        <w:t>3.2 Erradicación del Maltrato en Cuadrillas y Desarrollo de Seguridad Psicológica</w:t>
       </w:r>
     </w:p>
     <w:p>
@@ -842,7 +821,7 @@
           <w:color w:val="1A202C"/>
           <w:sz w:val="19"/>
         </w:rPr>
-        <w:t>Superación de la cultura del capataz: erradicación del maltrato verbal, el sarcasmo y el autoritarismo en planta.</w:t>
+        <w:t>Superación de la cultura del capataz: erradicación tajante del maltrato verbal, los gritos, el sarcasmo y el autoritarismo en planta.</w:t>
       </w:r>
     </w:p>
     <w:p>
@@ -884,7 +863,7 @@
           <w:color w:val="1A202C"/>
           <w:sz w:val="19"/>
         </w:rPr>
-        <w:t>Seguridad psicológica: cómo lograr que los colaboradores reporten averías y cuasi-accidentes inmediatamente sin temor a represalias.</w:t>
+        <w:t>Seguridad psicológica en el trabajo: cómo lograr que los operarios reporten fallas, averías y cuasi-accidentes de inmediato sin temor a represalias.</w:t>
       </w:r>
     </w:p>
     <w:p>
@@ -905,7 +884,7 @@
           <w:color w:val="1A202C"/>
           <w:sz w:val="19"/>
         </w:rPr>
-        <w:t>Diseño de canales éticos y códigos de convivencia respetuosa en áreas operativas.</w:t>
+        <w:t>Establecimiento de códigos de convivencia respetuosa y canales éticos de escucha en áreas operativas.</w:t>
       </w:r>
     </w:p>
     <w:p>
@@ -920,7 +899,7 @@
           <w:color w:val="003366"/>
           <w:sz w:val="24"/>
         </w:rPr>
-        <w:t>SESIÓN VIRTUAL 3: FORTALECIMIENTO DE COMPETENCIAS TÉCNICAS Y FORMACIÓN DUAL (2 Horas en Teams)</w:t>
+        <w:t>SESIÓN VIRTUAL 3: FORTALECIMIENTO DE COMPETENCIAS TÉCNICAS (2 Horas en Microsoft Teams)</w:t>
       </w:r>
     </w:p>
     <w:p>
@@ -935,7 +914,7 @@
           <w:color w:val="4A5568"/>
           <w:sz w:val="21"/>
         </w:rPr>
-        <w:t>4.1 Estándares Internacionales (DQR 5-6) y el Retorno de Inversión del TSU</w:t>
+        <w:t>4.1 Mapeo y Diseño de Matrices de Competencias Operativas</w:t>
       </w:r>
     </w:p>
     <w:p>
@@ -956,7 +935,7 @@
           <w:color w:val="1A202C"/>
           <w:sz w:val="19"/>
         </w:rPr>
-        <w:t>El Marco Alemán de Cualificaciones (DQR): niveles 5 y 6 (Maestro Técnico / Meister, Bachelor Professional y TSU).</w:t>
+        <w:t>Definición y estandarización de competencias técnicas de planta bajo marcos internacionales (DQR).</w:t>
       </w:r>
     </w:p>
     <w:p>
@@ -977,7 +956,7 @@
           <w:color w:val="1A202C"/>
           <w:sz w:val="19"/>
         </w:rPr>
-        <w:t>La trampa de la subcualificación (operarios empíricos sin diagnóstico analítico) vs sobrecualificación (ingenieros frustrados en piso).</w:t>
+        <w:t>Desglose de competencias operativas: saber (conocimiento normativo y físico), saber hacer (destreza manual e instrumental) y saber ser (seguridad y orden).</w:t>
       </w:r>
     </w:p>
     <w:p>
@@ -998,7 +977,7 @@
           <w:color w:val="1A202C"/>
           <w:sz w:val="19"/>
         </w:rPr>
-        <w:t>Análisis financiero del ROI del TSU: reducción del tiempo medio de reparación (MTTR), disponibilidad de línea y estabilidad laboral.</w:t>
+        <w:t>Diseño de instrumentos objetivos para auditar el nivel técnico real del personal operativo en piso.</w:t>
       </w:r>
     </w:p>
     <w:p>
@@ -1013,7 +992,7 @@
           <w:color w:val="4A5568"/>
           <w:sz w:val="21"/>
         </w:rPr>
-        <w:t>4.2 Modelos de Co-Formación Dual Escuela-Empresa</w:t>
+        <w:t>4.2 Evaluación Práctica en Puesto y Esquemas de Aprendizaje en la Empresa</w:t>
       </w:r>
     </w:p>
     <w:p>
@@ -1034,7 +1013,7 @@
           <w:color w:val="1A202C"/>
           <w:sz w:val="19"/>
         </w:rPr>
-        <w:t>El concepto oficial de la Formación Dual: aprender en el proceso de trabajo como base y objetivo formativo.</w:t>
+        <w:t>Diseño de pruebas prácticas en banco de trabajo: evaluación de lectura de planos, resolución lógica de fallas y uso de instrumentos.</w:t>
       </w:r>
     </w:p>
     <w:p>
@@ -1055,7 +1034,7 @@
           <w:color w:val="1A202C"/>
           <w:sz w:val="19"/>
         </w:rPr>
-        <w:t>Estructuración de convenios de semilleros técnicos y pasantías planificadas.</w:t>
+        <w:t>Estructuración de semilleros internos de formación y pasantías técnicas planificadas.</w:t>
       </w:r>
     </w:p>
     <w:p>
@@ -1076,7 +1055,7 @@
           <w:color w:val="1A202C"/>
           <w:sz w:val="19"/>
         </w:rPr>
-        <w:t>El rol del Tutor Empresarial (*Ausbilder*): pedagogía del trabajo y método de 4 pasos para enseñar tareas operativas.</w:t>
+        <w:t>El rol del mentor técnico de taller (*Ausbilder*): pedagogía del trabajo y el método de 4 pasos para enseñar tareas operativas en el puesto.</w:t>
       </w:r>
     </w:p>
     <w:p>
@@ -1091,7 +1070,7 @@
           <w:color w:val="003366"/>
           <w:sz w:val="24"/>
         </w:rPr>
-        <w:t>SESIÓN VIRTUAL 4: DESARROLLO DE MANDOS MEDIOS Y NECESIDADES ACTUALES (2 Horas en Teams)</w:t>
+        <w:t>SESIÓN VIRTUAL 4: DESARROLLO DE MANDOS MEDIOS (2 Horas en Microsoft Teams)</w:t>
       </w:r>
     </w:p>
     <w:p>
@@ -1106,7 +1085,7 @@
           <w:color w:val="4A5568"/>
           <w:sz w:val="21"/>
         </w:rPr>
-        <w:t>5.1 El Desarrollo Integral del Mando Medio en la Industria</w:t>
+        <w:t>5.1 El Rol Estratégico del Supervisor y Mando Medio en la Industria</w:t>
       </w:r>
     </w:p>
     <w:p>
@@ -1127,7 +1106,7 @@
           <w:color w:val="1A202C"/>
           <w:sz w:val="19"/>
         </w:rPr>
-        <w:t>El supervisor como eslabón crítico: articulación entre los objetivos estratégicos de la gerencia y la realidad del piso.</w:t>
+        <w:t>El supervisor de primera línea como puente clave: articulación entre los objetivos estratégicos de la gerencia y el piso de planta.</w:t>
       </w:r>
     </w:p>
     <w:p>
@@ -1148,7 +1127,7 @@
           <w:color w:val="1A202C"/>
           <w:sz w:val="19"/>
         </w:rPr>
-        <w:t>Habilidades de comunicación asertiva, retroalimentación constructiva y gestión de caracteres difíciles.</w:t>
+        <w:t>Herramientas de comunicación asertiva, retroalimentación correctiva sin humillar y manejo constructivo de conflictos en cuadrillas.</w:t>
       </w:r>
     </w:p>
     <w:p>
@@ -1169,7 +1148,7 @@
           <w:color w:val="1A202C"/>
           <w:sz w:val="19"/>
         </w:rPr>
-        <w:t>Diseño de 'Charlas de 10 minutos de Factor Humano': reflexiones breves de valores y seguridad al iniciar el turno.</w:t>
+        <w:t>Diseño y ejecución de 'Las Charlas de 10 Minutos de Factor Humano': reflexiones breves de valores y seguridad al iniciar el turno.</w:t>
       </w:r>
     </w:p>
     <w:p>
@@ -1184,7 +1163,7 @@
           <w:color w:val="4A5568"/>
           <w:sz w:val="21"/>
         </w:rPr>
-        <w:t>5.2 Necesidades Tecnológicas Emergentes y Medición de Impacto</w:t>
+        <w:t>5.2 Medición de Impacto del Factor Humano en la Operación</w:t>
       </w:r>
     </w:p>
     <w:p>
@@ -1205,7 +1184,7 @@
           <w:color w:val="1A202C"/>
           <w:sz w:val="19"/>
         </w:rPr>
-        <w:t>Demandas actuales de la Industria 4.0: automatización, ciberseguridad industrial, sensores IoT y mantenimiento predictivo.</w:t>
+        <w:t>Correlación demostrable entre liderazgo respetuoso y KPIs de negocio: reducción del índice de accidentabilidad (SSO), mermas y retrabajos.</w:t>
       </w:r>
     </w:p>
     <w:p>
@@ -1226,7 +1205,7 @@
           <w:color w:val="1A202C"/>
           <w:sz w:val="19"/>
         </w:rPr>
-        <w:t>Vincular el Factor Humano con indicadores duros de negocio: OEE (Overall Equipment Effectiveness), tasas de accidentabilidad (SSO) y merma.</w:t>
+        <w:t>Monitoreo de la eficiencia global de equipos (OEE) mediante el compromiso y la disciplina operativa de la cuadrilla.</w:t>
       </w:r>
     </w:p>
     <w:p>
@@ -1247,7 +1226,7 @@
           <w:color w:val="1A202C"/>
           <w:sz w:val="19"/>
         </w:rPr>
-        <w:t>Preparación de la ficha de diagnóstico empresarial para la jornada plenaria de cierre.</w:t>
+        <w:t>Preparación de la Ficha Diagnóstica de Necesidades Industriales para la jornada presencial de cierre.</w:t>
       </w:r>
     </w:p>
     <w:p>
@@ -1262,7 +1241,7 @@
           <w:color w:val="003366"/>
           <w:sz w:val="24"/>
         </w:rPr>
-        <w:t>JORNADA PRESENCIAL ESPECIAL 2: DIÁLOGO INDUSTRIA-ACADEMIA, DIPLOMAS Y RECONOCIMIENTOS (4 Horas en Kinal)</w:t>
+        <w:t>JORNADA PRESENCIAL ESPECIAL 2: DIÁLOGO INDUSTRIA-ACADEMIA, DIPLOMAS Y RECONOCIMIENTOS (4 Horas en Campus Kinal)</w:t>
       </w:r>
     </w:p>
     <w:p>
@@ -1277,7 +1256,7 @@
           <w:color w:val="4A5568"/>
           <w:sz w:val="21"/>
         </w:rPr>
-        <w:t>6.1 Mesa Redonda Plenaria: Demandas Actuales del Sector Empresarial</w:t>
+        <w:t>6.1 Mesa Redonda Plenaria: Sistematización de las Necesidades Actuales de la Industria</w:t>
       </w:r>
     </w:p>
     <w:p>
@@ -1298,7 +1277,7 @@
           <w:color w:val="1A202C"/>
           <w:sz w:val="19"/>
         </w:rPr>
-        <w:t>Sistematización de hallazgos: qué competencias técnicas y humanas demandan prioritariamente las empresas participantes.</w:t>
+        <w:t>Consolidación de las fichas diagnósticas: qué competencias técnicas y humanas demanda prioritariamente el sector productivo guatemalteco.</w:t>
       </w:r>
     </w:p>
     <w:p>
@@ -1319,7 +1298,7 @@
           <w:color w:val="1A202C"/>
           <w:sz w:val="19"/>
         </w:rPr>
-        <w:t>Identificación de brechas de formación y retroalimentación directa a los directores de carrera de Fundación Kinal.</w:t>
+        <w:t>Retroalimentación directa a directores de carrera y autoridades de Kinal para afinar los planes de estudio y actualización de carreras.</w:t>
       </w:r>
     </w:p>
     <w:p>
@@ -1340,7 +1319,7 @@
           <w:color w:val="1A202C"/>
           <w:sz w:val="19"/>
         </w:rPr>
-        <w:t>Estrategias conjuntas para fortalecer la empleabilidad y pertinencia de los estudiantes y egresados de TSU.</w:t>
+        <w:t>Oportunidades de mejora y pertinencia formativa para responder a la transformación tecnológica de las empresas.</w:t>
       </w:r>
     </w:p>
     <w:p>
@@ -1355,7 +1334,7 @@
           <w:color w:val="4A5568"/>
           <w:sz w:val="21"/>
         </w:rPr>
-        <w:t>6.2 Acuerdos de Vinculación y Rutas de Cooperación Empresa-Kinal</w:t>
+        <w:t>6.2 Acuerdos de Vinculación y Rutas de Cooperación Kinal-Empresas</w:t>
       </w:r>
     </w:p>
     <w:p>
@@ -1376,7 +1355,7 @@
           <w:color w:val="1A202C"/>
           <w:sz w:val="19"/>
         </w:rPr>
-        <w:t>Mecanismos de acceso directo y prioritario a la Bolsa de Egresados de Kinal.</w:t>
+        <w:t>Mecanismos de acceso prioritario y directo a la Bolsa de Egresados y banco de talentos de Kinal.</w:t>
       </w:r>
     </w:p>
     <w:p>
@@ -1397,7 +1376,7 @@
           <w:color w:val="1A202C"/>
           <w:sz w:val="19"/>
         </w:rPr>
-        <w:t>Oportunidades de convenios de semilleros duales y pasantías especializadas.</w:t>
+        <w:t>Oportunidades de convenios de semilleros técnicos, pasantías y formación dual escuela-empresa.</w:t>
       </w:r>
     </w:p>
     <w:p>
@@ -1433,7 +1412,7 @@
           <w:color w:val="4A5568"/>
           <w:sz w:val="21"/>
         </w:rPr>
-        <w:t>6.3 Acto Solemne de Clausura y Entrega de Distinciones</w:t>
+        <w:t>6.3 Acto Solemne de Clausura y Entrega de Distinciones Institucionales</w:t>
       </w:r>
     </w:p>
     <w:p>
@@ -1454,7 +1433,7 @@
           <w:color w:val="1A202C"/>
           <w:sz w:val="19"/>
         </w:rPr>
-        <w:t>Entrega de Diplomas Institucionales de Participación a los representantes de las empresas.</w:t>
+        <w:t>Entrega de Diplomas de Participación Individual a los representantes empresariales.</w:t>
       </w:r>
     </w:p>
     <w:p>
@@ -1475,7 +1454,7 @@
           <w:color w:val="1A202C"/>
           <w:sz w:val="19"/>
         </w:rPr>
-        <w:t>Entrega de Reconocimientos Empresariales Especiales a las empresas aliadas participantes.</w:t>
+        <w:t>Entrega de Reconocimientos Empresariales Especiales a las empresas participantes como aliadas estratégicas de la educación técnica.</w:t>
       </w:r>
     </w:p>
     <w:p>
@@ -1534,7 +1513,7 @@
           <w:color w:val="1A202C"/>
           <w:sz w:val="18"/>
         </w:rPr>
-        <w:t>German Qualifications Framework for Lifelong Learning (DQR) — Niveles 5 y 6 (Meister y Formación Dual).</w:t>
+        <w:t>German Qualifications Framework for Lifelong Learning (DQR) — Competencias y Formación Técnica Aplicada.</w:t>
       </w:r>
     </w:p>
     <w:p>
@@ -1557,7 +1536,7 @@
           <w:color w:val="1A202C"/>
           <w:sz w:val="18"/>
         </w:rPr>
-        <w:t>Formación Profesional Dual y Vinculación Escuela-Empresa en América Latina: Hacia un Diálogo Social Técnico.</w:t>
+        <w:t>Formación Profesional y Vinculación Escuela-Empresa en América Latina: Diálogo Social y Competencias Laborales.</w:t>
       </w:r>
     </w:p>
     <w:p>
@@ -1603,7 +1582,7 @@
           <w:color w:val="1A202C"/>
           <w:sz w:val="18"/>
         </w:rPr>
-        <w:t>Perfil del Egresado del Técnico Superior Universitario (TSU) y Modelos de Formación en Alternancia.</w:t>
+        <w:t>Manual de Factor Humano: Liderazgo y Trabajo Bien Hecho en Cuadrillas Técnicas.</w:t>
       </w:r>
     </w:p>
     <w:p>
@@ -1626,7 +1605,7 @@
           <w:color w:val="1A202C"/>
           <w:sz w:val="18"/>
         </w:rPr>
-        <w:t>Manual de Factor Humano: Liderazgo y Trabajo Bien Hecho en Cuadrillas Técnicas.</w:t>
+        <w:t>Guía de Vinculación Empresarial y Perfiles Técnicos Ocupacionales.</w:t>
       </w:r>
     </w:p>
     <w:sectPr>
@@ -1654,7 +1633,7 @@
         <w:color w:val="4A5568"/>
         <w:sz w:val="17"/>
       </w:rPr>
-      <w:t>Fundación Kinal | Programa Ejecutivo de Vinculación en Talento Técnico — Temario Oficial</w:t>
+      <w:t>Fundación Kinal | Programa Ejecutivo de Vinculación y Liderazgo — Temario Oficial</w:t>
     </w:r>
   </w:p>
 </w:ftr>

--- a/Talento_Tecnico/Temario_Diplomado_Talento_Tecnico_Kinal.docx
+++ b/Talento_Tecnico/Temario_Diplomado_Talento_Tecnico_Kinal.docx
@@ -27,9 +27,11 @@
           <w:color w:val="4A5568"/>
           <w:sz w:val="20"/>
         </w:rPr>
-        <w:t>Temario Analítico Oficial y Estructura Curricular por Ejes  |  Fundación Kinal — Dirección de Vinculación Empresarial</w:t>
+        <w:t>Temario Analítico Oficial y Estructura Curricular por Módulos  |  Fundación Kinal — Dirección de Vinculación Empresarial</w:t>
         <w:br/>
-        <w:t>1 Mes de Duración | 1 Sesión Semanal Virtual (Microsoft Teams) + 2 Jornadas Presenciales Especiales (Campus Kinal) | Entrega de Diplomas y Reconocimientos</w:t>
+        <w:t>1 Mes de Duración | Organización Modular: Un Módulo por Sesión (6 Módulos / 6 Sesiones / 6 Actividades Evaluables)</w:t>
+        <w:br/>
+        <w:t>Modalidad Híbrida: 4 Sesiones Virtuales (Teams) + 2 Jornadas Presenciales Especiales (Campus Kinal)</w:t>
       </w:r>
     </w:p>
     <w:tbl>
@@ -80,7 +82,7 @@
                 <w:color w:val="2D3748"/>
                 <w:sz w:val="19"/>
               </w:rPr>
-              <w:t>«the ability and readiness of the individual to use knowledge, skills and personal, social and methodological competences and to behave in a considered, individual and socially responsible manner. Competence is understood in this sense as the comprehensive ability to act». El programa promueve un espacio de diálogo bidireccional entre la industria y Fundación Kinal para capacitar a los líderes de equipos en manejo de personal, liderazgo humanista, competencias técnicas y mandos medios, integrando el Factor Humano y conociendo de primera mano las necesidades técnicas y humanas que demanda actualmente el sector empresarial.</w:t>
+              <w:t>«the ability and readiness of the individual to use knowledge, skills and personal, social and methodological competences and to behave in a considered, individual and socially responsible manner. Competence is understood in this sense as the comprehensive ability to act». El programa promueve un espacio de diálogo bidireccional entre la industria y Fundación Kinal para capacitar a los líderes de equipos en manejo de personal, liderazgo humanista, competencias técnicas operativas y desarrollo de mandos medios, integrando el Factor Humano y promoviendo el nivel Técnico Superior Universitario (TSU) como mecanismo riguroso de validación de competencias técnicas y respaldo objetivo para la industria.</w:t>
             </w:r>
           </w:p>
         </w:tc>
@@ -103,7 +105,7 @@
           <w:color w:val="003366"/>
           <w:sz w:val="28"/>
         </w:rPr>
-        <w:t>1. Competencia General y Resultados de Aprendizaje por Ejes</w:t>
+        <w:t>1. Competencia General y Resultados de Aprendizaje por Módulos</w:t>
       </w:r>
     </w:p>
     <w:p>
@@ -119,12 +121,12 @@
         </w:rPr>
         <w:t>Competencia General del Programa:</w:t>
         <w:br/>
-        <w:t>El participante implementa metodologías gerenciales efectivas para el manejo, desarrollo y liderazgo de personal operativo y mandos medios, aplicando la cultura del Factor Humano y los estándares de excelencia del «trabajo bien hecho», participando en mesas de diálogo industria-academia para alinear las competencias del talento técnico con las necesidades actuales del mercado productivo.</w:t>
+        <w:t>El participante implementa metodologías gerenciales efectivas para el manejo, desarrollo y liderazgo de personal operativo y mandos medios, aplicando la cultura del Factor Humano y los estándares de excelencia del «trabajo bien hecho», y utiliza los criterios del Técnico Superior Universitario (TSU) como marco de validación técnica y respaldo objetivo para responder con calidad y rigor a las necesidades actuales de la industria.</w:t>
       </w:r>
     </w:p>
     <w:p>
       <w:pPr>
-        <w:spacing w:before="40" w:after="80" w:line="276" w:lineRule="auto"/>
+        <w:spacing w:before="60" w:after="80" w:line="276" w:lineRule="auto"/>
         <w:ind w:left="288"/>
       </w:pPr>
       <w:r>
@@ -134,7 +136,8 @@
           <w:color w:val="003366"/>
           <w:sz w:val="19"/>
         </w:rPr>
-        <w:t xml:space="preserve">• Jornada Presencial Especial 1: Apertura y Diálogo Inicial sobre Necesidades Industriales: </w:t>
+        <w:t>• Módulo 1: Necesidades Actuales de la Industria y Diagnóstico del Talento Operativo (Jornada Presencial Especial 1 — Campus Kinal • 4h):</w:t>
+        <w:br/>
       </w:r>
       <w:r>
         <w:rPr>
@@ -142,12 +145,14 @@
           <w:color w:val="1A202C"/>
           <w:sz w:val="19"/>
         </w:rPr>
-        <w:t>Conoce la visión formativa de Kinal, recorre las instalaciones y centros de formación técnica y participa en la primera mesa de diálogo sobre las necesidades actuales del sector empresarial.</w:t>
+        <w:t>Conoce la visión formativa de Kinal, recorre los laboratorios de tecnología aplicada y participa en la mesa de diálogo directiva para diagnosticar las brechas de competencias técnicas y humanas más críticas en el sector productivo.</w:t>
+        <w:br/>
+        <w:t>Actividad Formativa Evaluable: Matriz Diagnóstica de Necesidades Industriales y Brechas Técnicas de Planta.</w:t>
       </w:r>
     </w:p>
     <w:p>
       <w:pPr>
-        <w:spacing w:before="40" w:after="80" w:line="276" w:lineRule="auto"/>
+        <w:spacing w:before="60" w:after="80" w:line="276" w:lineRule="auto"/>
         <w:ind w:left="288"/>
       </w:pPr>
       <w:r>
@@ -157,7 +162,8 @@
           <w:color w:val="003366"/>
           <w:sz w:val="19"/>
         </w:rPr>
-        <w:t xml:space="preserve">• Eje 1: Manejo y Desarrollo de Personal Técnico (Sesión Virtual 1): </w:t>
+        <w:t>• Módulo 2: Manejo y Desarrollo de Personal Técnico en Planta (Sesión Virtual 1 — Microsoft Teams • 2h):</w:t>
+        <w:br/>
       </w:r>
       <w:r>
         <w:rPr>
@@ -165,12 +171,14 @@
           <w:color w:val="1A202C"/>
           <w:sz w:val="19"/>
         </w:rPr>
-        <w:t>Aplica metodologías contemporáneas para la atracción, reclutamiento por competencias, inducción técnica acelerada (onboarding en 30-60-90 días) y planes de desarrollo para mitigar la rotación prematura.</w:t>
+        <w:t>Aplica metodologías contemporáneas para la atracción, selección por competencias demostrables e inducción técnica acelerada (onboarding en 30-60-90 días) para mitigar la rotación prematura y acortar la curva de aprendizaje operativo.</w:t>
+        <w:br/>
+        <w:t>Actividad Formativa Evaluable: Descriptor de Puesto Técnico por Competencias Demostrables y Plan de Onboarding en 30-60-90 Días.</w:t>
       </w:r>
     </w:p>
     <w:p>
       <w:pPr>
-        <w:spacing w:before="40" w:after="80" w:line="276" w:lineRule="auto"/>
+        <w:spacing w:before="60" w:after="80" w:line="276" w:lineRule="auto"/>
         <w:ind w:left="288"/>
       </w:pPr>
       <w:r>
@@ -180,7 +188,8 @@
           <w:color w:val="003366"/>
           <w:sz w:val="19"/>
         </w:rPr>
-        <w:t xml:space="preserve">• Eje 2: Liderazgo y Factor Humano en Cuadrillas (Sesión Virtual 2): </w:t>
+        <w:t>• Módulo 3: Liderazgo y Factor Humano en Cuadrillas de Trabajo (Sesión Virtual 2 — Microsoft Teams • 2h):</w:t>
+        <w:br/>
       </w:r>
       <w:r>
         <w:rPr>
@@ -189,11 +198,13 @@
           <w:sz w:val="19"/>
         </w:rPr>
         <w:t>Despliega protocolos de liderazgo humanista en plantas y talleres, erradicando el maltrato verbal y autoritarismo, y fortaleciendo la dignidad de la persona, la seguridad psicológica y el orgullo por el «trabajo bien hecho».</w:t>
+        <w:br/>
+        <w:t>Actividad Formativa Evaluable: Código de Convivencia Operativa y Protocolo de Seguridad Psicológica y Cero Maltrato.</w:t>
       </w:r>
     </w:p>
     <w:p>
       <w:pPr>
-        <w:spacing w:before="40" w:after="80" w:line="276" w:lineRule="auto"/>
+        <w:spacing w:before="60" w:after="80" w:line="276" w:lineRule="auto"/>
         <w:ind w:left="288"/>
       </w:pPr>
       <w:r>
@@ -203,7 +214,8 @@
           <w:color w:val="003366"/>
           <w:sz w:val="19"/>
         </w:rPr>
-        <w:t xml:space="preserve">• Eje 3: Fortalecimiento de Competencias Técnicas (Sesión Virtual 3): </w:t>
+        <w:t>• Módulo 4: Fortalecimiento y Validación de Competencias Técnicas: El Nivel Técnico Superior (TSU) como Respaldo Industrial (Sesión Virtual 3 — Microsoft Teams • 2h):</w:t>
+        <w:br/>
       </w:r>
       <w:r>
         <w:rPr>
@@ -211,12 +223,14 @@
           <w:color w:val="1A202C"/>
           <w:sz w:val="19"/>
         </w:rPr>
-        <w:t>Estructura matrices de competencias operativas observables (saber, hacer y ser), diseña pruebas de evaluación práctica en puesto y articula esquemas de aprendizaje continuo en la empresa.</w:t>
+        <w:t>Estructura matrices de competencias operativas observables (saber, hacer y ser), diseña pruebas de evaluación práctica en puesto y articula el nivel Técnico Superior (TSU) como el mecanismo institucional de validación técnica y respaldo objetivo para la industria.</w:t>
+        <w:br/>
+        <w:t>Actividad Formativa Evaluable: Guía de Evaluación Práctica y Matriz de Validación Técnica de Planta bajo el Estándar de Competencias del Técnico Superior (TSU).</w:t>
       </w:r>
     </w:p>
     <w:p>
       <w:pPr>
-        <w:spacing w:before="40" w:after="80" w:line="276" w:lineRule="auto"/>
+        <w:spacing w:before="60" w:after="80" w:line="276" w:lineRule="auto"/>
         <w:ind w:left="288"/>
       </w:pPr>
       <w:r>
@@ -226,7 +240,8 @@
           <w:color w:val="003366"/>
           <w:sz w:val="19"/>
         </w:rPr>
-        <w:t xml:space="preserve">• Eje 4: Desarrollo de Mandos Medios (Sesión Virtual 4): </w:t>
+        <w:t>• Módulo 5: Desarrollo de Mandos Medios y Supervisión de Primera Línea (Sesión Virtual 4 — Microsoft Teams • 2h):</w:t>
+        <w:br/>
       </w:r>
       <w:r>
         <w:rPr>
@@ -234,12 +249,14 @@
           <w:color w:val="1A202C"/>
           <w:sz w:val="19"/>
         </w:rPr>
-        <w:t>Equipa a supervisores de primera línea y jefes de taller con habilidades de comunicación asertiva, retroalimentación constructiva, resolución de conflictos de cuadrilla y micro-charlas operativas de valores.</w:t>
+        <w:t>Equipa a supervisores de primera línea y jefes de taller con habilidades de comunicación asertiva, retroalimentación constructiva, resolución de conflictos de cuadrilla y micro-charlas operativas de Factor Humano vinculadas a KPIs (OEE/SSO).</w:t>
+        <w:br/>
+        <w:t>Actividad Formativa Evaluable: Plan de Coaching para Supervisores y Catálogo de 5 Micro-Charlas de Factor Humano para el Inicio de Turno.</w:t>
       </w:r>
     </w:p>
     <w:p>
       <w:pPr>
-        <w:spacing w:before="40" w:after="80" w:line="276" w:lineRule="auto"/>
+        <w:spacing w:before="60" w:after="80" w:line="276" w:lineRule="auto"/>
         <w:ind w:left="288"/>
       </w:pPr>
       <w:r>
@@ -249,7 +266,8 @@
           <w:color w:val="003366"/>
           <w:sz w:val="19"/>
         </w:rPr>
-        <w:t xml:space="preserve">• Jornada Presencial Especial 2: Plenaria de Necesidades Industriales, Diplomas y Reconocimientos: </w:t>
+        <w:t>• Módulo 6: Sistematización de Demandas Industriales, Acuerdos de Vinculación y Clausura (Jornada Presencial Especial 2 — Campus Kinal • 4h):</w:t>
+        <w:br/>
       </w:r>
       <w:r>
         <w:rPr>
@@ -257,7 +275,9 @@
           <w:color w:val="1A202C"/>
           <w:sz w:val="19"/>
         </w:rPr>
-        <w:t>Participa en la sistematización final de competencias demandadas por la industria, formaliza acuerdos de vinculación y recibe el diploma de participación y reconocimiento corporativo de Kinal.</w:t>
+        <w:t>Participa en la sistematización plenaria de demandas formativas de la industria, formaliza acuerdos de cooperación institucional y recibe el diploma de participación y reconocimiento corporativo de Kinal.</w:t>
+        <w:br/>
+        <w:t>Actividad Formativa Evaluable: Sustentación Plenaria del Plan de Acción Empresarial y Firma de Acuerdos de Vinculación.</w:t>
       </w:r>
     </w:p>
     <w:p>
@@ -272,7 +292,7 @@
           <w:color w:val="003366"/>
           <w:sz w:val="28"/>
         </w:rPr>
-        <w:t>2. Temario Analítico Detallado por Encuentro</w:t>
+        <w:t>2. Temario Analítico Detallado por Módulos (Un Módulo por Sesión)</w:t>
       </w:r>
     </w:p>
     <w:p>
@@ -285,9 +305,11 @@
           <w:rFonts w:ascii="Calibri" w:hAnsi="Calibri"/>
           <w:b/>
           <w:color w:val="003366"/>
-          <w:sz w:val="24"/>
+          <w:sz w:val="23"/>
         </w:rPr>
-        <w:t>JORNADA PRESENCIAL ESPECIAL 1: APERTURA INSTITUCIONAL Y DIÁLOGO SOBRE NECESIDADES DE LA INDUSTRIA (4 Horas en Campus Kinal)</w:t>
+        <w:t>MÓDULO 1: NECESIDADES ACTUALES DE LA INDUSTRIA Y DIAGNÓSTICO DEL TALENTO OPERATIVO</w:t>
+        <w:br/>
+        <w:t>(Jornada Presencial Especial 1 — 4 Horas en Campus Kinal)</w:t>
       </w:r>
     </w:p>
     <w:p>
@@ -300,7 +322,7 @@
           <w:rFonts w:ascii="Calibri" w:hAnsi="Calibri"/>
           <w:b/>
           <w:color w:val="4A5568"/>
-          <w:sz w:val="21"/>
+          <w:sz w:val="20"/>
         </w:rPr>
         <w:t>1.1 Apertura Institucional y Presentación de la Iniciativa</w:t>
       </w:r>
@@ -344,7 +366,7 @@
           <w:color w:val="1A202C"/>
           <w:sz w:val="19"/>
         </w:rPr>
-        <w:t>La misión formativa de Kinal: 65 años promoviendo la educación integral y el trabajo técnico de excelencia.</w:t>
+        <w:t>La misión formativa de Kinal: 65 años promoviendo la educación integral, el trabajo técnico de excelencia y la dignidad de la persona.</w:t>
       </w:r>
     </w:p>
     <w:p>
@@ -378,7 +400,7 @@
           <w:rFonts w:ascii="Calibri" w:hAnsi="Calibri"/>
           <w:b/>
           <w:color w:val="4A5568"/>
-          <w:sz w:val="21"/>
+          <w:sz w:val="20"/>
         </w:rPr>
         <w:t>1.2 Recorrido Guiado por Complejos de Formación Técnica y Laboratorios</w:t>
       </w:r>
@@ -422,7 +444,7 @@
           <w:color w:val="1A202C"/>
           <w:sz w:val="19"/>
         </w:rPr>
-        <w:t>Observación directa de talleres técnicos en operación: disciplina, orden, seguridad y metodologías formativas prácticas.</w:t>
+        <w:t>Observación directa de talleres técnicos en operación: disciplina operativa, orden 5S, seguridad y metodologías formativas prácticas.</w:t>
       </w:r>
     </w:p>
     <w:p>
@@ -443,7 +465,7 @@
           <w:color w:val="1A202C"/>
           <w:sz w:val="19"/>
         </w:rPr>
-        <w:t>Demostraciones operativas de calibración, diagnóstico y comisionamiento técnico.</w:t>
+        <w:t>Demostraciones operativas de calibración, diagnóstico analítico y comisionamiento técnico.</w:t>
       </w:r>
     </w:p>
     <w:p>
@@ -456,7 +478,7 @@
           <w:rFonts w:ascii="Calibri" w:hAnsi="Calibri"/>
           <w:b/>
           <w:color w:val="4A5568"/>
-          <w:sz w:val="21"/>
+          <w:sz w:val="20"/>
         </w:rPr>
         <w:t>1.3 Mesa de Diálogo 1: Necesidades Actuales de la Industria y Expectativas Empresariales</w:t>
       </w:r>
@@ -479,7 +501,7 @@
           <w:color w:val="1A202C"/>
           <w:sz w:val="19"/>
         </w:rPr>
-        <w:t>Espacio abierto de diálogo entre gerentes y directores de Kinal: principales desafíos en la gestión de personal técnico.</w:t>
+        <w:t>Espacio abierto de diálogo entre gerentes y directores de Kinal: principales desafíos en la gestión de personal técnico y operativo.</w:t>
       </w:r>
     </w:p>
     <w:p>
@@ -500,7 +522,7 @@
           <w:color w:val="1A202C"/>
           <w:sz w:val="19"/>
         </w:rPr>
-        <w:t>Identificación de brechas de cualificación: habilidades técnicas y humanas más difíciles de encontrar en el mercado.</w:t>
+        <w:t>Identificación de brechas de cualificación: destrezas operativas, habilidades analíticas y competencias humanas más difíciles de encontrar en el mercado.</w:t>
       </w:r>
     </w:p>
     <w:p>
@@ -521,7 +543,26 @@
           <w:color w:val="1A202C"/>
           <w:sz w:val="19"/>
         </w:rPr>
-        <w:t>Levantamiento preliminar de la Ficha Diagnóstica de Necesidades de la Industria.</w:t>
+        <w:t>Levantamiento preliminar de la Matriz Diagnóstica de Necesidades Industriales y Brechas Técnicas.</w:t>
+      </w:r>
+    </w:p>
+    <w:p>
+      <w:pPr>
+        <w:spacing w:before="80" w:after="120" w:line="276" w:lineRule="auto"/>
+        <w:ind w:left="360"/>
+      </w:pPr>
+      <w:r>
+        <w:rPr>
+          <w:b/>
+          <w:color w:val="003366"/>
+        </w:rPr>
+        <w:t xml:space="preserve">Actividad Formativa Evaluable del Módulo 1: </w:t>
+      </w:r>
+      <w:r>
+        <w:rPr>
+          <w:i/>
+        </w:rPr>
+        <w:t>Matriz Diagnóstica de Necesidades Industriales y Brechas Técnicas de Planta (identificación de puestos críticos, tecnologías emergentes y brechas de formación en piso operativo).</w:t>
       </w:r>
     </w:p>
     <w:p>
@@ -534,9 +575,11 @@
           <w:rFonts w:ascii="Calibri" w:hAnsi="Calibri"/>
           <w:b/>
           <w:color w:val="003366"/>
-          <w:sz w:val="24"/>
+          <w:sz w:val="23"/>
         </w:rPr>
-        <w:t>SESIÓN VIRTUAL 1: MANEJO Y DESARROLLO DE PERSONAL TÉCNICO (2 Horas en Microsoft Teams)</w:t>
+        <w:t>MÓDULO 2: MANEJO Y DESARROLLO DE PERSONAL TÉCNICO EN PLANTA</w:t>
+        <w:br/>
+        <w:t>(Sesión Virtual 1 — 2 Horas en Microsoft Teams)</w:t>
       </w:r>
     </w:p>
     <w:p>
@@ -549,7 +592,7 @@
           <w:rFonts w:ascii="Calibri" w:hAnsi="Calibri"/>
           <w:b/>
           <w:color w:val="4A5568"/>
-          <w:sz w:val="21"/>
+          <w:sz w:val="20"/>
         </w:rPr>
         <w:t>2.1 Atracción y Reclutamiento Efectivo de Talento Operativo</w:t>
       </w:r>
@@ -593,7 +636,7 @@
           <w:color w:val="1A202C"/>
           <w:sz w:val="19"/>
         </w:rPr>
-        <w:t>Diseño de matrices de selección por competencias demostrables (saber conceptual, destreza manual y actitud de seguridad).</w:t>
+        <w:t>Diseño de perfiles y matrices de selección basados en competencias demostrables (saber conceptual, destreza manual e instrumental y actitud de seguridad).</w:t>
       </w:r>
     </w:p>
     <w:p>
@@ -614,7 +657,7 @@
           <w:color w:val="1A202C"/>
           <w:sz w:val="19"/>
         </w:rPr>
-        <w:t>Estrategias de redacción y canales efectivos para atraer personal técnico comprometido.</w:t>
+        <w:t>Estrategias de redacción y canales efectivos para atraer personal técnico comprometido y con potencial de crecimiento.</w:t>
       </w:r>
     </w:p>
     <w:p>
@@ -627,7 +670,7 @@
           <w:rFonts w:ascii="Calibri" w:hAnsi="Calibri"/>
           <w:b/>
           <w:color w:val="4A5568"/>
-          <w:sz w:val="21"/>
+          <w:sz w:val="20"/>
         </w:rPr>
         <w:t>2.2 Inducción Técnica Acelerada (Onboarding en 30-60-90 Días) y Reducción de Rotación</w:t>
       </w:r>
@@ -650,7 +693,7 @@
           <w:color w:val="1A202C"/>
           <w:sz w:val="19"/>
         </w:rPr>
-        <w:t>Análisis de los costos ocultos de la rotación temprana en plantas y talleres: mermas, retrabajos y pérdida de tiempo de supervisión.</w:t>
+        <w:t>Análisis de los costos ocultos de la rotación temprana en plantas y talleres: mermas, retrabajos, desbalance de cuadrillas y desgaste de supervisión.</w:t>
       </w:r>
     </w:p>
     <w:p>
@@ -671,7 +714,7 @@
           <w:color w:val="1A202C"/>
           <w:sz w:val="19"/>
         </w:rPr>
-        <w:t>Estructuración de planes de inducción técnica paso a paso: seguridad operativa, conocimiento de maquinaria y procedimientos estándar.</w:t>
+        <w:t>Estructuración de planes de inducción técnica paso a paso: inducción de seguridad, conocimiento de procesos y maquinaria crítica, y estándares de calidad.</w:t>
       </w:r>
     </w:p>
     <w:p>
@@ -692,7 +735,26 @@
           <w:color w:val="1A202C"/>
           <w:sz w:val="19"/>
         </w:rPr>
-        <w:t>Diseño de rutas de desarrollo y crecimiento técnico dentro de la empresa para fidelizar al colaborador operativo.</w:t>
+        <w:t>Diseño de rutas de desarrollo y progresión técnica interna para fidelizar y retener al colaborador operativo calificado.</w:t>
+      </w:r>
+    </w:p>
+    <w:p>
+      <w:pPr>
+        <w:spacing w:before="80" w:after="120" w:line="276" w:lineRule="auto"/>
+        <w:ind w:left="360"/>
+      </w:pPr>
+      <w:r>
+        <w:rPr>
+          <w:b/>
+          <w:color w:val="003366"/>
+        </w:rPr>
+        <w:t xml:space="preserve">Actividad Formativa Evaluable del Módulo 2: </w:t>
+      </w:r>
+      <w:r>
+        <w:rPr>
+          <w:i/>
+        </w:rPr>
+        <w:t>Descriptor de Puesto Técnico por Competencias Demostrables y Plan de Onboarding Operativo en 30-60-90 Días para un puesto clave de su empresa.</w:t>
       </w:r>
     </w:p>
     <w:p>
@@ -705,9 +767,11 @@
           <w:rFonts w:ascii="Calibri" w:hAnsi="Calibri"/>
           <w:b/>
           <w:color w:val="003366"/>
-          <w:sz w:val="24"/>
+          <w:sz w:val="23"/>
         </w:rPr>
-        <w:t>SESIÓN VIRTUAL 2: LIDERAZGO Y FACTOR HUMANO EN CUADRILLAS (2 Horas en Microsoft Teams)</w:t>
+        <w:t>MÓDULO 3: LIDERAZGO Y FACTOR HUMANO EN CUADRILLAS DE TRABAJO</w:t>
+        <w:br/>
+        <w:t>(Sesión Virtual 2 — 2 Horas en Microsoft Teams)</w:t>
       </w:r>
     </w:p>
     <w:p>
@@ -720,7 +784,7 @@
           <w:rFonts w:ascii="Calibri" w:hAnsi="Calibri"/>
           <w:b/>
           <w:color w:val="4A5568"/>
-          <w:sz w:val="21"/>
+          <w:sz w:val="20"/>
         </w:rPr>
         <w:t>3.1 La Filosofía del Factor Humano de Fundación Kinal</w:t>
       </w:r>
@@ -743,7 +807,7 @@
           <w:color w:val="1A202C"/>
           <w:sz w:val="19"/>
         </w:rPr>
-        <w:t>La persona en el centro de los procesos productivos: el trabajo como medio de realización y servicio social.</w:t>
+        <w:t>La persona en el centro de los procesos productivos: el trabajo como medio de realización personal, familiar y de servicio a la sociedad.</w:t>
       </w:r>
     </w:p>
     <w:p>
@@ -764,7 +828,7 @@
           <w:color w:val="1A202C"/>
           <w:sz w:val="19"/>
         </w:rPr>
-        <w:t>Los 4 Pilares Operativos: Respeto a la Dignidad, El Trabajo Bien Hecho, Espíritu de Servicio y Libertad Responsable.</w:t>
+        <w:t>Los 4 Pilares Operativos de Kinal: Respeto a la Dignidad, El Trabajo Bien Hecho, Espíritu de Servicio y Libertad Responsable.</w:t>
       </w:r>
     </w:p>
     <w:p>
@@ -785,7 +849,7 @@
           <w:color w:val="1A202C"/>
           <w:sz w:val="19"/>
         </w:rPr>
-        <w:t>El principio del «Trabajo Bien Hecho»: orden y pulcritud (5S), custodia celosa de herramientas, tolerancias exactas y rigor profesional.</w:t>
+        <w:t>El principio del «Trabajo Bien Hecho»: orden y pulcritud (5S), custodia celosa de maquinaria y herramientas, tolerancias exactas y rigor ético.</w:t>
       </w:r>
     </w:p>
     <w:p>
@@ -798,7 +862,7 @@
           <w:rFonts w:ascii="Calibri" w:hAnsi="Calibri"/>
           <w:b/>
           <w:color w:val="4A5568"/>
-          <w:sz w:val="21"/>
+          <w:sz w:val="20"/>
         </w:rPr>
         <w:t>3.2 Erradicación del Maltrato en Cuadrillas y Desarrollo de Seguridad Psicológica</w:t>
       </w:r>
@@ -821,7 +885,7 @@
           <w:color w:val="1A202C"/>
           <w:sz w:val="19"/>
         </w:rPr>
-        <w:t>Superación de la cultura del capataz: erradicación tajante del maltrato verbal, los gritos, el sarcasmo y el autoritarismo en planta.</w:t>
+        <w:t>Superación definitiva de la cultura del capataz: erradicación tajante del maltrato verbal, los gritos, el sarcasmo y el autoritarismo en planta.</w:t>
       </w:r>
     </w:p>
     <w:p>
@@ -842,7 +906,7 @@
           <w:color w:val="1A202C"/>
           <w:sz w:val="19"/>
         </w:rPr>
-        <w:t>Inteligencia emocional aplicada a la supervisión bajo presión de paradas de línea o emergencias operativas.</w:t>
+        <w:t>Inteligencia emocional y contención bajo la presión de paradas de línea o emergencias operativas.</w:t>
       </w:r>
     </w:p>
     <w:p>
@@ -863,7 +927,7 @@
           <w:color w:val="1A202C"/>
           <w:sz w:val="19"/>
         </w:rPr>
-        <w:t>Seguridad psicológica en el trabajo: cómo lograr que los operarios reporten fallas, averías y cuasi-accidentes de inmediato sin temor a represalias.</w:t>
+        <w:t>Seguridad psicológica en el trabajo: cómo lograr que los operarios reporten averías, fallas incipientes y cuasi-accidentes de inmediato sin temor a represalias.</w:t>
       </w:r>
     </w:p>
     <w:p>
@@ -889,6 +953,25 @@
     </w:p>
     <w:p>
       <w:pPr>
+        <w:spacing w:before="80" w:after="120" w:line="276" w:lineRule="auto"/>
+        <w:ind w:left="360"/>
+      </w:pPr>
+      <w:r>
+        <w:rPr>
+          <w:b/>
+          <w:color w:val="003366"/>
+        </w:rPr>
+        <w:t xml:space="preserve">Actividad Formativa Evaluable del Módulo 3: </w:t>
+      </w:r>
+      <w:r>
+        <w:rPr>
+          <w:i/>
+        </w:rPr>
+        <w:t>Borrador de Código de Convivencia Operativa y Protocolo de Seguridad Psicológica y Cero Tolerancia al Maltrato en Planta.</w:t>
+      </w:r>
+    </w:p>
+    <w:p>
+      <w:pPr>
         <w:keepNext/>
         <w:spacing w:before="220" w:after="80"/>
       </w:pPr>
@@ -897,9 +980,11 @@
           <w:rFonts w:ascii="Calibri" w:hAnsi="Calibri"/>
           <w:b/>
           <w:color w:val="003366"/>
-          <w:sz w:val="24"/>
+          <w:sz w:val="23"/>
         </w:rPr>
-        <w:t>SESIÓN VIRTUAL 3: FORTALECIMIENTO DE COMPETENCIAS TÉCNICAS (2 Horas en Microsoft Teams)</w:t>
+        <w:t>MÓDULO 4: FORTALECIMIENTO Y VALIDACIÓN DE COMPETENCIAS TÉCNICAS: EL NIVEL TÉCNICO SUPERIOR (TSU) COMO RESPALDO INDUSTRIAL</w:t>
+        <w:br/>
+        <w:t>(Sesión Virtual 3 — 2 Horas en Microsoft Teams)</w:t>
       </w:r>
     </w:p>
     <w:p>
@@ -912,9 +997,9 @@
           <w:rFonts w:ascii="Calibri" w:hAnsi="Calibri"/>
           <w:b/>
           <w:color w:val="4A5568"/>
-          <w:sz w:val="21"/>
+          <w:sz w:val="20"/>
         </w:rPr>
-        <w:t>4.1 Mapeo y Diseño de Matrices de Competencias Operativas</w:t>
+        <w:t>4.1 Mapeo y Estandarización de Competencias Operativas de Planta</w:t>
       </w:r>
     </w:p>
     <w:p>
@@ -935,7 +1020,7 @@
           <w:color w:val="1A202C"/>
           <w:sz w:val="19"/>
         </w:rPr>
-        <w:t>Definición y estandarización de competencias técnicas de planta bajo marcos internacionales (DQR).</w:t>
+        <w:t>Definición y estructuración de competencias técnicas de planta bajo marcos internacionales (DQR).</w:t>
       </w:r>
     </w:p>
     <w:p>
@@ -956,7 +1041,7 @@
           <w:color w:val="1A202C"/>
           <w:sz w:val="19"/>
         </w:rPr>
-        <w:t>Desglose de competencias operativas: saber (conocimiento normativo y físico), saber hacer (destreza manual e instrumental) y saber ser (seguridad y orden).</w:t>
+        <w:t>Desglose tridimensional de la competencia técnica: saber (conocimiento normativo, matemático y físico), saber hacer (destreza manual, calibración e instrumental) y saber ser (seguridad industrial, orden y disciplina operativa).</w:t>
       </w:r>
     </w:p>
     <w:p>
@@ -990,9 +1075,9 @@
           <w:rFonts w:ascii="Calibri" w:hAnsi="Calibri"/>
           <w:b/>
           <w:color w:val="4A5568"/>
-          <w:sz w:val="21"/>
+          <w:sz w:val="20"/>
         </w:rPr>
-        <w:t>4.2 Evaluación Práctica en Puesto y Esquemas de Aprendizaje en la Empresa</w:t>
+        <w:t>4.2 El Técnico Superior Universitario (TSU) como Mecanismo de Validación y Respaldo para la Industria</w:t>
       </w:r>
     </w:p>
     <w:p>
@@ -1013,7 +1098,7 @@
           <w:color w:val="1A202C"/>
           <w:sz w:val="19"/>
         </w:rPr>
-        <w:t>Diseño de pruebas prácticas en banco de trabajo: evaluación de lectura de planos, resolución lógica de fallas y uso de instrumentos.</w:t>
+        <w:t>El Técnico Superior Universitario (TSU) como mecanismo riguroso de validación de competencias técnicas: acreditación objetiva de capacidades superiores aplicadas al proceso productivo.</w:t>
       </w:r>
     </w:p>
     <w:p>
@@ -1034,7 +1119,7 @@
           <w:color w:val="1A202C"/>
           <w:sz w:val="19"/>
         </w:rPr>
-        <w:t>Estructuración de semilleros internos de formación y pasantías técnicas planificadas.</w:t>
+        <w:t>La importancia de las competencias a nivel superior en el área técnica: por qué la tecnología moderna (PLCs, control numérico, servomecanismos, redes industriales) exige respaldo formativo formal y no mera intuición empírica.</w:t>
       </w:r>
     </w:p>
     <w:p>
@@ -1055,7 +1140,104 @@
           <w:color w:val="1A202C"/>
           <w:sz w:val="19"/>
         </w:rPr>
-        <w:t>El rol del mentor técnico de taller (*Ausbilder*): pedagogía del trabajo y el método de 4 pasos para enseñar tareas operativas en el puesto.</w:t>
+        <w:t>El TSU como respaldo indispensable para la industria: articulación eficiente entre la ingeniería de diseño y la ejecución en piso, reduciendo tiempos muertos, fallas de instalación y costos de mantenimiento correctivo.</w:t>
+      </w:r>
+    </w:p>
+    <w:p>
+      <w:pPr>
+        <w:keepNext/>
+        <w:spacing w:before="160" w:after="40"/>
+      </w:pPr>
+      <w:r>
+        <w:rPr>
+          <w:rFonts w:ascii="Calibri" w:hAnsi="Calibri"/>
+          <w:b/>
+          <w:color w:val="4A5568"/>
+          <w:sz w:val="20"/>
+        </w:rPr>
+        <w:t>4.3 Evaluación Práctica en Puesto y Transferencia de Habilidades</w:t>
+      </w:r>
+    </w:p>
+    <w:p>
+      <w:pPr>
+        <w:spacing w:before="20" w:after="40" w:line="276" w:lineRule="auto"/>
+        <w:ind w:left="360"/>
+      </w:pPr>
+      <w:r>
+        <w:rPr>
+          <w:b/>
+          <w:color w:val="003366"/>
+        </w:rPr>
+        <w:t xml:space="preserve">• </w:t>
+      </w:r>
+      <w:r>
+        <w:rPr>
+          <w:rFonts w:ascii="Calibri" w:hAnsi="Calibri"/>
+          <w:color w:val="1A202C"/>
+          <w:sz w:val="19"/>
+        </w:rPr>
+        <w:t>Diseño de pruebas prácticas en banco de trabajo: evaluación de lectura e interpretación de planos, resolución lógica de averías y uso de instrumentos de medición.</w:t>
+      </w:r>
+    </w:p>
+    <w:p>
+      <w:pPr>
+        <w:spacing w:before="20" w:after="40" w:line="276" w:lineRule="auto"/>
+        <w:ind w:left="360"/>
+      </w:pPr>
+      <w:r>
+        <w:rPr>
+          <w:b/>
+          <w:color w:val="003366"/>
+        </w:rPr>
+        <w:t xml:space="preserve">• </w:t>
+      </w:r>
+      <w:r>
+        <w:rPr>
+          <w:rFonts w:ascii="Calibri" w:hAnsi="Calibri"/>
+          <w:color w:val="1A202C"/>
+          <w:sz w:val="19"/>
+        </w:rPr>
+        <w:t>Estructuración de semilleros internos y esquemas de aprendizaje continuo en la empresa.</w:t>
+      </w:r>
+    </w:p>
+    <w:p>
+      <w:pPr>
+        <w:spacing w:before="20" w:after="40" w:line="276" w:lineRule="auto"/>
+        <w:ind w:left="360"/>
+      </w:pPr>
+      <w:r>
+        <w:rPr>
+          <w:b/>
+          <w:color w:val="003366"/>
+        </w:rPr>
+        <w:t xml:space="preserve">• </w:t>
+      </w:r>
+      <w:r>
+        <w:rPr>
+          <w:rFonts w:ascii="Calibri" w:hAnsi="Calibri"/>
+          <w:color w:val="1A202C"/>
+          <w:sz w:val="19"/>
+        </w:rPr>
+        <w:t>El rol del mentor técnico de taller (*Ausbilder*): pedagogía del trabajo y el método de los 4 pasos para la enseñanza de tareas operativas en el puesto.</w:t>
+      </w:r>
+    </w:p>
+    <w:p>
+      <w:pPr>
+        <w:spacing w:before="80" w:after="120" w:line="276" w:lineRule="auto"/>
+        <w:ind w:left="360"/>
+      </w:pPr>
+      <w:r>
+        <w:rPr>
+          <w:b/>
+          <w:color w:val="003366"/>
+        </w:rPr>
+        <w:t xml:space="preserve">Actividad Formativa Evaluable del Módulo 4: </w:t>
+      </w:r>
+      <w:r>
+        <w:rPr>
+          <w:i/>
+        </w:rPr>
+        <w:t>Guía de Evaluación Práctica y Matriz de Validación Técnica de Planta bajo el Estándar de Competencias del Técnico Superior (TSU).</w:t>
       </w:r>
     </w:p>
     <w:p>
@@ -1068,9 +1250,11 @@
           <w:rFonts w:ascii="Calibri" w:hAnsi="Calibri"/>
           <w:b/>
           <w:color w:val="003366"/>
-          <w:sz w:val="24"/>
+          <w:sz w:val="23"/>
         </w:rPr>
-        <w:t>SESIÓN VIRTUAL 4: DESARROLLO DE MANDOS MEDIOS (2 Horas en Microsoft Teams)</w:t>
+        <w:t>MÓDULO 5: DESARROLLO DE MANDOS MEDIOS Y SUPERVISIÓN DE PRIMERA LÍNEA</w:t>
+        <w:br/>
+        <w:t>(Sesión Virtual 4 — 2 Horas en Microsoft Teams)</w:t>
       </w:r>
     </w:p>
     <w:p>
@@ -1083,7 +1267,7 @@
           <w:rFonts w:ascii="Calibri" w:hAnsi="Calibri"/>
           <w:b/>
           <w:color w:val="4A5568"/>
-          <w:sz w:val="21"/>
+          <w:sz w:val="20"/>
         </w:rPr>
         <w:t>5.1 El Rol Estratégico del Supervisor y Mando Medio en la Industria</w:t>
       </w:r>
@@ -1106,7 +1290,7 @@
           <w:color w:val="1A202C"/>
           <w:sz w:val="19"/>
         </w:rPr>
-        <w:t>El supervisor de primera línea como puente clave: articulación entre los objetivos estratégicos de la gerencia y el piso de planta.</w:t>
+        <w:t>El supervisor de primera línea como puente clave: articulación entre los objetivos estratégicos de la gerencia y la realidad cotidiana del piso de planta.</w:t>
       </w:r>
     </w:p>
     <w:p>
@@ -1127,7 +1311,7 @@
           <w:color w:val="1A202C"/>
           <w:sz w:val="19"/>
         </w:rPr>
-        <w:t>Herramientas de comunicación asertiva, retroalimentación correctiva sin humillar y manejo constructivo de conflictos en cuadrillas.</w:t>
+        <w:t>Herramientas de comunicación asertiva, retroalimentación formativa sin humillar y manejo constructivo de conflictos en cuadrillas.</w:t>
       </w:r>
     </w:p>
     <w:p>
@@ -1148,7 +1332,7 @@
           <w:color w:val="1A202C"/>
           <w:sz w:val="19"/>
         </w:rPr>
-        <w:t>Diseño y ejecución de 'Las Charlas de 10 Minutos de Factor Humano': reflexiones breves de valores y seguridad al iniciar el turno.</w:t>
+        <w:t>Diseño y ejecución de 'Las Charlas de 10 Minutos de Factor Humano': reflexiones breves sobre valores del trabajo, seguridad y cuidado de maquinaria antes del inicio de turno.</w:t>
       </w:r>
     </w:p>
     <w:p>
@@ -1161,9 +1345,9 @@
           <w:rFonts w:ascii="Calibri" w:hAnsi="Calibri"/>
           <w:b/>
           <w:color w:val="4A5568"/>
-          <w:sz w:val="21"/>
+          <w:sz w:val="20"/>
         </w:rPr>
-        <w:t>5.2 Medición de Impacto del Factor Humano en la Operación</w:t>
+        <w:t>5.2 Medición de Impacto del Factor Humano en Indicadores Operativos</w:t>
       </w:r>
     </w:p>
     <w:p>
@@ -1226,7 +1410,26 @@
           <w:color w:val="1A202C"/>
           <w:sz w:val="19"/>
         </w:rPr>
-        <w:t>Preparación de la Ficha Diagnóstica de Necesidades Industriales para la jornada presencial de cierre.</w:t>
+        <w:t>Consolidación de la Matriz Diagnóstica de Necesidades Industriales para la jornada presencial de clausura.</w:t>
+      </w:r>
+    </w:p>
+    <w:p>
+      <w:pPr>
+        <w:spacing w:before="80" w:after="120" w:line="276" w:lineRule="auto"/>
+        <w:ind w:left="360"/>
+      </w:pPr>
+      <w:r>
+        <w:rPr>
+          <w:b/>
+          <w:color w:val="003366"/>
+        </w:rPr>
+        <w:t xml:space="preserve">Actividad Formativa Evaluable del Módulo 5: </w:t>
+      </w:r>
+      <w:r>
+        <w:rPr>
+          <w:i/>
+        </w:rPr>
+        <w:t>Plan de Coaching para Mandos Medios y Catálogo de 5 Micro-Charlas de Factor Humano para el Inicio de Turno (vinculadas a KPIs OEE/SSO).</w:t>
       </w:r>
     </w:p>
     <w:p>
@@ -1239,9 +1442,11 @@
           <w:rFonts w:ascii="Calibri" w:hAnsi="Calibri"/>
           <w:b/>
           <w:color w:val="003366"/>
-          <w:sz w:val="24"/>
+          <w:sz w:val="23"/>
         </w:rPr>
-        <w:t>JORNADA PRESENCIAL ESPECIAL 2: DIÁLOGO INDUSTRIA-ACADEMIA, DIPLOMAS Y RECONOCIMIENTOS (4 Horas en Campus Kinal)</w:t>
+        <w:t>MÓDULO 6: SISTEMATIZACIÓN DE DEMANDAS INDUSTRIALES, ACUERDOS DE VINCULACIÓN Y CLAUSURA</w:t>
+        <w:br/>
+        <w:t>(Jornada Presencial Especial 2 — 4 Horas en Campus Kinal)</w:t>
       </w:r>
     </w:p>
     <w:p>
@@ -1254,7 +1459,7 @@
           <w:rFonts w:ascii="Calibri" w:hAnsi="Calibri"/>
           <w:b/>
           <w:color w:val="4A5568"/>
-          <w:sz w:val="21"/>
+          <w:sz w:val="20"/>
         </w:rPr>
         <w:t>6.1 Mesa Redonda Plenaria: Sistematización de las Necesidades Actuales de la Industria</w:t>
       </w:r>
@@ -1277,7 +1482,7 @@
           <w:color w:val="1A202C"/>
           <w:sz w:val="19"/>
         </w:rPr>
-        <w:t>Consolidación de las fichas diagnósticas: qué competencias técnicas y humanas demanda prioritariamente el sector productivo guatemalteco.</w:t>
+        <w:t>Consolidación de las matrices diagnósticas: qué competencias técnicas y humanas demanda prioritariamente el sector productivo guatemalteco.</w:t>
       </w:r>
     </w:p>
     <w:p>
@@ -1298,7 +1503,7 @@
           <w:color w:val="1A202C"/>
           <w:sz w:val="19"/>
         </w:rPr>
-        <w:t>Retroalimentación directa a directores de carrera y autoridades de Kinal para afinar los planes de estudio y actualización de carreras.</w:t>
+        <w:t>Retroalimentación directa a directores de carrera y autoridades de Kinal para afinar los planes de estudio del nivel Técnico Superior y carreras técnicas.</w:t>
       </w:r>
     </w:p>
     <w:p>
@@ -1319,7 +1524,7 @@
           <w:color w:val="1A202C"/>
           <w:sz w:val="19"/>
         </w:rPr>
-        <w:t>Oportunidades de mejora y pertinencia formativa para responder a la transformación tecnológica de las empresas.</w:t>
+        <w:t>Identificación de tecnologías de punta para la modernización curricular y equipamiento de laboratorios.</w:t>
       </w:r>
     </w:p>
     <w:p>
@@ -1332,7 +1537,7 @@
           <w:rFonts w:ascii="Calibri" w:hAnsi="Calibri"/>
           <w:b/>
           <w:color w:val="4A5568"/>
-          <w:sz w:val="21"/>
+          <w:sz w:val="20"/>
         </w:rPr>
         <w:t>6.2 Acuerdos de Vinculación y Rutas de Cooperación Kinal-Empresas</w:t>
       </w:r>
@@ -1355,7 +1560,7 @@
           <w:color w:val="1A202C"/>
           <w:sz w:val="19"/>
         </w:rPr>
-        <w:t>Mecanismos de acceso prioritario y directo a la Bolsa de Egresados y banco de talentos de Kinal.</w:t>
+        <w:t>Mecanismos de acceso prioritario y directo a la Bolsa de Egresados y banco de talentos técnicos de Kinal.</w:t>
       </w:r>
     </w:p>
     <w:p>
@@ -1397,7 +1602,7 @@
           <w:color w:val="1A202C"/>
           <w:sz w:val="19"/>
         </w:rPr>
-        <w:t>Certificación de competencias laborales de colaboradores de planta en instalaciones de Kinal.</w:t>
+        <w:t>Certificación y acreditación de competencias laborales para colaboradores de planta en instalaciones de Kinal.</w:t>
       </w:r>
     </w:p>
     <w:p>
@@ -1410,7 +1615,7 @@
           <w:rFonts w:ascii="Calibri" w:hAnsi="Calibri"/>
           <w:b/>
           <w:color w:val="4A5568"/>
-          <w:sz w:val="21"/>
+          <w:sz w:val="20"/>
         </w:rPr>
         <w:t>6.3 Acto Solemne de Clausura y Entrega de Distinciones Institucionales</w:t>
       </w:r>
@@ -1454,7 +1659,7 @@
           <w:color w:val="1A202C"/>
           <w:sz w:val="19"/>
         </w:rPr>
-        <w:t>Entrega de Reconocimientos Empresariales Especiales a las empresas participantes como aliadas estratégicas de la educación técnica.</w:t>
+        <w:t>Entrega de Reconocimientos Empresariales Especiales a las empresas participantes como socias estratégicas de la educación técnica.</w:t>
       </w:r>
     </w:p>
     <w:p>
@@ -1476,6 +1681,25 @@
           <w:sz w:val="19"/>
         </w:rPr>
         <w:t>Brindis de honor y networking directivo de vinculación.</w:t>
+      </w:r>
+    </w:p>
+    <w:p>
+      <w:pPr>
+        <w:spacing w:before="80" w:after="120" w:line="276" w:lineRule="auto"/>
+        <w:ind w:left="360"/>
+      </w:pPr>
+      <w:r>
+        <w:rPr>
+          <w:b/>
+          <w:color w:val="003366"/>
+        </w:rPr>
+        <w:t xml:space="preserve">Actividad Formativa Evaluable del Módulo 6: </w:t>
+      </w:r>
+      <w:r>
+        <w:rPr>
+          <w:i/>
+        </w:rPr>
+        <w:t>Sustentación Plenaria del Plan de Acción Empresarial y Firma de Acuerdos de Vinculación, culminando con la entrega de diplomas y distinciones.</w:t>
       </w:r>
     </w:p>
     <w:p>
@@ -1513,7 +1737,7 @@
           <w:color w:val="1A202C"/>
           <w:sz w:val="18"/>
         </w:rPr>
-        <w:t>German Qualifications Framework for Lifelong Learning (DQR) — Competencias y Formación Técnica Aplicada.</w:t>
+        <w:t>German Qualifications Framework for Lifelong Learning (DQR) — Competencias y Formación Técnica Aplicada a Nivel Superior.</w:t>
       </w:r>
     </w:p>
     <w:p>
@@ -1536,7 +1760,7 @@
           <w:color w:val="1A202C"/>
           <w:sz w:val="18"/>
         </w:rPr>
-        <w:t>Formación Profesional y Vinculación Escuela-Empresa en América Latina: Diálogo Social y Competencias Laborales.</w:t>
+        <w:t>Formación Profesional y Vinculación Escuela-Empresa en América Latina: Diálogo Social y Validación de Competencias Técnicas.</w:t>
       </w:r>
     </w:p>
     <w:p>
@@ -1605,7 +1829,7 @@
           <w:color w:val="1A202C"/>
           <w:sz w:val="18"/>
         </w:rPr>
-        <w:t>Guía de Vinculación Empresarial y Perfiles Técnicos Ocupacionales.</w:t>
+        <w:t>Marco Curricular y Estándares del Técnico Superior Universitario (TSU): Validación de Competencias y Pertinencia Industrial.</w:t>
       </w:r>
     </w:p>
     <w:sectPr>

--- a/Talento_Tecnico/Temario_Diplomado_Talento_Tecnico_Kinal.docx
+++ b/Talento_Tecnico/Temario_Diplomado_Talento_Tecnico_Kinal.docx
@@ -29,9 +29,9 @@
         </w:rPr>
         <w:t>Temario Analítico Oficial y Estructura Curricular por Módulos  |  Fundación Kinal — Dirección de Vinculación Empresarial</w:t>
         <w:br/>
-        <w:t>1 Mes de Duración | Organización Modular: Un Módulo por Sesión (6 Módulos / 6 Sesiones / 6 Actividades Evaluables)</w:t>
+        <w:t>Total: 8 Horas Formativas Ejecutivas | Organización Modular: Un Módulo por Sesión (4 Módulos / 4 Sesiones de 2 Horas)</w:t>
         <w:br/>
-        <w:t>Modalidad Híbrida: 4 Sesiones Virtuales (Teams) + 2 Jornadas Presenciales Especiales (Campus Kinal)</w:t>
+        <w:t>Modalidad Híbrida: 2 Sesiones Presenciales en Campus Kinal (4h) + 2 Sesiones Virtuales en Microsoft Teams (4h)</w:t>
       </w:r>
     </w:p>
     <w:tbl>
@@ -82,7 +82,7 @@
                 <w:color w:val="2D3748"/>
                 <w:sz w:val="19"/>
               </w:rPr>
-              <w:t>«the ability and readiness of the individual to use knowledge, skills and personal, social and methodological competences and to behave in a considered, individual and socially responsible manner. Competence is understood in this sense as the comprehensive ability to act». El programa promueve un espacio de diálogo bidireccional entre la industria y Fundación Kinal para capacitar a los líderes de equipos en manejo de personal, liderazgo humanista, competencias técnicas operativas y desarrollo de mandos medios, integrando el Factor Humano y promoviendo el nivel Técnico Superior Universitario (TSU) como mecanismo riguroso de validación de competencias técnicas y respaldo objetivo para la industria.</w:t>
+              <w:t>«the ability and readiness of the individual to use knowledge, skills and personal, social and methodological competences and to behave in a considered, individual and socially responsible manner. Competence is understood in this sense as the comprehensive ability to act». El programa promueve un espacio de diálogo bidireccional entre la industria y Fundación Kinal para capacitar a los líderes de equipos en manejo de personal, liderazgo humanista, competencias técnicas operativas y mandos medios, integrando el Factor Humano y promoviendo el nivel Técnico Superior Universitario (TSU) como mecanismo riguroso de validación técnica y respaldo objetivo para la industria.</w:t>
             </w:r>
           </w:p>
         </w:tc>
@@ -136,7 +136,7 @@
           <w:color w:val="003366"/>
           <w:sz w:val="19"/>
         </w:rPr>
-        <w:t>• Módulo 1: Necesidades Actuales de la Industria y Diagnóstico del Talento Operativo (Jornada Presencial Especial 1 — Campus Kinal • 4h):</w:t>
+        <w:t>• Módulo 1: Apertura Institucional, Liderazgo y Factor Humano en Cuadrillas de Trabajo (Sesión Presencial 1 — Campus Kinal • 2h):</w:t>
         <w:br/>
       </w:r>
       <w:r>
@@ -145,9 +145,9 @@
           <w:color w:val="1A202C"/>
           <w:sz w:val="19"/>
         </w:rPr>
-        <w:t>Conoce la visión formativa de Kinal, recorre los laboratorios de tecnología aplicada y participa en la mesa de diálogo directiva para diagnosticar las brechas de competencias técnicas y humanas más críticas en el sector productivo.</w:t>
+        <w:t>Conoce la visión formativa de Kinal e implementa la cultura del Factor Humano en áreas productivas: respeto a la dignidad de la persona, erradicación tajante del maltrato verbal y fomento de seguridad psicológica para reportar fallas e incidentes sin temor.</w:t>
         <w:br/>
-        <w:t>Actividad Formativa Evaluable: Matriz Diagnóstica de Necesidades Industriales y Brechas Técnicas de Planta.</w:t>
+        <w:t>Actividad Formativa Evaluable: Código de Convivencia Operativa y Protocolo de Seguridad Psicológica y Cero Maltrato en Planta (25 Pts).</w:t>
       </w:r>
     </w:p>
     <w:p>
@@ -162,7 +162,7 @@
           <w:color w:val="003366"/>
           <w:sz w:val="19"/>
         </w:rPr>
-        <w:t>• Módulo 2: Manejo y Desarrollo de Personal Técnico en Planta (Sesión Virtual 1 — Microsoft Teams • 2h):</w:t>
+        <w:t>• Módulo 2: Manejo de Personal Técnico y Desarrollo de Mandos Medios en Planta (Sesión Virtual 1 — Microsoft Teams • 2h):</w:t>
         <w:br/>
       </w:r>
       <w:r>
@@ -171,9 +171,9 @@
           <w:color w:val="1A202C"/>
           <w:sz w:val="19"/>
         </w:rPr>
-        <w:t>Aplica metodologías contemporáneas para la atracción, selección por competencias demostrables e inducción técnica acelerada (onboarding en 30-60-90 días) para mitigar la rotación prematura y acortar la curva de aprendizaje operativo.</w:t>
+        <w:t>Aplica metodologías contemporáneas para la atracción y selección por competencias demostrables, diseña planes de inducción técnica acelerada (onboarding en 30-60-90 días) para mitigar rotación temprana, y equipa a supervisores con herramientas de feedback asertivo y micro-charlas operativas de valores antes del turno vinculadas a KPIs (OEE/SSO).</w:t>
         <w:br/>
-        <w:t>Actividad Formativa Evaluable: Descriptor de Puesto Técnico por Competencias Demostrables y Plan de Onboarding en 30-60-90 Días.</w:t>
+        <w:t>Actividad Formativa Evaluable: Descriptor por Competencias, Plan Onboarding 30-60-90 y Catálogo de 3 Micro-Charlas de Factor Humano (25 Pts).</w:t>
       </w:r>
     </w:p>
     <w:p>
@@ -188,7 +188,7 @@
           <w:color w:val="003366"/>
           <w:sz w:val="19"/>
         </w:rPr>
-        <w:t>• Módulo 3: Liderazgo y Factor Humano en Cuadrillas de Trabajo (Sesión Virtual 2 — Microsoft Teams • 2h):</w:t>
+        <w:t>• Módulo 3: Fortalecimiento y Validación de Competencias: Nivel Técnico Superior (TSU) (Sesión Virtual 2 — Microsoft Teams • 2h):</w:t>
         <w:br/>
       </w:r>
       <w:r>
@@ -197,9 +197,9 @@
           <w:color w:val="1A202C"/>
           <w:sz w:val="19"/>
         </w:rPr>
-        <w:t>Despliega protocolos de liderazgo humanista en plantas y talleres, erradicando el maltrato verbal y autoritarismo, y fortaleciendo la dignidad de la persona, la seguridad psicológica y el orgullo por el «trabajo bien hecho».</w:t>
+        <w:t>Estructura matrices de competencias operativas observables (saber, hacer y ser), diseña pruebas de evaluación práctica en puesto y articula el nivel Técnico Superior (TSU) como el mecanismo institucional de validación técnica y respaldo objetivo para la industria ante tecnologías complejas.</w:t>
         <w:br/>
-        <w:t>Actividad Formativa Evaluable: Código de Convivencia Operativa y Protocolo de Seguridad Psicológica y Cero Maltrato.</w:t>
+        <w:t>Actividad Formativa Evaluable: Guía de Evaluación Práctica en Puesto y Matriz de Validación Técnica de Planta bajo Estándar TSU (25 Pts).</w:t>
       </w:r>
     </w:p>
     <w:p>
@@ -214,7 +214,7 @@
           <w:color w:val="003366"/>
           <w:sz w:val="19"/>
         </w:rPr>
-        <w:t>• Módulo 4: Fortalecimiento y Validación de Competencias Técnicas: El Nivel Técnico Superior (TSU) como Respaldo Industrial (Sesión Virtual 3 — Microsoft Teams • 2h):</w:t>
+        <w:t>• Módulo 4: Sistematización de Demandas Industriales, Acuerdos de Vinculación y Clausura (Sesión Presencial 2 — Campus Kinal • 2h):</w:t>
         <w:br/>
       </w:r>
       <w:r>
@@ -223,61 +223,9 @@
           <w:color w:val="1A202C"/>
           <w:sz w:val="19"/>
         </w:rPr>
-        <w:t>Estructura matrices de competencias operativas observables (saber, hacer y ser), diseña pruebas de evaluación práctica en puesto y articula el nivel Técnico Superior (TSU) como el mecanismo institucional de validación técnica y respaldo objetivo para la industria.</w:t>
+        <w:t>Participa en la mesa redonda plenaria de sistematización de demandas formativas de la industria para retroalimentar las carreras de Kinal, formaliza acuerdos de cooperación institucional y recibe el diploma de participación individual y reconocimiento corporativo.</w:t>
         <w:br/>
-        <w:t>Actividad Formativa Evaluable: Guía de Evaluación Práctica y Matriz de Validación Técnica de Planta bajo el Estándar de Competencias del Técnico Superior (TSU).</w:t>
-      </w:r>
-    </w:p>
-    <w:p>
-      <w:pPr>
-        <w:spacing w:before="60" w:after="80" w:line="276" w:lineRule="auto"/>
-        <w:ind w:left="288"/>
-      </w:pPr>
-      <w:r>
-        <w:rPr>
-          <w:rFonts w:ascii="Calibri" w:hAnsi="Calibri"/>
-          <w:b/>
-          <w:color w:val="003366"/>
-          <w:sz w:val="19"/>
-        </w:rPr>
-        <w:t>• Módulo 5: Desarrollo de Mandos Medios y Supervisión de Primera Línea (Sesión Virtual 4 — Microsoft Teams • 2h):</w:t>
-        <w:br/>
-      </w:r>
-      <w:r>
-        <w:rPr>
-          <w:rFonts w:ascii="Calibri" w:hAnsi="Calibri"/>
-          <w:color w:val="1A202C"/>
-          <w:sz w:val="19"/>
-        </w:rPr>
-        <w:t>Equipa a supervisores de primera línea y jefes de taller con habilidades de comunicación asertiva, retroalimentación constructiva, resolución de conflictos de cuadrilla y micro-charlas operativas de Factor Humano vinculadas a KPIs (OEE/SSO).</w:t>
-        <w:br/>
-        <w:t>Actividad Formativa Evaluable: Plan de Coaching para Supervisores y Catálogo de 5 Micro-Charlas de Factor Humano para el Inicio de Turno.</w:t>
-      </w:r>
-    </w:p>
-    <w:p>
-      <w:pPr>
-        <w:spacing w:before="60" w:after="80" w:line="276" w:lineRule="auto"/>
-        <w:ind w:left="288"/>
-      </w:pPr>
-      <w:r>
-        <w:rPr>
-          <w:rFonts w:ascii="Calibri" w:hAnsi="Calibri"/>
-          <w:b/>
-          <w:color w:val="003366"/>
-          <w:sz w:val="19"/>
-        </w:rPr>
-        <w:t>• Módulo 6: Sistematización de Demandas Industriales, Acuerdos de Vinculación y Clausura (Jornada Presencial Especial 2 — Campus Kinal • 4h):</w:t>
-        <w:br/>
-      </w:r>
-      <w:r>
-        <w:rPr>
-          <w:rFonts w:ascii="Calibri" w:hAnsi="Calibri"/>
-          <w:color w:val="1A202C"/>
-          <w:sz w:val="19"/>
-        </w:rPr>
-        <w:t>Participa en la sistematización plenaria de demandas formativas de la industria, formaliza acuerdos de cooperación institucional y recibe el diploma de participación y reconocimiento corporativo de Kinal.</w:t>
-        <w:br/>
-        <w:t>Actividad Formativa Evaluable: Sustentación Plenaria del Plan de Acción Empresarial y Firma de Acuerdos de Vinculación.</w:t>
+        <w:t>Actividad Formativa Evaluable: Sustentación Plenaria de la Ficha Diagnóstica Empresarial y Firma de Acuerdos de Vinculación (25 Pts).</w:t>
       </w:r>
     </w:p>
     <w:p>
@@ -292,7 +240,7 @@
           <w:color w:val="003366"/>
           <w:sz w:val="28"/>
         </w:rPr>
-        <w:t>2. Temario Analítico Detallado por Módulos (Un Módulo por Sesión)</w:t>
+        <w:t>2. Temario Analítico Detallado por Módulos (Un Módulo por Sesión de 2 Horas)</w:t>
       </w:r>
     </w:p>
     <w:p>
@@ -307,9 +255,9 @@
           <w:color w:val="003366"/>
           <w:sz w:val="23"/>
         </w:rPr>
-        <w:t>MÓDULO 1: NECESIDADES ACTUALES DE LA INDUSTRIA Y DIAGNÓSTICO DEL TALENTO OPERATIVO</w:t>
+        <w:t>MÓDULO 1: APERTURA INSTITUCIONAL, LIDERAZGO Y FACTOR HUMANO EN CUADRILLAS DE TRABAJO</w:t>
         <w:br/>
-        <w:t>(Jornada Presencial Especial 1 — 4 Horas en Campus Kinal)</w:t>
+        <w:t>(Sesión Presencial 1 — 2 Horas en Campus Kinal)</w:t>
       </w:r>
     </w:p>
     <w:p>
@@ -324,7 +272,7 @@
           <w:color w:val="4A5568"/>
           <w:sz w:val="20"/>
         </w:rPr>
-        <w:t>1.1 Apertura Institucional y Presentación de la Iniciativa</w:t>
+        <w:t>1.1 Apertura Institucional y Presentación de la Iniciativa de Vinculación</w:t>
       </w:r>
     </w:p>
     <w:p>
@@ -345,7 +293,7 @@
           <w:color w:val="1A202C"/>
           <w:sz w:val="19"/>
         </w:rPr>
-        <w:t>Bienvenida protocolaria por autoridades de Fundación Kinal y presentación del propósito del programa de vinculación empresarial.</w:t>
+        <w:t>Bienvenida protocolaria por autoridades de Fundación Kinal y presentación del propósito del programa.</w:t>
       </w:r>
     </w:p>
     <w:p>
@@ -366,7 +314,7 @@
           <w:color w:val="1A202C"/>
           <w:sz w:val="19"/>
         </w:rPr>
-        <w:t>La misión formativa de Kinal: 65 años promoviendo la educación integral, el trabajo técnico de excelencia y la dignidad de la persona.</w:t>
+        <w:t>La misión formativa de Kinal: educación integral técnica, excelencia profesional y servicio a la sociedad.</w:t>
       </w:r>
     </w:p>
     <w:p>
@@ -387,7 +335,7 @@
           <w:color w:val="1A202C"/>
           <w:sz w:val="19"/>
         </w:rPr>
-        <w:t>Dinámica de networking directivo: presentación de los representantes empresariales y sectores productivos participantes.</w:t>
+        <w:t>Dinámica de networking directivo entre representantes de empresas y sectores productivos.</w:t>
       </w:r>
     </w:p>
     <w:p>
@@ -402,7 +350,7 @@
           <w:color w:val="4A5568"/>
           <w:sz w:val="20"/>
         </w:rPr>
-        <w:t>1.2 Recorrido Guiado por Complejos de Formación Técnica y Laboratorios</w:t>
+        <w:t>1.2 La Filosofía del Factor Humano de Fundación Kinal en la Operación</w:t>
       </w:r>
     </w:p>
     <w:p>
@@ -423,391 +371,7 @@
           <w:color w:val="1A202C"/>
           <w:sz w:val="19"/>
         </w:rPr>
-        <w:t>Visita a los laboratorios de automatización industrial, PLCs, robótica, mecatrónica CNC, electrónica aplicada y redes.</w:t>
-      </w:r>
-    </w:p>
-    <w:p>
-      <w:pPr>
-        <w:spacing w:before="20" w:after="40" w:line="276" w:lineRule="auto"/>
-        <w:ind w:left="360"/>
-      </w:pPr>
-      <w:r>
-        <w:rPr>
-          <w:b/>
-          <w:color w:val="003366"/>
-        </w:rPr>
-        <w:t xml:space="preserve">• </w:t>
-      </w:r>
-      <w:r>
-        <w:rPr>
-          <w:rFonts w:ascii="Calibri" w:hAnsi="Calibri"/>
-          <w:color w:val="1A202C"/>
-          <w:sz w:val="19"/>
-        </w:rPr>
-        <w:t>Observación directa de talleres técnicos en operación: disciplina operativa, orden 5S, seguridad y metodologías formativas prácticas.</w:t>
-      </w:r>
-    </w:p>
-    <w:p>
-      <w:pPr>
-        <w:spacing w:before="20" w:after="40" w:line="276" w:lineRule="auto"/>
-        <w:ind w:left="360"/>
-      </w:pPr>
-      <w:r>
-        <w:rPr>
-          <w:b/>
-          <w:color w:val="003366"/>
-        </w:rPr>
-        <w:t xml:space="preserve">• </w:t>
-      </w:r>
-      <w:r>
-        <w:rPr>
-          <w:rFonts w:ascii="Calibri" w:hAnsi="Calibri"/>
-          <w:color w:val="1A202C"/>
-          <w:sz w:val="19"/>
-        </w:rPr>
-        <w:t>Demostraciones operativas de calibración, diagnóstico analítico y comisionamiento técnico.</w:t>
-      </w:r>
-    </w:p>
-    <w:p>
-      <w:pPr>
-        <w:keepNext/>
-        <w:spacing w:before="160" w:after="40"/>
-      </w:pPr>
-      <w:r>
-        <w:rPr>
-          <w:rFonts w:ascii="Calibri" w:hAnsi="Calibri"/>
-          <w:b/>
-          <w:color w:val="4A5568"/>
-          <w:sz w:val="20"/>
-        </w:rPr>
-        <w:t>1.3 Mesa de Diálogo 1: Necesidades Actuales de la Industria y Expectativas Empresariales</w:t>
-      </w:r>
-    </w:p>
-    <w:p>
-      <w:pPr>
-        <w:spacing w:before="20" w:after="40" w:line="276" w:lineRule="auto"/>
-        <w:ind w:left="360"/>
-      </w:pPr>
-      <w:r>
-        <w:rPr>
-          <w:b/>
-          <w:color w:val="003366"/>
-        </w:rPr>
-        <w:t xml:space="preserve">• </w:t>
-      </w:r>
-      <w:r>
-        <w:rPr>
-          <w:rFonts w:ascii="Calibri" w:hAnsi="Calibri"/>
-          <w:color w:val="1A202C"/>
-          <w:sz w:val="19"/>
-        </w:rPr>
-        <w:t>Espacio abierto de diálogo entre gerentes y directores de Kinal: principales desafíos en la gestión de personal técnico y operativo.</w:t>
-      </w:r>
-    </w:p>
-    <w:p>
-      <w:pPr>
-        <w:spacing w:before="20" w:after="40" w:line="276" w:lineRule="auto"/>
-        <w:ind w:left="360"/>
-      </w:pPr>
-      <w:r>
-        <w:rPr>
-          <w:b/>
-          <w:color w:val="003366"/>
-        </w:rPr>
-        <w:t xml:space="preserve">• </w:t>
-      </w:r>
-      <w:r>
-        <w:rPr>
-          <w:rFonts w:ascii="Calibri" w:hAnsi="Calibri"/>
-          <w:color w:val="1A202C"/>
-          <w:sz w:val="19"/>
-        </w:rPr>
-        <w:t>Identificación de brechas de cualificación: destrezas operativas, habilidades analíticas y competencias humanas más difíciles de encontrar en el mercado.</w:t>
-      </w:r>
-    </w:p>
-    <w:p>
-      <w:pPr>
-        <w:spacing w:before="20" w:after="40" w:line="276" w:lineRule="auto"/>
-        <w:ind w:left="360"/>
-      </w:pPr>
-      <w:r>
-        <w:rPr>
-          <w:b/>
-          <w:color w:val="003366"/>
-        </w:rPr>
-        <w:t xml:space="preserve">• </w:t>
-      </w:r>
-      <w:r>
-        <w:rPr>
-          <w:rFonts w:ascii="Calibri" w:hAnsi="Calibri"/>
-          <w:color w:val="1A202C"/>
-          <w:sz w:val="19"/>
-        </w:rPr>
-        <w:t>Levantamiento preliminar de la Matriz Diagnóstica de Necesidades Industriales y Brechas Técnicas.</w:t>
-      </w:r>
-    </w:p>
-    <w:p>
-      <w:pPr>
-        <w:spacing w:before="80" w:after="120" w:line="276" w:lineRule="auto"/>
-        <w:ind w:left="360"/>
-      </w:pPr>
-      <w:r>
-        <w:rPr>
-          <w:b/>
-          <w:color w:val="003366"/>
-        </w:rPr>
-        <w:t xml:space="preserve">Actividad Formativa Evaluable del Módulo 1: </w:t>
-      </w:r>
-      <w:r>
-        <w:rPr>
-          <w:i/>
-        </w:rPr>
-        <w:t>Matriz Diagnóstica de Necesidades Industriales y Brechas Técnicas de Planta (identificación de puestos críticos, tecnologías emergentes y brechas de formación en piso operativo).</w:t>
-      </w:r>
-    </w:p>
-    <w:p>
-      <w:pPr>
-        <w:keepNext/>
-        <w:spacing w:before="220" w:after="80"/>
-      </w:pPr>
-      <w:r>
-        <w:rPr>
-          <w:rFonts w:ascii="Calibri" w:hAnsi="Calibri"/>
-          <w:b/>
-          <w:color w:val="003366"/>
-          <w:sz w:val="23"/>
-        </w:rPr>
-        <w:t>MÓDULO 2: MANEJO Y DESARROLLO DE PERSONAL TÉCNICO EN PLANTA</w:t>
-        <w:br/>
-        <w:t>(Sesión Virtual 1 — 2 Horas en Microsoft Teams)</w:t>
-      </w:r>
-    </w:p>
-    <w:p>
-      <w:pPr>
-        <w:keepNext/>
-        <w:spacing w:before="160" w:after="40"/>
-      </w:pPr>
-      <w:r>
-        <w:rPr>
-          <w:rFonts w:ascii="Calibri" w:hAnsi="Calibri"/>
-          <w:b/>
-          <w:color w:val="4A5568"/>
-          <w:sz w:val="20"/>
-        </w:rPr>
-        <w:t>2.1 Atracción y Reclutamiento Efectivo de Talento Operativo</w:t>
-      </w:r>
-    </w:p>
-    <w:p>
-      <w:pPr>
-        <w:spacing w:before="20" w:after="40" w:line="276" w:lineRule="auto"/>
-        <w:ind w:left="360"/>
-      </w:pPr>
-      <w:r>
-        <w:rPr>
-          <w:b/>
-          <w:color w:val="003366"/>
-        </w:rPr>
-        <w:t xml:space="preserve">• </w:t>
-      </w:r>
-      <w:r>
-        <w:rPr>
-          <w:rFonts w:ascii="Calibri" w:hAnsi="Calibri"/>
-          <w:color w:val="1A202C"/>
-          <w:sz w:val="19"/>
-        </w:rPr>
-        <w:t>Por qué fracasan los descriptores de puesto tradicionales en las áreas técnicas y operativas.</w:t>
-      </w:r>
-    </w:p>
-    <w:p>
-      <w:pPr>
-        <w:spacing w:before="20" w:after="40" w:line="276" w:lineRule="auto"/>
-        <w:ind w:left="360"/>
-      </w:pPr>
-      <w:r>
-        <w:rPr>
-          <w:b/>
-          <w:color w:val="003366"/>
-        </w:rPr>
-        <w:t xml:space="preserve">• </w:t>
-      </w:r>
-      <w:r>
-        <w:rPr>
-          <w:rFonts w:ascii="Calibri" w:hAnsi="Calibri"/>
-          <w:color w:val="1A202C"/>
-          <w:sz w:val="19"/>
-        </w:rPr>
-        <w:t>Diseño de perfiles y matrices de selección basados en competencias demostrables (saber conceptual, destreza manual e instrumental y actitud de seguridad).</w:t>
-      </w:r>
-    </w:p>
-    <w:p>
-      <w:pPr>
-        <w:spacing w:before="20" w:after="40" w:line="276" w:lineRule="auto"/>
-        <w:ind w:left="360"/>
-      </w:pPr>
-      <w:r>
-        <w:rPr>
-          <w:b/>
-          <w:color w:val="003366"/>
-        </w:rPr>
-        <w:t xml:space="preserve">• </w:t>
-      </w:r>
-      <w:r>
-        <w:rPr>
-          <w:rFonts w:ascii="Calibri" w:hAnsi="Calibri"/>
-          <w:color w:val="1A202C"/>
-          <w:sz w:val="19"/>
-        </w:rPr>
-        <w:t>Estrategias de redacción y canales efectivos para atraer personal técnico comprometido y con potencial de crecimiento.</w:t>
-      </w:r>
-    </w:p>
-    <w:p>
-      <w:pPr>
-        <w:keepNext/>
-        <w:spacing w:before="160" w:after="40"/>
-      </w:pPr>
-      <w:r>
-        <w:rPr>
-          <w:rFonts w:ascii="Calibri" w:hAnsi="Calibri"/>
-          <w:b/>
-          <w:color w:val="4A5568"/>
-          <w:sz w:val="20"/>
-        </w:rPr>
-        <w:t>2.2 Inducción Técnica Acelerada (Onboarding en 30-60-90 Días) y Reducción de Rotación</w:t>
-      </w:r>
-    </w:p>
-    <w:p>
-      <w:pPr>
-        <w:spacing w:before="20" w:after="40" w:line="276" w:lineRule="auto"/>
-        <w:ind w:left="360"/>
-      </w:pPr>
-      <w:r>
-        <w:rPr>
-          <w:b/>
-          <w:color w:val="003366"/>
-        </w:rPr>
-        <w:t xml:space="preserve">• </w:t>
-      </w:r>
-      <w:r>
-        <w:rPr>
-          <w:rFonts w:ascii="Calibri" w:hAnsi="Calibri"/>
-          <w:color w:val="1A202C"/>
-          <w:sz w:val="19"/>
-        </w:rPr>
-        <w:t>Análisis de los costos ocultos de la rotación temprana en plantas y talleres: mermas, retrabajos, desbalance de cuadrillas y desgaste de supervisión.</w:t>
-      </w:r>
-    </w:p>
-    <w:p>
-      <w:pPr>
-        <w:spacing w:before="20" w:after="40" w:line="276" w:lineRule="auto"/>
-        <w:ind w:left="360"/>
-      </w:pPr>
-      <w:r>
-        <w:rPr>
-          <w:b/>
-          <w:color w:val="003366"/>
-        </w:rPr>
-        <w:t xml:space="preserve">• </w:t>
-      </w:r>
-      <w:r>
-        <w:rPr>
-          <w:rFonts w:ascii="Calibri" w:hAnsi="Calibri"/>
-          <w:color w:val="1A202C"/>
-          <w:sz w:val="19"/>
-        </w:rPr>
-        <w:t>Estructuración de planes de inducción técnica paso a paso: inducción de seguridad, conocimiento de procesos y maquinaria crítica, y estándares de calidad.</w:t>
-      </w:r>
-    </w:p>
-    <w:p>
-      <w:pPr>
-        <w:spacing w:before="20" w:after="40" w:line="276" w:lineRule="auto"/>
-        <w:ind w:left="360"/>
-      </w:pPr>
-      <w:r>
-        <w:rPr>
-          <w:b/>
-          <w:color w:val="003366"/>
-        </w:rPr>
-        <w:t xml:space="preserve">• </w:t>
-      </w:r>
-      <w:r>
-        <w:rPr>
-          <w:rFonts w:ascii="Calibri" w:hAnsi="Calibri"/>
-          <w:color w:val="1A202C"/>
-          <w:sz w:val="19"/>
-        </w:rPr>
-        <w:t>Diseño de rutas de desarrollo y progresión técnica interna para fidelizar y retener al colaborador operativo calificado.</w:t>
-      </w:r>
-    </w:p>
-    <w:p>
-      <w:pPr>
-        <w:spacing w:before="80" w:after="120" w:line="276" w:lineRule="auto"/>
-        <w:ind w:left="360"/>
-      </w:pPr>
-      <w:r>
-        <w:rPr>
-          <w:b/>
-          <w:color w:val="003366"/>
-        </w:rPr>
-        <w:t xml:space="preserve">Actividad Formativa Evaluable del Módulo 2: </w:t>
-      </w:r>
-      <w:r>
-        <w:rPr>
-          <w:i/>
-        </w:rPr>
-        <w:t>Descriptor de Puesto Técnico por Competencias Demostrables y Plan de Onboarding Operativo en 30-60-90 Días para un puesto clave de su empresa.</w:t>
-      </w:r>
-    </w:p>
-    <w:p>
-      <w:pPr>
-        <w:keepNext/>
-        <w:spacing w:before="220" w:after="80"/>
-      </w:pPr>
-      <w:r>
-        <w:rPr>
-          <w:rFonts w:ascii="Calibri" w:hAnsi="Calibri"/>
-          <w:b/>
-          <w:color w:val="003366"/>
-          <w:sz w:val="23"/>
-        </w:rPr>
-        <w:t>MÓDULO 3: LIDERAZGO Y FACTOR HUMANO EN CUADRILLAS DE TRABAJO</w:t>
-        <w:br/>
-        <w:t>(Sesión Virtual 2 — 2 Horas en Microsoft Teams)</w:t>
-      </w:r>
-    </w:p>
-    <w:p>
-      <w:pPr>
-        <w:keepNext/>
-        <w:spacing w:before="160" w:after="40"/>
-      </w:pPr>
-      <w:r>
-        <w:rPr>
-          <w:rFonts w:ascii="Calibri" w:hAnsi="Calibri"/>
-          <w:b/>
-          <w:color w:val="4A5568"/>
-          <w:sz w:val="20"/>
-        </w:rPr>
-        <w:t>3.1 La Filosofía del Factor Humano de Fundación Kinal</w:t>
-      </w:r>
-    </w:p>
-    <w:p>
-      <w:pPr>
-        <w:spacing w:before="20" w:after="40" w:line="276" w:lineRule="auto"/>
-        <w:ind w:left="360"/>
-      </w:pPr>
-      <w:r>
-        <w:rPr>
-          <w:b/>
-          <w:color w:val="003366"/>
-        </w:rPr>
-        <w:t xml:space="preserve">• </w:t>
-      </w:r>
-      <w:r>
-        <w:rPr>
-          <w:rFonts w:ascii="Calibri" w:hAnsi="Calibri"/>
-          <w:color w:val="1A202C"/>
-          <w:sz w:val="19"/>
-        </w:rPr>
-        <w:t>La persona en el centro de los procesos productivos: el trabajo como medio de realización personal, familiar y de servicio a la sociedad.</w:t>
+        <w:t>La persona en el centro del trabajo productivo: el trabajo como medio de realización y servicio.</w:t>
       </w:r>
     </w:p>
     <w:p>
@@ -864,7 +428,7 @@
           <w:color w:val="4A5568"/>
           <w:sz w:val="20"/>
         </w:rPr>
-        <w:t>3.2 Erradicación del Maltrato en Cuadrillas y Desarrollo de Seguridad Psicológica</w:t>
+        <w:t>1.3 Liderazgo Humanista y Seguridad Psicológica en Planta</w:t>
       </w:r>
     </w:p>
     <w:p>
@@ -885,7 +449,7 @@
           <w:color w:val="1A202C"/>
           <w:sz w:val="19"/>
         </w:rPr>
-        <w:t>Superación definitiva de la cultura del capataz: erradicación tajante del maltrato verbal, los gritos, el sarcasmo y el autoritarismo en planta.</w:t>
+        <w:t>Superación definitiva de la cultura del capataz: erradicación tajante del maltrato verbal, gritos y autoritarismo en planta y talleres.</w:t>
       </w:r>
     </w:p>
     <w:p>
@@ -906,7 +470,7 @@
           <w:color w:val="1A202C"/>
           <w:sz w:val="19"/>
         </w:rPr>
-        <w:t>Inteligencia emocional y contención bajo la presión de paradas de línea o emergencias operativas.</w:t>
+        <w:t>Seguridad psicológica en el trabajo: cómo generar confianza para que los operarios reporten averías, fallas incipientes y cuasi-accidentes de inmediato sin temor a represalias destructivas.</w:t>
       </w:r>
     </w:p>
     <w:p>
@@ -927,7 +491,58 @@
           <w:color w:val="1A202C"/>
           <w:sz w:val="19"/>
         </w:rPr>
-        <w:t>Seguridad psicológica en el trabajo: cómo lograr que los operarios reporten averías, fallas incipientes y cuasi-accidentes de inmediato sin temor a represalias.</w:t>
+        <w:t>Establecimiento de códigos de convivencia respetuosa y canales éticos de escucha en áreas técnicas.</w:t>
+      </w:r>
+    </w:p>
+    <w:p>
+      <w:pPr>
+        <w:spacing w:before="80" w:after="120" w:line="276" w:lineRule="auto"/>
+        <w:ind w:left="360"/>
+      </w:pPr>
+      <w:r>
+        <w:rPr>
+          <w:b/>
+          <w:color w:val="003366"/>
+        </w:rPr>
+        <w:t xml:space="preserve">Actividad Formativa Evaluable del Módulo 1 (25 Puntos): </w:t>
+      </w:r>
+      <w:r>
+        <w:rPr>
+          <w:i/>
+        </w:rPr>
+        <w:t>Código de Convivencia Operativa y Protocolo de Seguridad Psicológica y Cero Tolerancia al Maltrato en Planta.</w:t>
+      </w:r>
+    </w:p>
+    <w:p>
+      <w:pPr>
+        <w:keepNext/>
+        <w:spacing w:before="220" w:after="80"/>
+      </w:pPr>
+      <w:r>
+        <w:rPr>
+          <w:rFonts w:ascii="Calibri" w:hAnsi="Calibri"/>
+          <w:b/>
+          <w:color w:val="003366"/>
+          <w:sz w:val="23"/>
+        </w:rPr>
+        <w:t>MÓDULO 2: MANEJO DE PERSONAL TÉCNICO Y DESARROLLO DE MANDOS MEDIOS EN PLANTA</w:t>
+        <w:br/>
+        <w:t>(Sesión Virtual 1 — 2 Horas en Microsoft Teams)</w:t>
+      </w:r>
+    </w:p>
+    <w:p>
+      <w:pPr>
+        <w:keepNext/>
+        <w:spacing w:before="160" w:after="40"/>
+      </w:pPr>
+      <w:r>
+        <w:rPr>
+          <w:rFonts w:ascii="Calibri" w:hAnsi="Calibri"/>
+          <w:b/>
+          <w:color w:val="4A5568"/>
+          <w:sz w:val="20"/>
+        </w:rPr>
+        <w:t>2.1 Atracción y Reclutamiento Efectivo de Talento Operativo</w:t>
       </w:r>
     </w:p>
     <w:p>
@@ -948,7 +563,205 @@
           <w:color w:val="1A202C"/>
           <w:sz w:val="19"/>
         </w:rPr>
-        <w:t>Establecimiento de códigos de convivencia respetuosa y canales éticos de escucha en áreas operativas.</w:t>
+        <w:t>Por qué fracasan los descriptores de puesto tradicionales en áreas operativas y técnicas.</w:t>
+      </w:r>
+    </w:p>
+    <w:p>
+      <w:pPr>
+        <w:spacing w:before="20" w:after="40" w:line="276" w:lineRule="auto"/>
+        <w:ind w:left="360"/>
+      </w:pPr>
+      <w:r>
+        <w:rPr>
+          <w:b/>
+          <w:color w:val="003366"/>
+        </w:rPr>
+        <w:t xml:space="preserve">• </w:t>
+      </w:r>
+      <w:r>
+        <w:rPr>
+          <w:rFonts w:ascii="Calibri" w:hAnsi="Calibri"/>
+          <w:color w:val="1A202C"/>
+          <w:sz w:val="19"/>
+        </w:rPr>
+        <w:t>Diseño de descriptores basados en competencias demostrables (saber conceptual, destreza manual e instrumental y actitud de seguridad).</w:t>
+      </w:r>
+    </w:p>
+    <w:p>
+      <w:pPr>
+        <w:spacing w:before="20" w:after="40" w:line="276" w:lineRule="auto"/>
+        <w:ind w:left="360"/>
+      </w:pPr>
+      <w:r>
+        <w:rPr>
+          <w:b/>
+          <w:color w:val="003366"/>
+        </w:rPr>
+        <w:t xml:space="preserve">• </w:t>
+      </w:r>
+      <w:r>
+        <w:rPr>
+          <w:rFonts w:ascii="Calibri" w:hAnsi="Calibri"/>
+          <w:color w:val="1A202C"/>
+          <w:sz w:val="19"/>
+        </w:rPr>
+        <w:t>Canales efectivos y estrategias de selección para atraer personal técnico con potencial de crecimiento.</w:t>
+      </w:r>
+    </w:p>
+    <w:p>
+      <w:pPr>
+        <w:keepNext/>
+        <w:spacing w:before="160" w:after="40"/>
+      </w:pPr>
+      <w:r>
+        <w:rPr>
+          <w:rFonts w:ascii="Calibri" w:hAnsi="Calibri"/>
+          <w:b/>
+          <w:color w:val="4A5568"/>
+          <w:sz w:val="20"/>
+        </w:rPr>
+        <w:t>2.2 Inducción Técnica Acelerada (Onboarding en 30-60-90 Días) y Reducción de Rotación</w:t>
+      </w:r>
+    </w:p>
+    <w:p>
+      <w:pPr>
+        <w:spacing w:before="20" w:after="40" w:line="276" w:lineRule="auto"/>
+        <w:ind w:left="360"/>
+      </w:pPr>
+      <w:r>
+        <w:rPr>
+          <w:b/>
+          <w:color w:val="003366"/>
+        </w:rPr>
+        <w:t xml:space="preserve">• </w:t>
+      </w:r>
+      <w:r>
+        <w:rPr>
+          <w:rFonts w:ascii="Calibri" w:hAnsi="Calibri"/>
+          <w:color w:val="1A202C"/>
+          <w:sz w:val="19"/>
+        </w:rPr>
+        <w:t>Costos ocultos de la rotación temprana en plantas: mermas, retrabajos, desbalance de cuadrillas y desgaste de supervisión.</w:t>
+      </w:r>
+    </w:p>
+    <w:p>
+      <w:pPr>
+        <w:spacing w:before="20" w:after="40" w:line="276" w:lineRule="auto"/>
+        <w:ind w:left="360"/>
+      </w:pPr>
+      <w:r>
+        <w:rPr>
+          <w:b/>
+          <w:color w:val="003366"/>
+        </w:rPr>
+        <w:t xml:space="preserve">• </w:t>
+      </w:r>
+      <w:r>
+        <w:rPr>
+          <w:rFonts w:ascii="Calibri" w:hAnsi="Calibri"/>
+          <w:color w:val="1A202C"/>
+          <w:sz w:val="19"/>
+        </w:rPr>
+        <w:t>Estructuración de planes de inducción técnica paso a paso: conocimiento de procesos, maquinaria crítica y estándares de calidad.</w:t>
+      </w:r>
+    </w:p>
+    <w:p>
+      <w:pPr>
+        <w:spacing w:before="20" w:after="40" w:line="276" w:lineRule="auto"/>
+        <w:ind w:left="360"/>
+      </w:pPr>
+      <w:r>
+        <w:rPr>
+          <w:b/>
+          <w:color w:val="003366"/>
+        </w:rPr>
+        <w:t xml:space="preserve">• </w:t>
+      </w:r>
+      <w:r>
+        <w:rPr>
+          <w:rFonts w:ascii="Calibri" w:hAnsi="Calibri"/>
+          <w:color w:val="1A202C"/>
+          <w:sz w:val="19"/>
+        </w:rPr>
+        <w:t>Rutas de desarrollo técnico para fidelizar al colaborador operativo calificado.</w:t>
+      </w:r>
+    </w:p>
+    <w:p>
+      <w:pPr>
+        <w:keepNext/>
+        <w:spacing w:before="160" w:after="40"/>
+      </w:pPr>
+      <w:r>
+        <w:rPr>
+          <w:rFonts w:ascii="Calibri" w:hAnsi="Calibri"/>
+          <w:b/>
+          <w:color w:val="4A5568"/>
+          <w:sz w:val="20"/>
+        </w:rPr>
+        <w:t>2.3 Supervisión de Primera Línea y 'Micro-Charlas de Factor Humano'</w:t>
+      </w:r>
+    </w:p>
+    <w:p>
+      <w:pPr>
+        <w:spacing w:before="20" w:after="40" w:line="276" w:lineRule="auto"/>
+        <w:ind w:left="360"/>
+      </w:pPr>
+      <w:r>
+        <w:rPr>
+          <w:b/>
+          <w:color w:val="003366"/>
+        </w:rPr>
+        <w:t xml:space="preserve">• </w:t>
+      </w:r>
+      <w:r>
+        <w:rPr>
+          <w:rFonts w:ascii="Calibri" w:hAnsi="Calibri"/>
+          <w:color w:val="1A202C"/>
+          <w:sz w:val="19"/>
+        </w:rPr>
+        <w:t>El supervisor de taller como puente crítico: articulación entre la gerencia y la realidad cotidiana del piso de planta.</w:t>
+      </w:r>
+    </w:p>
+    <w:p>
+      <w:pPr>
+        <w:spacing w:before="20" w:after="40" w:line="276" w:lineRule="auto"/>
+        <w:ind w:left="360"/>
+      </w:pPr>
+      <w:r>
+        <w:rPr>
+          <w:b/>
+          <w:color w:val="003366"/>
+        </w:rPr>
+        <w:t xml:space="preserve">• </w:t>
+      </w:r>
+      <w:r>
+        <w:rPr>
+          <w:rFonts w:ascii="Calibri" w:hAnsi="Calibri"/>
+          <w:color w:val="1A202C"/>
+          <w:sz w:val="19"/>
+        </w:rPr>
+        <w:t>Herramientas de comunicación asertiva, retroalimentación formativa sin humillar y resolución constructiva de conflictos.</w:t>
+      </w:r>
+    </w:p>
+    <w:p>
+      <w:pPr>
+        <w:spacing w:before="20" w:after="40" w:line="276" w:lineRule="auto"/>
+        <w:ind w:left="360"/>
+      </w:pPr>
+      <w:r>
+        <w:rPr>
+          <w:b/>
+          <w:color w:val="003366"/>
+        </w:rPr>
+        <w:t xml:space="preserve">• </w:t>
+      </w:r>
+      <w:r>
+        <w:rPr>
+          <w:rFonts w:ascii="Calibri" w:hAnsi="Calibri"/>
+          <w:color w:val="1A202C"/>
+          <w:sz w:val="19"/>
+        </w:rPr>
+        <w:t>Diseño y conducción de 'Las Charlas de 10 Minutos de Factor Humano' antes de iniciar el turno vinculadas a KPIs (OEE y SSO).</w:t>
       </w:r>
     </w:p>
     <w:p>
@@ -961,13 +774,13 @@
           <w:b/>
           <w:color w:val="003366"/>
         </w:rPr>
-        <w:t xml:space="preserve">Actividad Formativa Evaluable del Módulo 3: </w:t>
+        <w:t xml:space="preserve">Actividad Formativa Evaluable del Módulo 2 (25 Puntos): </w:t>
       </w:r>
       <w:r>
         <w:rPr>
           <w:i/>
         </w:rPr>
-        <w:t>Borrador de Código de Convivencia Operativa y Protocolo de Seguridad Psicológica y Cero Tolerancia al Maltrato en Planta.</w:t>
+        <w:t>Descriptor de Puesto Técnico por Competencias Demostrables, Plan de Onboarding en 30-60-90 Días y Catálogo de 3 Micro-Charlas de Factor Humano.</w:t>
       </w:r>
     </w:p>
     <w:p>
@@ -982,9 +795,9 @@
           <w:color w:val="003366"/>
           <w:sz w:val="23"/>
         </w:rPr>
-        <w:t>MÓDULO 4: FORTALECIMIENTO Y VALIDACIÓN DE COMPETENCIAS TÉCNICAS: EL NIVEL TÉCNICO SUPERIOR (TSU) COMO RESPALDO INDUSTRIAL</w:t>
+        <w:t>MÓDULO 3: FORTALECIMIENTO Y VALIDACIÓN DE COMPETENCIAS: EL NIVEL TÉCNICO SUPERIOR (TSU) COMO RESPALDO INDUSTRIAL</w:t>
         <w:br/>
-        <w:t>(Sesión Virtual 3 — 2 Horas en Microsoft Teams)</w:t>
+        <w:t>(Sesión Virtual 2 — 2 Horas en Microsoft Teams)</w:t>
       </w:r>
     </w:p>
     <w:p>
@@ -999,7 +812,7 @@
           <w:color w:val="4A5568"/>
           <w:sz w:val="20"/>
         </w:rPr>
-        <w:t>4.1 Mapeo y Estandarización de Competencias Operativas de Planta</w:t>
+        <w:t>3.1 Mapeo y Estandarización de Competencias Operativas de Planta</w:t>
       </w:r>
     </w:p>
     <w:p>
@@ -1041,7 +854,7 @@
           <w:color w:val="1A202C"/>
           <w:sz w:val="19"/>
         </w:rPr>
-        <w:t>Desglose tridimensional de la competencia técnica: saber (conocimiento normativo, matemático y físico), saber hacer (destreza manual, calibración e instrumental) y saber ser (seguridad industrial, orden y disciplina operativa).</w:t>
+        <w:t>Desglose tridimensional de la competencia técnica: saber (conocimiento normativo y analítico), saber hacer (destreza manual, calibración e instrumental) y saber ser (seguridad y orden operativo).</w:t>
       </w:r>
     </w:p>
     <w:p>
@@ -1062,7 +875,7 @@
           <w:color w:val="1A202C"/>
           <w:sz w:val="19"/>
         </w:rPr>
-        <w:t>Diseño de instrumentos objetivos para auditar el nivel técnico real del personal operativo en piso.</w:t>
+        <w:t>Instrumentos objetivos para auditar el nivel técnico real del personal operativo en piso.</w:t>
       </w:r>
     </w:p>
     <w:p>
@@ -1077,7 +890,7 @@
           <w:color w:val="4A5568"/>
           <w:sz w:val="20"/>
         </w:rPr>
-        <w:t>4.2 El Técnico Superior Universitario (TSU) como Mecanismo de Validación y Respaldo para la Industria</w:t>
+        <w:t>3.2 El Técnico Superior Universitario (TSU) como Mecanismo de Validación y Respaldo para la Industria</w:t>
       </w:r>
     </w:p>
     <w:p>
@@ -1098,7 +911,7 @@
           <w:color w:val="1A202C"/>
           <w:sz w:val="19"/>
         </w:rPr>
-        <w:t>El Técnico Superior Universitario (TSU) como mecanismo riguroso de validación de competencias técnicas: acreditación objetiva de capacidades superiores aplicadas al proceso productivo.</w:t>
+        <w:t>El Técnico Superior Universitario (TSU) como mecanismo riguroso de validación de competencias técnicas: garantía de solvencia operativa, lectura avanzada de planos e interpretación analítica de fallas.</w:t>
       </w:r>
     </w:p>
     <w:p>
@@ -1140,7 +953,7 @@
           <w:color w:val="1A202C"/>
           <w:sz w:val="19"/>
         </w:rPr>
-        <w:t>El TSU como respaldo indispensable para la industria: articulación eficiente entre la ingeniería de diseño y la ejecución en piso, reduciendo tiempos muertos, fallas de instalación y costos de mantenimiento correctivo.</w:t>
+        <w:t>El TSU como respaldo indispensable para la industria: articulación eficiente entre la ingeniería de diseño y la ejecución en piso, reduciendo tiempos muertos y costos de mantenimiento correctivo.</w:t>
       </w:r>
     </w:p>
     <w:p>
@@ -1155,7 +968,7 @@
           <w:color w:val="4A5568"/>
           <w:sz w:val="20"/>
         </w:rPr>
-        <w:t>4.3 Evaluación Práctica en Puesto y Transferencia de Habilidades</w:t>
+        <w:t>3.3 Evaluación Práctica en Puesto y Transferencia de Habilidades</w:t>
       </w:r>
     </w:p>
     <w:p>
@@ -1176,7 +989,7 @@
           <w:color w:val="1A202C"/>
           <w:sz w:val="19"/>
         </w:rPr>
-        <w:t>Diseño de pruebas prácticas en banco de trabajo: evaluación de lectura e interpretación de planos, resolución lógica de averías y uso de instrumentos de medición.</w:t>
+        <w:t>Diseño de pruebas prácticas en banco de trabajo: evaluación de diagnóstico lógico, conexionado y medición de precisión.</w:t>
       </w:r>
     </w:p>
     <w:p>
@@ -1197,7 +1010,7 @@
           <w:color w:val="1A202C"/>
           <w:sz w:val="19"/>
         </w:rPr>
-        <w:t>Estructuración de semilleros internos y esquemas de aprendizaje continuo en la empresa.</w:t>
+        <w:t>Esquemas de semilleros y aprendizaje continuo en planta.</w:t>
       </w:r>
     </w:p>
     <w:p>
@@ -1218,7 +1031,7 @@
           <w:color w:val="1A202C"/>
           <w:sz w:val="19"/>
         </w:rPr>
-        <w:t>El rol del mentor técnico de taller (*Ausbilder*): pedagogía del trabajo y el método de los 4 pasos para la enseñanza de tareas operativas en el puesto.</w:t>
+        <w:t>El rol del mentor técnico de taller (*Ausbilder*) y la metodología de 4 pasos para la enseñanza de tareas en puesto.</w:t>
       </w:r>
     </w:p>
     <w:p>
@@ -1231,13 +1044,13 @@
           <w:b/>
           <w:color w:val="003366"/>
         </w:rPr>
-        <w:t xml:space="preserve">Actividad Formativa Evaluable del Módulo 4: </w:t>
+        <w:t xml:space="preserve">Actividad Formativa Evaluable del Módulo 3 (25 Puntos): </w:t>
       </w:r>
       <w:r>
         <w:rPr>
           <w:i/>
         </w:rPr>
-        <w:t>Guía de Evaluación Práctica y Matriz de Validación Técnica de Planta bajo el Estándar de Competencias del Técnico Superior (TSU).</w:t>
+        <w:t>Guía de Evaluación Práctica en Puesto y Matriz de Validación Técnica de Planta bajo el Estándar de Competencias del Técnico Superior (TSU).</w:t>
       </w:r>
     </w:p>
     <w:p>
@@ -1252,9 +1065,9 @@
           <w:color w:val="003366"/>
           <w:sz w:val="23"/>
         </w:rPr>
-        <w:t>MÓDULO 5: DESARROLLO DE MANDOS MEDIOS Y SUPERVISIÓN DE PRIMERA LÍNEA</w:t>
+        <w:t>MÓDULO 4: SISTEMATIZACIÓN DE DEMANDAS INDUSTRIALES, ACUERDOS DE VINCULACIÓN Y CLAUSURA</w:t>
         <w:br/>
-        <w:t>(Sesión Virtual 4 — 2 Horas en Microsoft Teams)</w:t>
+        <w:t>(Sesión Presencial 2 — 2 Horas en Campus Kinal)</w:t>
       </w:r>
     </w:p>
     <w:p>
@@ -1269,7 +1082,7 @@
           <w:color w:val="4A5568"/>
           <w:sz w:val="20"/>
         </w:rPr>
-        <w:t>5.1 El Rol Estratégico del Supervisor y Mando Medio en la Industria</w:t>
+        <w:t>4.1 Mesa Redonda Plenaria: Sistematización de las Necesidades Actuales de la Industria</w:t>
       </w:r>
     </w:p>
     <w:p>
@@ -1290,199 +1103,7 @@
           <w:color w:val="1A202C"/>
           <w:sz w:val="19"/>
         </w:rPr>
-        <w:t>El supervisor de primera línea como puente clave: articulación entre los objetivos estratégicos de la gerencia y la realidad cotidiana del piso de planta.</w:t>
-      </w:r>
-    </w:p>
-    <w:p>
-      <w:pPr>
-        <w:spacing w:before="20" w:after="40" w:line="276" w:lineRule="auto"/>
-        <w:ind w:left="360"/>
-      </w:pPr>
-      <w:r>
-        <w:rPr>
-          <w:b/>
-          <w:color w:val="003366"/>
-        </w:rPr>
-        <w:t xml:space="preserve">• </w:t>
-      </w:r>
-      <w:r>
-        <w:rPr>
-          <w:rFonts w:ascii="Calibri" w:hAnsi="Calibri"/>
-          <w:color w:val="1A202C"/>
-          <w:sz w:val="19"/>
-        </w:rPr>
-        <w:t>Herramientas de comunicación asertiva, retroalimentación formativa sin humillar y manejo constructivo de conflictos en cuadrillas.</w:t>
-      </w:r>
-    </w:p>
-    <w:p>
-      <w:pPr>
-        <w:spacing w:before="20" w:after="40" w:line="276" w:lineRule="auto"/>
-        <w:ind w:left="360"/>
-      </w:pPr>
-      <w:r>
-        <w:rPr>
-          <w:b/>
-          <w:color w:val="003366"/>
-        </w:rPr>
-        <w:t xml:space="preserve">• </w:t>
-      </w:r>
-      <w:r>
-        <w:rPr>
-          <w:rFonts w:ascii="Calibri" w:hAnsi="Calibri"/>
-          <w:color w:val="1A202C"/>
-          <w:sz w:val="19"/>
-        </w:rPr>
-        <w:t>Diseño y ejecución de 'Las Charlas de 10 Minutos de Factor Humano': reflexiones breves sobre valores del trabajo, seguridad y cuidado de maquinaria antes del inicio de turno.</w:t>
-      </w:r>
-    </w:p>
-    <w:p>
-      <w:pPr>
-        <w:keepNext/>
-        <w:spacing w:before="160" w:after="40"/>
-      </w:pPr>
-      <w:r>
-        <w:rPr>
-          <w:rFonts w:ascii="Calibri" w:hAnsi="Calibri"/>
-          <w:b/>
-          <w:color w:val="4A5568"/>
-          <w:sz w:val="20"/>
-        </w:rPr>
-        <w:t>5.2 Medición de Impacto del Factor Humano en Indicadores Operativos</w:t>
-      </w:r>
-    </w:p>
-    <w:p>
-      <w:pPr>
-        <w:spacing w:before="20" w:after="40" w:line="276" w:lineRule="auto"/>
-        <w:ind w:left="360"/>
-      </w:pPr>
-      <w:r>
-        <w:rPr>
-          <w:b/>
-          <w:color w:val="003366"/>
-        </w:rPr>
-        <w:t xml:space="preserve">• </w:t>
-      </w:r>
-      <w:r>
-        <w:rPr>
-          <w:rFonts w:ascii="Calibri" w:hAnsi="Calibri"/>
-          <w:color w:val="1A202C"/>
-          <w:sz w:val="19"/>
-        </w:rPr>
-        <w:t>Correlación demostrable entre liderazgo respetuoso y KPIs de negocio: reducción del índice de accidentabilidad (SSO), mermas y retrabajos.</w:t>
-      </w:r>
-    </w:p>
-    <w:p>
-      <w:pPr>
-        <w:spacing w:before="20" w:after="40" w:line="276" w:lineRule="auto"/>
-        <w:ind w:left="360"/>
-      </w:pPr>
-      <w:r>
-        <w:rPr>
-          <w:b/>
-          <w:color w:val="003366"/>
-        </w:rPr>
-        <w:t xml:space="preserve">• </w:t>
-      </w:r>
-      <w:r>
-        <w:rPr>
-          <w:rFonts w:ascii="Calibri" w:hAnsi="Calibri"/>
-          <w:color w:val="1A202C"/>
-          <w:sz w:val="19"/>
-        </w:rPr>
-        <w:t>Monitoreo de la eficiencia global de equipos (OEE) mediante el compromiso y la disciplina operativa de la cuadrilla.</w:t>
-      </w:r>
-    </w:p>
-    <w:p>
-      <w:pPr>
-        <w:spacing w:before="20" w:after="40" w:line="276" w:lineRule="auto"/>
-        <w:ind w:left="360"/>
-      </w:pPr>
-      <w:r>
-        <w:rPr>
-          <w:b/>
-          <w:color w:val="003366"/>
-        </w:rPr>
-        <w:t xml:space="preserve">• </w:t>
-      </w:r>
-      <w:r>
-        <w:rPr>
-          <w:rFonts w:ascii="Calibri" w:hAnsi="Calibri"/>
-          <w:color w:val="1A202C"/>
-          <w:sz w:val="19"/>
-        </w:rPr>
-        <w:t>Consolidación de la Matriz Diagnóstica de Necesidades Industriales para la jornada presencial de clausura.</w:t>
-      </w:r>
-    </w:p>
-    <w:p>
-      <w:pPr>
-        <w:spacing w:before="80" w:after="120" w:line="276" w:lineRule="auto"/>
-        <w:ind w:left="360"/>
-      </w:pPr>
-      <w:r>
-        <w:rPr>
-          <w:b/>
-          <w:color w:val="003366"/>
-        </w:rPr>
-        <w:t xml:space="preserve">Actividad Formativa Evaluable del Módulo 5: </w:t>
-      </w:r>
-      <w:r>
-        <w:rPr>
-          <w:i/>
-        </w:rPr>
-        <w:t>Plan de Coaching para Mandos Medios y Catálogo de 5 Micro-Charlas de Factor Humano para el Inicio de Turno (vinculadas a KPIs OEE/SSO).</w:t>
-      </w:r>
-    </w:p>
-    <w:p>
-      <w:pPr>
-        <w:keepNext/>
-        <w:spacing w:before="220" w:after="80"/>
-      </w:pPr>
-      <w:r>
-        <w:rPr>
-          <w:rFonts w:ascii="Calibri" w:hAnsi="Calibri"/>
-          <w:b/>
-          <w:color w:val="003366"/>
-          <w:sz w:val="23"/>
-        </w:rPr>
-        <w:t>MÓDULO 6: SISTEMATIZACIÓN DE DEMANDAS INDUSTRIALES, ACUERDOS DE VINCULACIÓN Y CLAUSURA</w:t>
-        <w:br/>
-        <w:t>(Jornada Presencial Especial 2 — 4 Horas en Campus Kinal)</w:t>
-      </w:r>
-    </w:p>
-    <w:p>
-      <w:pPr>
-        <w:keepNext/>
-        <w:spacing w:before="160" w:after="40"/>
-      </w:pPr>
-      <w:r>
-        <w:rPr>
-          <w:rFonts w:ascii="Calibri" w:hAnsi="Calibri"/>
-          <w:b/>
-          <w:color w:val="4A5568"/>
-          <w:sz w:val="20"/>
-        </w:rPr>
-        <w:t>6.1 Mesa Redonda Plenaria: Sistematización de las Necesidades Actuales de la Industria</w:t>
-      </w:r>
-    </w:p>
-    <w:p>
-      <w:pPr>
-        <w:spacing w:before="20" w:after="40" w:line="276" w:lineRule="auto"/>
-        <w:ind w:left="360"/>
-      </w:pPr>
-      <w:r>
-        <w:rPr>
-          <w:b/>
-          <w:color w:val="003366"/>
-        </w:rPr>
-        <w:t xml:space="preserve">• </w:t>
-      </w:r>
-      <w:r>
-        <w:rPr>
-          <w:rFonts w:ascii="Calibri" w:hAnsi="Calibri"/>
-          <w:color w:val="1A202C"/>
-          <w:sz w:val="19"/>
-        </w:rPr>
-        <w:t>Consolidación de las matrices diagnósticas: qué competencias técnicas y humanas demanda prioritariamente el sector productivo guatemalteco.</w:t>
+        <w:t>Consolidación de las matrices y fichas diagnósticas: qué competencias técnicas y humanas demanda prioritariamente el sector productivo guatemalteco.</w:t>
       </w:r>
     </w:p>
     <w:p>
@@ -1539,7 +1160,7 @@
           <w:color w:val="4A5568"/>
           <w:sz w:val="20"/>
         </w:rPr>
-        <w:t>6.2 Acuerdos de Vinculación y Rutas de Cooperación Kinal-Empresas</w:t>
+        <w:t>4.2 Acuerdos de Vinculación y Rutas de Cooperación Kinal-Empresas</w:t>
       </w:r>
     </w:p>
     <w:p>
@@ -1617,7 +1238,7 @@
           <w:color w:val="4A5568"/>
           <w:sz w:val="20"/>
         </w:rPr>
-        <w:t>6.3 Acto Solemne de Clausura y Entrega de Distinciones Institucionales</w:t>
+        <w:t>4.3 Acto Solemne de Clausura y Entrega de Distinciones Institucionales</w:t>
       </w:r>
     </w:p>
     <w:p>
@@ -1693,13 +1314,13 @@
           <w:b/>
           <w:color w:val="003366"/>
         </w:rPr>
-        <w:t xml:space="preserve">Actividad Formativa Evaluable del Módulo 6: </w:t>
+        <w:t xml:space="preserve">Actividad Formativa Evaluable del Módulo 4 (25 Puntos): </w:t>
       </w:r>
       <w:r>
         <w:rPr>
           <w:i/>
         </w:rPr>
-        <w:t>Sustentación Plenaria del Plan de Acción Empresarial y Firma de Acuerdos de Vinculación, culminando con la entrega de diplomas y distinciones.</w:t>
+        <w:t>Sustentación Plenaria de la Ficha Diagnóstica Empresarial y Firma de Acuerdos de Vinculación, culminando con la entrega de diplomas y reconocimientos.</w:t>
       </w:r>
     </w:p>
     <w:p>
@@ -1857,7 +1478,7 @@
         <w:color w:val="4A5568"/>
         <w:sz w:val="17"/>
       </w:rPr>
-      <w:t>Fundación Kinal | Programa Ejecutivo de Vinculación y Liderazgo — Temario Oficial</w:t>
+      <w:t>Fundación Kinal | Programa Ejecutivo de Vinculación y Liderazgo — Temario Oficial (8 Horas)</w:t>
     </w:r>
   </w:p>
 </w:ftr>
